--- a/todo10_8/heading_corpus_95_word/05_bien_ban_hop/079_ICP_TAG_Minutes_Apr_2024.docx
+++ b/todo10_8/heading_corpus_95_word/05_bien_ban_hop/079_ICP_TAG_Minutes_Apr_2024.docx
@@ -3,675 +3,4873 @@
 <w:document xmlns:wpc="http://schemas.microsoft.com/office/word/2010/wordprocessingCanvas" xmlns:mo="http://schemas.microsoft.com/office/mac/office/2008/main" xmlns:mc="http://schemas.openxmlformats.org/markup-compatibility/2006" xmlns:mv="urn:schemas-microsoft-com:mac:vml" xmlns:o="urn:schemas-microsoft-com:office:office" xmlns:r="http://schemas.openxmlformats.org/officeDocument/2006/relationships" xmlns:m="http://schemas.openxmlformats.org/officeDocument/2006/math" xmlns:v="urn:schemas-microsoft-com:vml" xmlns:wp14="http://schemas.microsoft.com/office/word/2010/wordprocessingDrawing" xmlns:wp="http://schemas.openxmlformats.org/drawingml/2006/wordprocessingDrawing" xmlns:w10="urn:schemas-microsoft-com:office:word" xmlns:w="http://schemas.openxmlformats.org/wordprocessingml/2006/main" xmlns:w14="http://schemas.microsoft.com/office/word/2010/wordml" xmlns:wpg="http://schemas.microsoft.com/office/word/2010/wordprocessingGroup" xmlns:wpi="http://schemas.microsoft.com/office/word/2010/wordprocessingInk" xmlns:wne="http://schemas.microsoft.com/office/word/2006/wordml" xmlns:wps="http://schemas.microsoft.com/office/word/2010/wordprocessingShape" mc:Ignorable="w14 wp14">
   <w:body>
     <w:p>
-      <w:r>
-        <w:rPr>
-          <w:rFonts w:ascii="Arial" w:hAnsi="Arial"/>
-          <w:b/>
-          <w:sz w:val="24"/>
-        </w:rPr>
-        <w:t>079_ICP_TAG_Minutes_Apr_2024.pdf</w:t>
-      </w:r>
-    </w:p>
-    <w:p>
-      <w:r>
-        <w:rPr>
-          <w:rFonts w:ascii="Arial" w:hAnsi="Arial"/>
-          <w:i/>
-          <w:sz w:val="16"/>
-        </w:rPr>
-        <w:t>Converted to DOCX from PDF text-layout extraction. Source path: 05_bien_ban_hop/079_ICP_TAG_Minutes_Apr_2024.pdf</w:t>
-      </w:r>
-    </w:p>
-    <w:p/>
-    <w:p>
       <w:pPr>
-        <w:spacing w:after="0" w:line="240" w:lineRule="auto"/>
+        <w:autoSpaceDN w:val="0"/>
+        <w:autoSpaceDE w:val="0"/>
+        <w:widowControl/>
+        <w:spacing w:line="220" w:lineRule="exact" w:before="0" w:after="500"/>
+        <w:ind w:left="0" w:right="0"/>
       </w:pPr>
-      <w:r>
-        <w:rPr>
-          <w:rFonts w:ascii="Courier New" w:hAnsi="Courier New" w:eastAsia="Courier New"/>
-          <w:sz w:val="15"/>
-        </w:rPr>
-        <w:t xml:space="preserve">                      MINUTES OF THE INTERNATIONAL COMPARISON PROGRAM</w:t>
-        <w:br/>
-        <w:br/>
-        <w:t xml:space="preserve">                                      TECHNICAL ADVISORY GROUP</w:t>
-        <w:br/>
-        <w:br/>
-        <w:t xml:space="preserve">                                              APRIL 30, 2024</w:t>
-        <w:br/>
-        <w:br/>
-        <w:t xml:space="preserve">                                              Online meeting</w:t>
-        <w:br/>
-        <w:br/>
-        <w:t>Welcome and meeting objectives</w:t>
-        <w:br/>
-        <w:br/>
-        <w:t>The Technical Advisory Group (TAG) of the International Comparison Program (ICP) held an online meeting</w:t>
-        <w:br/>
-        <w:t>on April 30, 2024.</w:t>
-        <w:br/>
-        <w:br/>
-        <w:t>The main objectives of the meeting were to update the Group on the progress of the current ICP 2021</w:t>
-        <w:br/>
-        <w:t>cycle, discuss the final results of the 2021 cycle, and the plans for the release of the results, as per the</w:t>
-        <w:br/>
-        <w:t>meeting agenda provided in Annex 1. In attendance were the TAG Chair, members and observers,</w:t>
-        <w:br/>
-        <w:t>representatives from the Regional Implementing Agencies (RIAs), and staff from the World Bank ICP</w:t>
-        <w:br/>
-        <w:t>Global Office, which serves as TAG secretariat, and other World Bank staff, as listed in Annex 2. The public</w:t>
-        <w:br/>
-        <w:t>meeting documents and presentations are available on the ICP website.</w:t>
-        <w:br/>
-        <w:br/>
-        <w:t>Paul Schreyer, TAG Chair, welcomed all participants and provided an overview of the agenda, including</w:t>
-        <w:br/>
-        <w:t>the main ICP 2021 benchmark results and estimates for more recent years, revised ICP 2017 results, 2017-</w:t>
-        <w:br/>
-        <w:t>2021 time series, and non-benchmark country estimates. The Chair also highlighted the confidentiality of</w:t>
-        <w:br/>
-        <w:t>all shared and presented results.</w:t>
-        <w:br/>
-        <w:br/>
-        <w:t>Session I: ICP 2021 cycle results</w:t>
-        <w:br/>
-        <w:br/>
-        <w:t>ICP 2021 results and forecasts</w:t>
-        <w:br/>
-        <w:br/>
-        <w:t>Marko Rissanen, World Bank, presented the ICP 2021 cycle results and PPP estimates for more recent</w:t>
-        <w:br/>
-        <w:t>years. The presentation was divided into four parts: (i) general updates; (ii) data quality assurance and the</w:t>
-        <w:br/>
-        <w:t>results of simulations discussed in previous TAG meetings, (iii) benchmark ICP 2021 global results; and (iv)</w:t>
-        <w:br/>
-        <w:t>PPP estimates for 2022-2026 period.</w:t>
-        <w:br/>
-        <w:br/>
-        <w:t>On general updates, it was announced that Kosovo will be included as a benchmark country, based on</w:t>
-        <w:br/>
-        <w:t>available Eurostat-OECD PPPs for household consumption: this increases the total number of participating</w:t>
-        <w:br/>
-        <w:t>economies in the ICP 2021 cycle to 176. The outcomes of both the latest United Nations Statistical</w:t>
-        <w:br/>
-        <w:t>Commission (UNSC) Session and the Governing Board meeting that took place after the previous TAG</w:t>
-        <w:br/>
-        <w:t>meeting were also presented.</w:t>
-        <w:br/>
-        <w:br/>
-        <w:br/>
-        <w:t xml:space="preserve">                                                     1</w:t>
-      </w:r>
-    </w:p>
-    <w:p>
-      <w:r>
-        <w:br w:type="page"/>
-      </w:r>
     </w:p>
     <w:p>
       <w:pPr>
-        <w:spacing w:after="0" w:line="240" w:lineRule="auto"/>
+        <w:autoSpaceDN w:val="0"/>
+        <w:autoSpaceDE w:val="0"/>
+        <w:widowControl/>
+        <w:spacing w:line="240" w:lineRule="auto" w:before="0" w:after="0"/>
+        <w:ind w:left="0" w:right="0" w:firstLine="0"/>
+        <w:jc w:val="center"/>
       </w:pPr>
       <w:r>
-        <w:rPr>
-          <w:rFonts w:ascii="Courier New" w:hAnsi="Courier New" w:eastAsia="Courier New"/>
-          <w:sz w:val="15"/>
-        </w:rPr>
-        <w:t>Regarding data submissions and quality assurance, it was noted that most regions had submitted updated</w:t>
-        <w:br/>
-        <w:t>data in April, which had a positive impact on the overall input data quality. The presented input data</w:t>
-        <w:br/>
-        <w:t>quality metrics included the number of priced items across regions; basic heading and item coefficients</w:t>
-        <w:br/>
-        <w:t>of variation number; and the regional and global shares of “potentially problematic items”. It was noted</w:t>
-        <w:br/>
-        <w:t>that the input data quality metrics had improved since the last TAG meeting in February and that they</w:t>
-        <w:br/>
-        <w:t>were at the level of, or partially exceeding, the final ICP 2017 results.</w:t>
-        <w:br/>
-        <w:br/>
-        <w:t>The standard ICP methodology has been largely maintained between the most recent ICP 2011, 2017, and</w:t>
-        <w:br/>
-        <w:t>2021 cycles. However, in ICP 2021, the Commonwealth of Independent States (CIS) region was linked</w:t>
-        <w:br/>
-        <w:t>through the standard global core list approach, unlike in ICP 2017, when the CIS region was linked through</w:t>
-        <w:br/>
-        <w:t>the Russian Federation, which participated at that time in both the OECD and CIS comparisons. For ICP</w:t>
-        <w:br/>
-        <w:t>2017, the Russian Federation results are based on the OECD comparison, while for the ICP 2021, they are</w:t>
-        <w:br/>
-        <w:t>based on the CIS comparison.1 Furthermore, the Asia and Pacific region moved to the standard ICP</w:t>
-        <w:br/>
-        <w:t>approach for estimating housing PPPs based on rental and volume data during the ICP 2021 cycle.</w:t>
-        <w:br/>
-        <w:t>Following the TAG’s endorsement, the hybrid approach was utilized for the revised ICP 2017 results and</w:t>
-        <w:br/>
-        <w:t>ICP 2021 results, both at the regional and global levels, instead of the previously utilized reference volume</w:t>
-        <w:br/>
-        <w:t>approach. As previously discussed by the TAG, a series of simulations were conducted by the ICP Global</w:t>
-        <w:br/>
-        <w:t>Office in order to evaluate the impact of methodological changes on the results to the extent possible.</w:t>
-        <w:br/>
-        <w:br/>
-        <w:t>The results of both simulations were in line with the previous simulation results. That is, the impact of</w:t>
-        <w:br/>
-        <w:t>introducing CIS as the sixth region for global linking had negligible impact on the other regions’ results.</w:t>
-        <w:br/>
-        <w:t>For the countries within the CIS region, the impact of moving from the OECD-Russia linking to global core</w:t>
-        <w:br/>
-        <w:t>list linking, or the impact of the Russian Federation from moving from the OECD to CIS comparison, cannot</w:t>
-        <w:br/>
-        <w:t>be simulated due to the lack of data; however, the differences between extrapolated and benchmark</w:t>
-        <w:br/>
-        <w:t>were considered to fall under typical results, although the average difference was not close to or equal to</w:t>
-        <w:br/>
-        <w:t>one. As for the impact of the new hybrid housing approach in the Asia and Pacific region, the introduction</w:t>
-        <w:br/>
-        <w:t>of the approach had a negligible impact on other regions’ results. For countries within the Asia and Pacific</w:t>
-        <w:br/>
-        <w:t>region, the impact reflects the regional results due to the fixity.</w:t>
-        <w:br/>
-        <w:br/>
-        <w:t>The presentation of the ICP 2021 results began by recasting the differences between extrapolated 2011</w:t>
-        <w:br/>
-        <w:t>PPPs, using national deflators and consumer price indices (CPIs) to benchmark 2017 PPP results. The</w:t>
-        <w:br/>
-        <w:t>previously observed spectrum of differences and lack of any systematic patterns was highlighted. Given</w:t>
-        <w:br/>
-        <w:t>this context, the ICP 2021 results were presented and compared to extrapolated 2017 PPPs, showing that</w:t>
-        <w:br/>
-        <w:t>differences for this cycle fall within the expected margins. Furthermore, additional charts were presented:</w:t>
-        <w:br/>
-        <w:t>(i) the relation between Price Level Indices to GDP per capita in PPP terms; (ii) the difference in Price Level</w:t>
-        <w:br/>
-        <w:t>Indices by region between 2017 and 2021; (iii) the share of the world GDP in PPP terms by region; (iv) the</w:t>
-        <w:br/>
-        <w:t>ranking of countries by share of global GDP in PPP terms; (v) the ranking of countries by GDP per capita in</w:t>
-        <w:br/>
-        <w:t>PPP terms; and (vi) the Gini Coefficient for the world between each ICP benchmark cycle since 2011.</w:t>
-        <w:br/>
-        <w:br/>
-        <w:t>On the topic of PPP estimates for years beyond 2021, following the earlier discussions with the TAG, the</w:t>
-        <w:br/>
-        <w:t>ICP Global Office estimated a series of GDP PPPs from 2022 to 2026. These estimates were based on the</w:t>
-        <w:br/>
-        <w:t>2021 benchmark PPPs, GDP deflators, GDP estimates, population, and exchange rates, with data sourced</w:t>
-        <w:br/>
-        <w:t>from the World Bank Macro Poverty Outlook (MPO) and the International Monetary Fund (IMF) World</w:t>
-        <w:br/>
-        <w:t>Economic Outlook Database (WEO). The GDP PPP forecasts were then estimated by applying the</w:t>
-        <w:br/>
-        <w:br/>
-        <w:br/>
-        <w:t>1</w:t>
-        <w:br/>
-        <w:t xml:space="preserve"> This results in selected methodological differences, as the Eurostat-OECD PPP Programme employs different</w:t>
-        <w:br/>
-        <w:t>approaches from the other ICP regions on selected GDP components.</w:t>
-        <w:br/>
-        <w:br/>
-        <w:t xml:space="preserve">                                                       2</w:t>
-      </w:r>
-    </w:p>
-    <w:p>
-      <w:r>
-        <w:br w:type="page"/>
+        <w:drawing>
+          <wp:inline xmlns:a="http://schemas.openxmlformats.org/drawingml/2006/main" xmlns:pic="http://schemas.openxmlformats.org/drawingml/2006/picture">
+            <wp:extent cx="1198879" cy="723900"/>
+            <wp:docPr id="1" name="Picture 1"/>
+            <wp:cNvGraphicFramePr>
+              <a:graphicFrameLocks noChangeAspect="1"/>
+            </wp:cNvGraphicFramePr>
+            <a:graphic>
+              <a:graphicData uri="http://schemas.openxmlformats.org/drawingml/2006/picture">
+                <pic:pic>
+                  <pic:nvPicPr>
+                    <pic:cNvPr id="0" name="image.png"/>
+                    <pic:cNvPicPr/>
+                  </pic:nvPicPr>
+                  <pic:blipFill>
+                    <a:blip r:embed="rId9"/>
+                    <a:stretch>
+                      <a:fillRect/>
+                    </a:stretch>
+                  </pic:blipFill>
+                  <pic:spPr>
+                    <a:xfrm>
+                      <a:off x="0" y="0"/>
+                      <a:ext cx="1198879" cy="723900"/>
+                    </a:xfrm>
+                    <a:prstGeom prst="rect"/>
+                  </pic:spPr>
+                </pic:pic>
+              </a:graphicData>
+            </a:graphic>
+          </wp:inline>
+        </w:drawing>
       </w:r>
     </w:p>
     <w:p>
       <w:pPr>
-        <w:spacing w:after="0" w:line="240" w:lineRule="auto"/>
+        <w:autoSpaceDN w:val="0"/>
+        <w:autoSpaceDE w:val="0"/>
+        <w:widowControl/>
+        <w:spacing w:line="197" w:lineRule="auto" w:before="312" w:after="0"/>
+        <w:ind w:left="0" w:right="0" w:firstLine="0"/>
+        <w:jc w:val="center"/>
       </w:pPr>
       <w:r>
         <w:rPr>
-          <w:rFonts w:ascii="Courier New" w:hAnsi="Courier New" w:eastAsia="Courier New"/>
-          <w:sz w:val="15"/>
+          <w:rFonts w:ascii="Calibri" w:hAnsi="Calibri" w:eastAsia="Calibri"/>
+          <w:b/>
+          <w:i w:val="0"/>
+          <w:color w:val="000000"/>
+          <w:sz w:val="22"/>
         </w:rPr>
-        <w:t>difference between each country's inflation rate relative to the US, following the standard World</w:t>
-        <w:br/>
-        <w:t>Development Indicators (WDI) method.</w:t>
-        <w:br/>
-        <w:br/>
-        <w:t>The TAG discussed each point presented and concluded the following:</w:t>
-        <w:br/>
-        <w:br/>
-        <w:t xml:space="preserve">    –   Regarding the topic of methodological changes introduced in the ICP 2021, aside from discussion</w:t>
-        <w:br/>
-        <w:t xml:space="preserve">        on the impacts, these changes constitute a standardization and, thus, an improvement to the</w:t>
-        <w:br/>
-        <w:t xml:space="preserve">        consistency of the applied ICP methodology. Thus, the impact can be considered to be a</w:t>
-        <w:br/>
-        <w:t xml:space="preserve">        correction.</w:t>
-        <w:br/>
-        <w:br/>
-        <w:t xml:space="preserve">    –   Regarding the ICP 2021 benchmark results, the TAG considered them reasonable and consistent</w:t>
-        <w:br/>
-        <w:t xml:space="preserve">        with differences observed during previous ICP cycles between the extrapolated and benchmark</w:t>
-        <w:br/>
-        <w:t xml:space="preserve">        results. The TAG also discussed various aspects of these results, namely the country rankings and</w:t>
-        <w:br/>
-        <w:t xml:space="preserve">        the factors affecting the differences relative to extrapolated results. The TAG also discussed the</w:t>
-        <w:br/>
-        <w:t xml:space="preserve">        coming uses of the ICP 2021 cycle PPPs, including poverty.</w:t>
-        <w:br/>
-        <w:br/>
-        <w:t xml:space="preserve">    –   As for PPPs beyond the most recent ICP benchmark year (2021), the TAG noted that the estimates</w:t>
-        <w:br/>
-        <w:t xml:space="preserve">        should not go beyond 2023 and should be based on extrapolations of available statistical data</w:t>
-        <w:br/>
-        <w:t xml:space="preserve">        rather than forecasted or otherwise estimated data, following the established extrapolation</w:t>
-        <w:br/>
-        <w:t xml:space="preserve">        approach for the WDI.2 Furthermore, published Eurostat and OECD results for 2022 and 2023</w:t>
-        <w:br/>
-        <w:t xml:space="preserve">        should be incorporated.3 The Global Office agreed to construct the 2022 and 2023 series</w:t>
-        <w:br/>
-        <w:t xml:space="preserve">        accordingly.</w:t>
-        <w:br/>
-        <w:br/>
-        <w:t>Lastly, Yuri Dikhanov, World Bank, presented the feedback from the Computation Task Team, suggesting</w:t>
-        <w:br/>
-        <w:t>potential future research agenda topics for the next ICP cycles: (i) revisiting the approach on dual</w:t>
-        <w:br/>
-        <w:t>participation countries; (ii) revisiting the approach on productivity adjustments; (iii) revisiting the linking</w:t>
-        <w:br/>
-        <w:t>approach for education and healthcare; and (iv) broader research on applied index numbers. The TAG</w:t>
-        <w:br/>
-        <w:t>acknowledged the relevance of these topics. It was recommended that a written proposal on each point</w:t>
-        <w:br/>
-        <w:t>would be drafted for TAG’s further consideration. As recommended by the TAG at previous meetings, a</w:t>
-        <w:br/>
-        <w:t>methodological Task Force will be established for the ICP 2024 cycle.</w:t>
-        <w:br/>
-        <w:br/>
-        <w:t>Revised ICP 2017 results</w:t>
-        <w:br/>
-        <w:br/>
-        <w:t>Mr. Rissanen presented a recap of the approach to produce revised benchmark results. Previously, revised</w:t>
-        <w:br/>
-        <w:t>2011 regional results were produced based on revised national accounts expenditures, while global 2011</w:t>
-        <w:br/>
-        <w:t>results were revised based on revised regional PPPs, national accounts expenditures, and finetuning of</w:t>
-        <w:br/>
-        <w:t>the linking approach. For the 2021 cycle, the TAG supported recalculating linking factors when the</w:t>
-        <w:br/>
-        <w:t>previous ICP benchmark year results are revised as best practice, also allowing for updating the housing</w:t>
-        <w:br/>
-        <w:t>linking factors. Additionally, it was noted that the Asia and the Pacific 2017 regional PPPs include the new</w:t>
-        <w:br/>
-        <w:t>“hybrid” approach to housing, as was agreed by the TAG in the previous meeting.</w:t>
-        <w:br/>
-        <w:br/>
-        <w:t>The presentation demonstrated the percentage changes between the original and revised 2017 data for</w:t>
-        <w:br/>
-        <w:t>expenditures, global PPPs, and population estimates. The range of global PPP revisions typically stood at</w:t>
-        <w:br/>
-        <w:t>around plus or minus five percent, and no systematic patterns were observed. The TAG noted several</w:t>
-        <w:br/>
-        <w:br/>
-        <w:t>2</w:t>
-        <w:br/>
-        <w:t xml:space="preserve">  https://datahelpdesk.worldbank.org/knowledgebase/articles/665452-how-do-you-extrapolate-the-ppp-</w:t>
-        <w:br/>
-        <w:t>conversion-factors#:~:text=The%20method%20we%20use%20is,to%20the%20benchmark%20PPP%20estimates.</w:t>
-        <w:br/>
-        <w:t>3</w:t>
-        <w:br/>
-        <w:t xml:space="preserve">  This is possible as the Eurostat-OECD is the base region for the ICP.</w:t>
-        <w:br/>
-        <w:br/>
-        <w:t xml:space="preserve">                                                      3</w:t>
-      </w:r>
-    </w:p>
-    <w:p>
-      <w:r>
-        <w:br w:type="page"/>
+        <w:t xml:space="preserve">MINUTES OF THE INTERNATIONAL COMPARISON PROGRAM </w:t>
       </w:r>
     </w:p>
     <w:p>
       <w:pPr>
-        <w:spacing w:after="0" w:line="240" w:lineRule="auto"/>
+        <w:autoSpaceDN w:val="0"/>
+        <w:autoSpaceDE w:val="0"/>
+        <w:widowControl/>
+        <w:spacing w:line="197" w:lineRule="auto" w:before="316" w:after="0"/>
+        <w:ind w:left="0" w:right="0" w:firstLine="0"/>
+        <w:jc w:val="center"/>
       </w:pPr>
       <w:r>
         <w:rPr>
-          <w:rFonts w:ascii="Courier New" w:hAnsi="Courier New" w:eastAsia="Courier New"/>
-          <w:sz w:val="15"/>
+          <w:rFonts w:ascii="Calibri" w:hAnsi="Calibri" w:eastAsia="Calibri"/>
+          <w:b/>
+          <w:i w:val="0"/>
+          <w:color w:val="000000"/>
+          <w:sz w:val="22"/>
         </w:rPr>
-        <w:t>factors that impact the PPP revisions, namely, the national accounts expenditure revisions and their</w:t>
-        <w:br/>
-        <w:t>impact on regional PPPs, population estimates revisions, the revision of Productivity Adjustment Factors</w:t>
-        <w:br/>
-        <w:t>(PAFs), and the Asia and the Pacific hybrid approach to housing services.</w:t>
-        <w:br/>
-        <w:br/>
-        <w:t>Revised ICP 2017 – ICP 2021 PPP time series</w:t>
-        <w:br/>
-        <w:br/>
-        <w:t>Giovanni Tonutti, World Bank, presented the results of the time series calculations of global PPPs for the</w:t>
-        <w:br/>
-        <w:t>years 2017 to 2021. The approach follows the methodology developed by Inklaar and Rao (2019), which</w:t>
-        <w:br/>
-        <w:t>was adopted to estimate the global PPP time series for 2011 to 2017 during the ICP 2017 cycle. Two</w:t>
-        <w:br/>
-        <w:t>methodological developments have been introduced and previously approved by the TAG in relation to</w:t>
-        <w:br/>
-        <w:t>the new approach for linking the CIS region in the global comparison and the implications of the impact</w:t>
-        <w:br/>
-        <w:t>of COVID-19 on expenditures for interpolating missing information.</w:t>
-        <w:br/>
-        <w:br/>
-        <w:t>Following these methodological considerations, results were presented with two approaches: (i)</w:t>
-        <w:br/>
-        <w:t>comparing the extrapolated PPPs, currently available in the WDI database, with the estimation of</w:t>
-        <w:br/>
-        <w:t>interpolated PPPs; and (ii) comparing the estimation of interpolated PPP from the basic heading level</w:t>
-        <w:br/>
-        <w:t>(standard approach) to the interpolated PPPs at the GDP level only. At the aggregate level, the results</w:t>
-        <w:br/>
-        <w:t>display similarities to the differences observed for the ICP 2011-2017 time series. At the country level,</w:t>
-        <w:br/>
-        <w:t>while the PPP time series remains stable for most countries, there were selected cases where volatile</w:t>
-        <w:br/>
-        <w:t>inflation, exchange rates, or both caused significant variations over the PPP time series as well. The impact</w:t>
-        <w:br/>
-        <w:t>of changing the CIS linking approach was demonstrated to be small.</w:t>
-        <w:br/>
-        <w:br/>
-        <w:t>The TAG acknowledged the 2017 – 2021 time series results as plausible, yielding expected patterns and</w:t>
-        <w:br/>
-        <w:t>results.</w:t>
-        <w:br/>
-        <w:br/>
-        <w:t>Furthermore, the revision of the 2012 – 2016 PPP series was raised in the discussion. Initially, these series</w:t>
-        <w:br/>
-        <w:t>were not planned to be updated; however, since the 2017 benchmark PPPs were revised, a suggestion</w:t>
-        <w:br/>
-        <w:t>was made to link the 2012 – 2016 series to the revised 2017 benchmark PPPs to ensure consistency of the</w:t>
-        <w:br/>
-        <w:t>time series. The Global Office agreed to review the feasibility of revising the said historical series and</w:t>
-        <w:br/>
-        <w:t>consult the TAG members as needed.</w:t>
-        <w:br/>
-        <w:br/>
-        <w:t>Revised ICP 2017 and ICP 2021 non-benchmark country estimates</w:t>
-        <w:br/>
-        <w:br/>
-        <w:t>Mizuki Yamanaka, World Bank, presented the results of non-benchmark PPP estimates based on revised</w:t>
-        <w:br/>
-        <w:t>2017 and 2021 benchmark results. Firstly, the estimation methods were summarized, as follows: (i)</w:t>
-        <w:br/>
-        <w:t>detailed time series estimate for countries that participated in either ICP 2017 or ICP 2021 cycle but not</w:t>
-        <w:br/>
-        <w:t>for both; (ii) standard non-benchmark imputation for counties with no participation in any recent cycles;</w:t>
-        <w:br/>
-        <w:t>(iii) estimation for countries that have limited participation for household consumption (HHC) only; and</w:t>
-        <w:br/>
-        <w:t>(iv) extrapolation from ICP 2011 results for countries that participated in ICP 2011 only.</w:t>
-        <w:br/>
-        <w:br/>
-        <w:t>Following the summary of the estimation methods, a series of charts plotting the relation of GDP per</w:t>
-        <w:br/>
-        <w:t>capita and price level for the non-benchmark countries, along with those of benchmark countries, were</w:t>
-        <w:br/>
-        <w:t>presented for the GDP, HHC, and Actual Individual Consumption (AIC) levels to review if the estimated</w:t>
-        <w:br/>
-        <w:t>results were plausible. It was summarized that, in general, imputation for GDP, AIC, and HHC are in line</w:t>
-        <w:br/>
-        <w:t>with benchmark results as expected; however, it was also noted that the model returns unreliable results</w:t>
-        <w:br/>
-        <w:t>for a few countries with a GDP per capita much higher or lower than any benchmark countries as they are</w:t>
-        <w:br/>
-        <w:t>beyond the boundary of the model. Lastly, the non-benchmark time series estimates were deemed</w:t>
-        <w:br/>
-        <w:t>plausible; however, a few cases require further review of input data for some components.</w:t>
-        <w:br/>
-        <w:br/>
-        <w:t xml:space="preserve">                                                     4</w:t>
-      </w:r>
-    </w:p>
-    <w:p>
-      <w:r>
-        <w:br w:type="page"/>
+        <w:t xml:space="preserve">TECHNICAL ADVISORY GROUP </w:t>
       </w:r>
     </w:p>
     <w:p>
       <w:pPr>
-        <w:spacing w:after="0" w:line="240" w:lineRule="auto"/>
+        <w:autoSpaceDN w:val="0"/>
+        <w:autoSpaceDE w:val="0"/>
+        <w:widowControl/>
+        <w:spacing w:line="197" w:lineRule="auto" w:before="316" w:after="0"/>
+        <w:ind w:left="0" w:right="0" w:firstLine="0"/>
+        <w:jc w:val="center"/>
       </w:pPr>
       <w:r>
         <w:rPr>
-          <w:rFonts w:ascii="Courier New" w:hAnsi="Courier New" w:eastAsia="Courier New"/>
-          <w:sz w:val="15"/>
+          <w:rFonts w:ascii="Calibri" w:hAnsi="Calibri" w:eastAsia="Calibri"/>
+          <w:b/>
+          <w:i w:val="0"/>
+          <w:color w:val="000000"/>
+          <w:sz w:val="22"/>
         </w:rPr>
-        <w:t>The TAG acknowledged the difficulty of estimation for some cases presented and agreed to omit estimates</w:t>
-        <w:br/>
-        <w:t>for the cases where available input data returns extreme results, as the imputation would not be able to</w:t>
-        <w:br/>
-        <w:t>fit them in the model in a reliable manner, or when the reliability of input data was questionable. The TAG</w:t>
-        <w:br/>
-        <w:t>also recommended conducting a further review of input data for the few limited cases for detailed time</w:t>
-        <w:br/>
-        <w:t>series estimates to ensure the plausibility of results. Regarding the countries with limited participation,</w:t>
-        <w:br/>
-        <w:t>Eurostat suggested including Kosovo’s HHC-level data without any estimation beyond 2021. The TAG also</w:t>
-        <w:br/>
-        <w:t>stressed the importance of having metadata to clarify the limitation of non-benchmark estimation, as</w:t>
-        <w:br/>
-        <w:t>these results were approximations with less reliability than benchmark results.</w:t>
-        <w:br/>
-        <w:br/>
-        <w:t>Session II: Closing</w:t>
-        <w:br/>
-        <w:br/>
-        <w:t>Next steps, any other business, and closing remarks</w:t>
-        <w:br/>
-        <w:br/>
-        <w:t>In closing, it was noted that any remaining minor regional updates would be incorporated prior to the</w:t>
-        <w:br/>
-        <w:t>release of results. The ICP Global Office will work closely with the regional implementing agencies to</w:t>
-        <w:br/>
-        <w:t>release the ICP 2021 cycle results by the end of May 2024. The TAG also discussed regional release plans</w:t>
-        <w:br/>
-        <w:t>and other organizational matters surrounding the release.</w:t>
-        <w:br/>
-        <w:br/>
-        <w:t>The planned global release assets are:</w:t>
-        <w:br/>
-        <w:t xml:space="preserve">    – World Bank press release, blog, and social media</w:t>
-        <w:br/>
-        <w:t xml:space="preserve">    – FAQ, factsheets, and results highlights</w:t>
-        <w:br/>
-        <w:t xml:space="preserve">    – Interactive portal for main charts and figures</w:t>
-        <w:br/>
-        <w:t xml:space="preserve">    – World Bank ICP Databank:</w:t>
-        <w:br/>
-        <w:t xml:space="preserve">           o 45 publication headings</w:t>
-        <w:br/>
-        <w:t xml:space="preserve">           o 16 indicator series</w:t>
-        <w:br/>
-        <w:t xml:space="preserve">           o 6 publication headings for PPP timeseries</w:t>
-        <w:br/>
-        <w:t xml:space="preserve">    – World Development Indicators (WDI) DataBank update for GDP and household consumption</w:t>
-        <w:br/>
-        <w:t xml:space="preserve">        PPPs.</w:t>
-        <w:br/>
-        <w:br/>
-        <w:t>The complete ICP 2021 cycle report is scheduled for Q3 2024.</w:t>
-        <w:br/>
-        <w:br/>
-        <w:t>The Chair concluded the meeting by noting the need to develop a specific research agenda for the future,</w:t>
-        <w:br/>
-        <w:t>after the publication of ICP 2021 results, and reiterated the acknowledgment of the work conducted by</w:t>
-        <w:br/>
-        <w:t>all ICP implementing agencies at the national, regional, and global levels in successfully concluding the</w:t>
-        <w:br/>
-        <w:t>cycle.</w:t>
-        <w:br/>
-        <w:br/>
-        <w:br/>
-        <w:t xml:space="preserve">                                                    5</w:t>
-      </w:r>
-    </w:p>
-    <w:p>
-      <w:r>
-        <w:br w:type="page"/>
+        <w:t xml:space="preserve">APRIL 30, 2024 </w:t>
       </w:r>
     </w:p>
     <w:p>
       <w:pPr>
-        <w:spacing w:after="0" w:line="240" w:lineRule="auto"/>
+        <w:autoSpaceDN w:val="0"/>
+        <w:autoSpaceDE w:val="0"/>
+        <w:widowControl/>
+        <w:spacing w:line="197" w:lineRule="auto" w:before="318" w:after="0"/>
+        <w:ind w:left="0" w:right="0" w:firstLine="0"/>
+        <w:jc w:val="center"/>
       </w:pPr>
       <w:r>
         <w:rPr>
-          <w:rFonts w:ascii="Courier New" w:hAnsi="Courier New" w:eastAsia="Courier New"/>
-          <w:sz w:val="15"/>
+          <w:rFonts w:ascii="Calibri" w:hAnsi="Calibri" w:eastAsia="Calibri"/>
+          <w:b/>
+          <w:i w:val="0"/>
+          <w:color w:val="000000"/>
+          <w:sz w:val="22"/>
         </w:rPr>
-        <w:t xml:space="preserve">                      International Comparison Program (ICP)</w:t>
-        <w:br/>
-        <w:t xml:space="preserve">                        TECHNICAL ADVISORY GROUP (TAG)</w:t>
-        <w:br/>
-        <w:t xml:space="preserve">                                             Online Meeting</w:t>
-        <w:br/>
-        <w:br/>
-        <w:t xml:space="preserve">                                              April 30, 2024</w:t>
-        <w:br/>
-        <w:br/>
-        <w:t xml:space="preserve">                                                 Agenda</w:t>
-        <w:br/>
-        <w:br/>
-        <w:t>Tuesday, April 30, 2024</w:t>
-        <w:br/>
-        <w:br/>
-        <w:t>08:00 – 08:10             Welcome and opening remarks</w:t>
-        <w:br/>
-        <w:br/>
-        <w:t>SESSION I: ICP 2021 cycle results</w:t>
-        <w:br/>
-        <w:br/>
-        <w:t>08:10 – 09:20             ICP 2021 results and forecasts</w:t>
-        <w:br/>
-        <w:br/>
-        <w:t>09:20 – 09:40             Revised ICP 2017 results</w:t>
-        <w:br/>
-        <w:br/>
-        <w:t>09:40 – 10:00             Revised ICP 2017 – ICP 2021 PPP time series</w:t>
-        <w:br/>
-        <w:br/>
-        <w:t>10:00 – 10:20             Revised ICP 2017 and ICP 2021 non-benchmark country estimates</w:t>
-        <w:br/>
-        <w:br/>
-        <w:t>SESSION II: Closing</w:t>
-        <w:br/>
-        <w:br/>
-        <w:t>10:20 – 10:30             Next steps, any other business, and closing remarks</w:t>
-        <w:br/>
-        <w:br/>
-        <w:br/>
-        <w:t xml:space="preserve">                                                     6</w:t>
-      </w:r>
-    </w:p>
-    <w:p>
-      <w:r>
-        <w:br w:type="page"/>
+        <w:t xml:space="preserve">Online meeting </w:t>
       </w:r>
     </w:p>
     <w:p>
       <w:pPr>
-        <w:spacing w:after="0" w:line="240" w:lineRule="auto"/>
+        <w:autoSpaceDN w:val="0"/>
+        <w:autoSpaceDE w:val="0"/>
+        <w:widowControl/>
+        <w:spacing w:line="197" w:lineRule="auto" w:before="322" w:after="0"/>
+        <w:ind w:left="0" w:right="0" w:firstLine="0"/>
+        <w:jc w:val="left"/>
       </w:pPr>
+      <w:r>
+        <w:rPr>
+          <w:rFonts w:ascii="Calibri" w:hAnsi="Calibri" w:eastAsia="Calibri"/>
+          <w:b/>
+          <w:i w:val="0"/>
+          <w:color w:val="000000"/>
+          <w:sz w:val="24"/>
+        </w:rPr>
+        <w:t xml:space="preserve">Welcome and meeting objectives </w:t>
+      </w:r>
+    </w:p>
+    <w:p>
+      <w:pPr>
+        <w:autoSpaceDN w:val="0"/>
+        <w:autoSpaceDE w:val="0"/>
+        <w:widowControl/>
+        <w:spacing w:line="245" w:lineRule="auto" w:before="478" w:after="0"/>
+        <w:ind w:left="0" w:right="0" w:firstLine="0"/>
+        <w:jc w:val="left"/>
+      </w:pPr>
+      <w:r>
+        <w:rPr>
+          <w:rFonts w:ascii="Calibri" w:hAnsi="Calibri" w:eastAsia="Calibri"/>
+          <w:b w:val="0"/>
+          <w:i w:val="0"/>
+          <w:color w:val="000000"/>
+          <w:sz w:val="22"/>
+        </w:rPr>
+        <w:t xml:space="preserve">The Technical Advisory Group (TAG) of the International Comparison Program (ICP) held an online meeting </w:t>
+      </w:r>
+      <w:r>
+        <w:rPr>
+          <w:rFonts w:ascii="Calibri" w:hAnsi="Calibri" w:eastAsia="Calibri"/>
+          <w:b w:val="0"/>
+          <w:i w:val="0"/>
+          <w:color w:val="000000"/>
+          <w:sz w:val="22"/>
+        </w:rPr>
+        <w:t xml:space="preserve">on April 30, 2024. </w:t>
+      </w:r>
+    </w:p>
+    <w:p>
+      <w:pPr>
+        <w:autoSpaceDN w:val="0"/>
+        <w:autoSpaceDE w:val="0"/>
+        <w:widowControl/>
+        <w:spacing w:line="245" w:lineRule="auto" w:before="314" w:after="0"/>
+        <w:ind w:left="0" w:right="20" w:firstLine="0"/>
+        <w:jc w:val="both"/>
+      </w:pPr>
+      <w:r>
+        <w:rPr>
+          <w:rFonts w:ascii="Calibri" w:hAnsi="Calibri" w:eastAsia="Calibri"/>
+          <w:b w:val="0"/>
+          <w:i w:val="0"/>
+          <w:color w:val="000000"/>
+          <w:sz w:val="22"/>
+        </w:rPr>
+        <w:t xml:space="preserve">The main objectives of the meeting were to update the Group on the progress of the current ICP 2021 </w:t>
+      </w:r>
+      <w:r>
+        <w:rPr>
+          <w:rFonts w:ascii="Calibri" w:hAnsi="Calibri" w:eastAsia="Calibri"/>
+          <w:b w:val="0"/>
+          <w:i w:val="0"/>
+          <w:color w:val="000000"/>
+          <w:sz w:val="22"/>
+        </w:rPr>
+        <w:t xml:space="preserve">cycle, discuss the final results of the 2021 cycle, and the plans for the release of the results, as per the </w:t>
+      </w:r>
+      <w:r>
+        <w:rPr>
+          <w:rFonts w:ascii="Calibri" w:hAnsi="Calibri" w:eastAsia="Calibri"/>
+          <w:b w:val="0"/>
+          <w:i w:val="0"/>
+          <w:color w:val="000000"/>
+          <w:sz w:val="22"/>
+        </w:rPr>
+        <w:t xml:space="preserve">meeting agenda provided in Annex 1. In attendance were the TAG Chair, members and observers, </w:t>
+      </w:r>
+      <w:r>
+        <w:rPr>
+          <w:rFonts w:ascii="Calibri" w:hAnsi="Calibri" w:eastAsia="Calibri"/>
+          <w:b w:val="0"/>
+          <w:i w:val="0"/>
+          <w:color w:val="000000"/>
+          <w:sz w:val="22"/>
+        </w:rPr>
+        <w:t xml:space="preserve">representatives from the Regional Implementing Agencies (RIAs), and staff from the World Bank ICP </w:t>
+      </w:r>
+      <w:r>
+        <w:rPr>
+          <w:rFonts w:ascii="Calibri" w:hAnsi="Calibri" w:eastAsia="Calibri"/>
+          <w:b w:val="0"/>
+          <w:i w:val="0"/>
+          <w:color w:val="000000"/>
+          <w:sz w:val="22"/>
+        </w:rPr>
+        <w:t xml:space="preserve">Global Office, which serves as TAG secretariat, and other World Bank staff, as listed in Annex 2. The public </w:t>
+      </w:r>
+      <w:r>
+        <w:rPr>
+          <w:rFonts w:ascii="Calibri" w:hAnsi="Calibri" w:eastAsia="Calibri"/>
+          <w:b w:val="0"/>
+          <w:i w:val="0"/>
+          <w:color w:val="000000"/>
+          <w:sz w:val="22"/>
+        </w:rPr>
+        <w:t>meeting documents and presentations are available on the</w:t>
+      </w:r>
+      <w:r>
+        <w:rPr>
+          <w:rFonts w:ascii="Calibri" w:hAnsi="Calibri" w:eastAsia="Calibri"/>
+          <w:b w:val="0"/>
+          <w:i w:val="0"/>
+          <w:color w:val="000000"/>
+          <w:sz w:val="22"/>
+        </w:rPr>
+        <w:t xml:space="preserve"> </w:t>
+      </w:r>
+      <w:r>
+        <w:rPr>
+          <w:u w:val="single" w:color="0462c1"/>
+          <w:rFonts w:ascii="Calibri" w:hAnsi="Calibri" w:eastAsia="Calibri"/>
+          <w:b w:val="0"/>
+          <w:i w:val="0"/>
+          <w:color w:val="0563C1"/>
+          <w:sz w:val="22"/>
+        </w:rPr>
+        <w:hyperlink r:id="rId10" w:history="1">
+          <w:r>
+            <w:rPr>
+              <w:rStyle w:val="Hyperlink"/>
+            </w:rPr>
+            <w:t>ICP website</w:t>
+          </w:r>
+        </w:hyperlink>
+      </w:r>
+      <w:r>
+        <w:rPr>
+          <w:rFonts w:ascii="Calibri" w:hAnsi="Calibri" w:eastAsia="Calibri"/>
+          <w:b w:val="0"/>
+          <w:i w:val="0"/>
+          <w:color w:val="000000"/>
+          <w:sz w:val="22"/>
+        </w:rPr>
+        <w:hyperlink r:id="rId10" w:history="1">
+          <w:r>
+            <w:rPr>
+              <w:rStyle w:val="Hyperlink"/>
+            </w:rPr>
+            <w:t>.</w:t>
+          </w:r>
+        </w:hyperlink>
+      </w:r>
+      <w:r>
+        <w:rPr>
+          <w:rFonts w:ascii="Calibri" w:hAnsi="Calibri" w:eastAsia="Calibri"/>
+          <w:b w:val="0"/>
+          <w:i w:val="0"/>
+          <w:color w:val="000000"/>
+          <w:sz w:val="22"/>
+        </w:rPr>
+        <w:t xml:space="preserve"> </w:t>
+      </w:r>
+    </w:p>
+    <w:p>
+      <w:pPr>
+        <w:autoSpaceDN w:val="0"/>
+        <w:autoSpaceDE w:val="0"/>
+        <w:widowControl/>
+        <w:spacing w:line="245" w:lineRule="auto" w:before="318" w:after="0"/>
+        <w:ind w:left="0" w:right="0" w:firstLine="0"/>
+        <w:jc w:val="left"/>
+      </w:pPr>
+      <w:r>
+        <w:rPr>
+          <w:rFonts w:ascii="Calibri" w:hAnsi="Calibri" w:eastAsia="Calibri"/>
+          <w:b w:val="0"/>
+          <w:i w:val="0"/>
+          <w:color w:val="000000"/>
+          <w:sz w:val="22"/>
+        </w:rPr>
+        <w:t xml:space="preserve">Paul Schreyer, TAG Chair, welcomed all participants and provided an overview of the agenda, including </w:t>
+      </w:r>
+      <w:r>
+        <w:rPr>
+          <w:rFonts w:ascii="Calibri" w:hAnsi="Calibri" w:eastAsia="Calibri"/>
+          <w:b w:val="0"/>
+          <w:i w:val="0"/>
+          <w:color w:val="000000"/>
+          <w:sz w:val="22"/>
+        </w:rPr>
+        <w:t>the main ICP 2021 benchmark results and estimates for more recent years, revised ICP 2017 results, 2017-</w:t>
+      </w:r>
+      <w:r>
+        <w:rPr>
+          <w:rFonts w:ascii="Calibri" w:hAnsi="Calibri" w:eastAsia="Calibri"/>
+          <w:b w:val="0"/>
+          <w:i w:val="0"/>
+          <w:color w:val="000000"/>
+          <w:sz w:val="22"/>
+        </w:rPr>
+        <w:t xml:space="preserve">2021 time series, and non-benchmark country estimates. The Chair also highlighted the confidentiality of </w:t>
+      </w:r>
+      <w:r>
+        <w:rPr>
+          <w:rFonts w:ascii="Calibri" w:hAnsi="Calibri" w:eastAsia="Calibri"/>
+          <w:b w:val="0"/>
+          <w:i w:val="0"/>
+          <w:color w:val="000000"/>
+          <w:sz w:val="22"/>
+        </w:rPr>
+        <w:t xml:space="preserve">all shared and presented results. </w:t>
+      </w:r>
+    </w:p>
+    <w:p>
+      <w:pPr>
+        <w:autoSpaceDN w:val="0"/>
+        <w:autoSpaceDE w:val="0"/>
+        <w:widowControl/>
+        <w:spacing w:line="197" w:lineRule="auto" w:before="322" w:after="0"/>
+        <w:ind w:left="0" w:right="0" w:firstLine="0"/>
+        <w:jc w:val="left"/>
+      </w:pPr>
+      <w:r>
+        <w:rPr>
+          <w:rFonts w:ascii="Calibri" w:hAnsi="Calibri" w:eastAsia="Calibri"/>
+          <w:b/>
+          <w:i w:val="0"/>
+          <w:color w:val="000000"/>
+          <w:sz w:val="24"/>
+        </w:rPr>
+        <w:t xml:space="preserve">Session I: ICP 2021 cycle results </w:t>
+      </w:r>
+    </w:p>
+    <w:p>
+      <w:pPr>
+        <w:autoSpaceDN w:val="0"/>
+        <w:autoSpaceDE w:val="0"/>
+        <w:widowControl/>
+        <w:spacing w:line="197" w:lineRule="auto" w:before="478" w:after="0"/>
+        <w:ind w:left="0" w:right="0" w:firstLine="0"/>
+        <w:jc w:val="left"/>
+      </w:pPr>
+      <w:r>
+        <w:rPr>
+          <w:rFonts w:ascii="Calibri" w:hAnsi="Calibri" w:eastAsia="Calibri"/>
+          <w:b/>
+          <w:i w:val="0"/>
+          <w:color w:val="000000"/>
+          <w:sz w:val="22"/>
+        </w:rPr>
+        <w:t xml:space="preserve">ICP 2021 results and forecasts </w:t>
+      </w:r>
+    </w:p>
+    <w:p>
+      <w:pPr>
+        <w:autoSpaceDN w:val="0"/>
+        <w:autoSpaceDE w:val="0"/>
+        <w:widowControl/>
+        <w:spacing w:line="245" w:lineRule="auto" w:before="318" w:after="0"/>
+        <w:ind w:left="0" w:right="20" w:firstLine="0"/>
+        <w:jc w:val="both"/>
+      </w:pPr>
+      <w:r>
+        <w:rPr>
+          <w:rFonts w:ascii="Calibri" w:hAnsi="Calibri" w:eastAsia="Calibri"/>
+          <w:b w:val="0"/>
+          <w:i w:val="0"/>
+          <w:color w:val="000000"/>
+          <w:sz w:val="22"/>
+        </w:rPr>
+        <w:t xml:space="preserve">Marko Rissanen, World Bank, presented the ICP 2021 cycle results and PPP estimates for more recent </w:t>
+      </w:r>
+      <w:r>
+        <w:rPr>
+          <w:rFonts w:ascii="Calibri" w:hAnsi="Calibri" w:eastAsia="Calibri"/>
+          <w:b w:val="0"/>
+          <w:i w:val="0"/>
+          <w:color w:val="000000"/>
+          <w:sz w:val="22"/>
+        </w:rPr>
+        <w:t xml:space="preserve">years. The presentation was divided into four parts: (i) general updates; (ii) data quality assurance and the </w:t>
+      </w:r>
+      <w:r>
+        <w:rPr>
+          <w:rFonts w:ascii="Calibri" w:hAnsi="Calibri" w:eastAsia="Calibri"/>
+          <w:b w:val="0"/>
+          <w:i w:val="0"/>
+          <w:color w:val="000000"/>
+          <w:sz w:val="22"/>
+        </w:rPr>
+        <w:t xml:space="preserve">results of simulations discussed in previous TAG meetings, (iii) benchmark ICP 2021 global results; and (iv) </w:t>
+      </w:r>
+      <w:r>
+        <w:rPr>
+          <w:rFonts w:ascii="Calibri" w:hAnsi="Calibri" w:eastAsia="Calibri"/>
+          <w:b w:val="0"/>
+          <w:i w:val="0"/>
+          <w:color w:val="000000"/>
+          <w:sz w:val="22"/>
+        </w:rPr>
+        <w:t xml:space="preserve">PPP estimates for 2022-2026 period. </w:t>
+      </w:r>
+    </w:p>
+    <w:p>
+      <w:pPr>
+        <w:autoSpaceDN w:val="0"/>
+        <w:autoSpaceDE w:val="0"/>
+        <w:widowControl/>
+        <w:spacing w:line="245" w:lineRule="auto" w:before="318" w:after="0"/>
+        <w:ind w:left="0" w:right="22" w:firstLine="0"/>
+        <w:jc w:val="both"/>
+      </w:pPr>
+      <w:r>
+        <w:rPr>
+          <w:rFonts w:ascii="Calibri" w:hAnsi="Calibri" w:eastAsia="Calibri"/>
+          <w:b w:val="0"/>
+          <w:i w:val="0"/>
+          <w:color w:val="000000"/>
+          <w:sz w:val="22"/>
+        </w:rPr>
+        <w:t xml:space="preserve">On general updates, it was announced that Kosovo will be included as a benchmark country, based on </w:t>
+      </w:r>
+      <w:r>
+        <w:rPr>
+          <w:rFonts w:ascii="Calibri" w:hAnsi="Calibri" w:eastAsia="Calibri"/>
+          <w:b w:val="0"/>
+          <w:i w:val="0"/>
+          <w:color w:val="000000"/>
+          <w:sz w:val="22"/>
+        </w:rPr>
+        <w:t xml:space="preserve">available Eurostat-OECD PPPs for household consumption: this increases the total number of participating </w:t>
+      </w:r>
+      <w:r>
+        <w:rPr>
+          <w:rFonts w:ascii="Calibri" w:hAnsi="Calibri" w:eastAsia="Calibri"/>
+          <w:b w:val="0"/>
+          <w:i w:val="0"/>
+          <w:color w:val="000000"/>
+          <w:sz w:val="22"/>
+        </w:rPr>
+        <w:t xml:space="preserve">economies in the ICP 2021 cycle to 176. The outcomes of both the latest United Nations Statistical </w:t>
+      </w:r>
+      <w:r>
+        <w:rPr>
+          <w:rFonts w:ascii="Calibri" w:hAnsi="Calibri" w:eastAsia="Calibri"/>
+          <w:b w:val="0"/>
+          <w:i w:val="0"/>
+          <w:color w:val="000000"/>
+          <w:sz w:val="22"/>
+        </w:rPr>
+        <w:t xml:space="preserve">Commission (UNSC) Session and the Governing Board meeting that took place after the previous TAG </w:t>
+      </w:r>
+      <w:r>
+        <w:rPr>
+          <w:rFonts w:ascii="Calibri" w:hAnsi="Calibri" w:eastAsia="Calibri"/>
+          <w:b w:val="0"/>
+          <w:i w:val="0"/>
+          <w:color w:val="000000"/>
+          <w:sz w:val="22"/>
+        </w:rPr>
+        <w:t xml:space="preserve">meeting were also presented. </w:t>
+      </w:r>
+    </w:p>
+    <w:p>
+      <w:pPr>
+        <w:autoSpaceDN w:val="0"/>
+        <w:autoSpaceDE w:val="0"/>
+        <w:widowControl/>
+        <w:spacing w:line="197" w:lineRule="auto" w:before="938" w:after="0"/>
+        <w:ind w:left="0" w:right="0" w:firstLine="0"/>
+        <w:jc w:val="center"/>
+      </w:pPr>
+      <w:r>
+        <w:rPr>
+          <w:rFonts w:ascii="Calibri" w:hAnsi="Calibri" w:eastAsia="Calibri"/>
+          <w:b w:val="0"/>
+          <w:i w:val="0"/>
+          <w:color w:val="000000"/>
+          <w:sz w:val="22"/>
+        </w:rPr>
+        <w:t xml:space="preserve">1 </w:t>
+      </w:r>
+    </w:p>
+    <w:p>
+      <w:pPr>
+        <w:sectPr>
+          <w:pgSz w:w="12240" w:h="15840"/>
+          <w:pgMar w:top="720" w:right="1368" w:bottom="496" w:left="1440" w:header="720" w:footer="720" w:gutter="0"/>
+          <w:cols/>
+          <w:docGrid w:linePitch="360"/>
+        </w:sectPr>
+      </w:pPr>
+    </w:p>
+    <w:p>
+      <w:pPr>
+        <w:autoSpaceDN w:val="0"/>
+        <w:autoSpaceDE w:val="0"/>
+        <w:widowControl/>
+        <w:spacing w:line="220" w:lineRule="exact" w:before="0" w:after="522"/>
+        <w:ind w:left="0" w:right="0"/>
+      </w:pPr>
+    </w:p>
+    <w:p>
+      <w:pPr>
+        <w:autoSpaceDN w:val="0"/>
+        <w:autoSpaceDE w:val="0"/>
+        <w:widowControl/>
+        <w:spacing w:line="245" w:lineRule="auto" w:before="0" w:after="0"/>
+        <w:ind w:left="0" w:right="20" w:firstLine="0"/>
+        <w:jc w:val="both"/>
+      </w:pPr>
+      <w:r>
+        <w:rPr>
+          <w:rFonts w:ascii="Calibri" w:hAnsi="Calibri" w:eastAsia="Calibri"/>
+          <w:b w:val="0"/>
+          <w:i w:val="0"/>
+          <w:color w:val="000000"/>
+          <w:sz w:val="22"/>
+        </w:rPr>
+        <w:t xml:space="preserve">Regarding data submissions and quality assurance, it was noted that most regions had submitted updated </w:t>
+      </w:r>
+      <w:r>
+        <w:rPr>
+          <w:rFonts w:ascii="Calibri" w:hAnsi="Calibri" w:eastAsia="Calibri"/>
+          <w:b w:val="0"/>
+          <w:i w:val="0"/>
+          <w:color w:val="000000"/>
+          <w:sz w:val="22"/>
+        </w:rPr>
+        <w:t xml:space="preserve">data in April, which had a positive impact on the overall input data quality. The presented input data </w:t>
+      </w:r>
+      <w:r>
+        <w:rPr>
+          <w:rFonts w:ascii="Calibri" w:hAnsi="Calibri" w:eastAsia="Calibri"/>
+          <w:b w:val="0"/>
+          <w:i w:val="0"/>
+          <w:color w:val="000000"/>
+          <w:sz w:val="22"/>
+        </w:rPr>
+        <w:t xml:space="preserve">quality metrics included the number of priced items across regions; basic heading and item coefficients </w:t>
+      </w:r>
+      <w:r>
+        <w:rPr>
+          <w:rFonts w:ascii="Calibri" w:hAnsi="Calibri" w:eastAsia="Calibri"/>
+          <w:b w:val="0"/>
+          <w:i w:val="0"/>
+          <w:color w:val="000000"/>
+          <w:sz w:val="22"/>
+        </w:rPr>
+        <w:t xml:space="preserve">of variation number; and the regional and global shares of “potentially problematic items”. It was noted </w:t>
+      </w:r>
+      <w:r>
+        <w:rPr>
+          <w:rFonts w:ascii="Calibri" w:hAnsi="Calibri" w:eastAsia="Calibri"/>
+          <w:b w:val="0"/>
+          <w:i w:val="0"/>
+          <w:color w:val="000000"/>
+          <w:sz w:val="22"/>
+        </w:rPr>
+        <w:t xml:space="preserve">that the input data quality metrics had improved since the last TAG meeting in February and that they </w:t>
+      </w:r>
+      <w:r>
+        <w:rPr>
+          <w:rFonts w:ascii="Calibri" w:hAnsi="Calibri" w:eastAsia="Calibri"/>
+          <w:b w:val="0"/>
+          <w:i w:val="0"/>
+          <w:color w:val="000000"/>
+          <w:sz w:val="22"/>
+        </w:rPr>
+        <w:t xml:space="preserve">were at the level of, or partially exceeding, the final ICP 2017 results. </w:t>
+      </w:r>
+    </w:p>
+    <w:p>
+      <w:pPr>
+        <w:autoSpaceDN w:val="0"/>
+        <w:autoSpaceDE w:val="0"/>
+        <w:widowControl/>
+        <w:spacing w:line="245" w:lineRule="auto" w:before="316" w:after="0"/>
+        <w:ind w:left="0" w:right="22" w:firstLine="0"/>
+        <w:jc w:val="both"/>
+      </w:pPr>
+      <w:r>
+        <w:rPr>
+          <w:rFonts w:ascii="Calibri" w:hAnsi="Calibri" w:eastAsia="Calibri"/>
+          <w:b w:val="0"/>
+          <w:i w:val="0"/>
+          <w:color w:val="000000"/>
+          <w:sz w:val="22"/>
+        </w:rPr>
+        <w:t xml:space="preserve">The standard ICP methodology has been largely maintained between the most recent ICP 2011, 2017, and </w:t>
+      </w:r>
+      <w:r>
+        <w:rPr>
+          <w:rFonts w:ascii="Calibri" w:hAnsi="Calibri" w:eastAsia="Calibri"/>
+          <w:b w:val="0"/>
+          <w:i w:val="0"/>
+          <w:color w:val="000000"/>
+          <w:sz w:val="22"/>
+        </w:rPr>
+        <w:t xml:space="preserve">2021 cycles. However, in ICP 2021, the Commonwealth of Independent States (CIS) region was linked </w:t>
+      </w:r>
+      <w:r>
+        <w:rPr>
+          <w:rFonts w:ascii="Calibri" w:hAnsi="Calibri" w:eastAsia="Calibri"/>
+          <w:b w:val="0"/>
+          <w:i w:val="0"/>
+          <w:color w:val="000000"/>
+          <w:sz w:val="22"/>
+        </w:rPr>
+        <w:t xml:space="preserve">through the standard global core list approach, unlike in ICP 2017, when the CIS region was linked through </w:t>
+      </w:r>
+      <w:r>
+        <w:rPr>
+          <w:rFonts w:ascii="Calibri" w:hAnsi="Calibri" w:eastAsia="Calibri"/>
+          <w:b w:val="0"/>
+          <w:i w:val="0"/>
+          <w:color w:val="000000"/>
+          <w:sz w:val="22"/>
+        </w:rPr>
+        <w:t xml:space="preserve">the Russian Federation, which participated at that time in both the OECD and CIS comparisons. For ICP </w:t>
+      </w:r>
+      <w:r>
+        <w:rPr>
+          <w:rFonts w:ascii="Calibri" w:hAnsi="Calibri" w:eastAsia="Calibri"/>
+          <w:b w:val="0"/>
+          <w:i w:val="0"/>
+          <w:color w:val="000000"/>
+          <w:sz w:val="22"/>
+        </w:rPr>
+        <w:t xml:space="preserve">2017, the Russian Federation results are based on the OECD comparison, while for the ICP 2021, they are </w:t>
+      </w:r>
+      <w:r>
+        <w:rPr>
+          <w:rFonts w:ascii="Calibri" w:hAnsi="Calibri" w:eastAsia="Calibri"/>
+          <w:b w:val="0"/>
+          <w:i w:val="0"/>
+          <w:color w:val="000000"/>
+          <w:sz w:val="22"/>
+        </w:rPr>
+        <w:t>based on the CIS comparison.</w:t>
+      </w:r>
+      <w:r>
+        <w:rPr>
+          <w:rFonts w:ascii="Calibri" w:hAnsi="Calibri" w:eastAsia="Calibri"/>
+          <w:b w:val="0"/>
+          <w:i w:val="0"/>
+          <w:color w:val="000000"/>
+          <w:sz w:val="14"/>
+        </w:rPr>
+        <w:t>1</w:t>
+      </w:r>
+      <w:r>
+        <w:rPr>
+          <w:rFonts w:ascii="Calibri" w:hAnsi="Calibri" w:eastAsia="Calibri"/>
+          <w:b w:val="0"/>
+          <w:i w:val="0"/>
+          <w:color w:val="000000"/>
+          <w:sz w:val="22"/>
+        </w:rPr>
+        <w:t xml:space="preserve"> Furthermore, the Asia and Pacific region moved to the standard ICP </w:t>
+      </w:r>
+      <w:r>
+        <w:rPr>
+          <w:rFonts w:ascii="Calibri" w:hAnsi="Calibri" w:eastAsia="Calibri"/>
+          <w:b w:val="0"/>
+          <w:i w:val="0"/>
+          <w:color w:val="000000"/>
+          <w:sz w:val="22"/>
+        </w:rPr>
+        <w:t xml:space="preserve">approach for estimating housing PPPs based on rental and volume data during the ICP 2021 cycle. </w:t>
+      </w:r>
+      <w:r>
+        <w:rPr>
+          <w:rFonts w:ascii="Calibri" w:hAnsi="Calibri" w:eastAsia="Calibri"/>
+          <w:b w:val="0"/>
+          <w:i w:val="0"/>
+          <w:color w:val="000000"/>
+          <w:sz w:val="22"/>
+        </w:rPr>
+        <w:t xml:space="preserve">Following the TAG’s endorsement, the hybrid approach was utilized for the revised ICP 2017 results and </w:t>
+      </w:r>
+      <w:r>
+        <w:rPr>
+          <w:rFonts w:ascii="Calibri" w:hAnsi="Calibri" w:eastAsia="Calibri"/>
+          <w:b w:val="0"/>
+          <w:i w:val="0"/>
+          <w:color w:val="000000"/>
+          <w:sz w:val="22"/>
+        </w:rPr>
+        <w:t xml:space="preserve">ICP 2021 results, both at the regional and global levels, instead of the previously utilized reference volume </w:t>
+      </w:r>
+      <w:r>
+        <w:rPr>
+          <w:rFonts w:ascii="Calibri" w:hAnsi="Calibri" w:eastAsia="Calibri"/>
+          <w:b w:val="0"/>
+          <w:i w:val="0"/>
+          <w:color w:val="000000"/>
+          <w:sz w:val="22"/>
+        </w:rPr>
+        <w:t xml:space="preserve">approach. As previously discussed by the TAG, a series of simulations were conducted by the ICP Global </w:t>
+      </w:r>
+      <w:r>
+        <w:rPr>
+          <w:rFonts w:ascii="Calibri" w:hAnsi="Calibri" w:eastAsia="Calibri"/>
+          <w:b w:val="0"/>
+          <w:i w:val="0"/>
+          <w:color w:val="000000"/>
+          <w:sz w:val="22"/>
+        </w:rPr>
+        <w:t xml:space="preserve">Office in order to evaluate the impact of methodological changes on the results to the extent possible. </w:t>
+      </w:r>
+    </w:p>
+    <w:p>
+      <w:pPr>
+        <w:autoSpaceDN w:val="0"/>
+        <w:autoSpaceDE w:val="0"/>
+        <w:widowControl/>
+        <w:spacing w:line="245" w:lineRule="auto" w:before="316" w:after="0"/>
+        <w:ind w:left="0" w:right="20" w:firstLine="0"/>
+        <w:jc w:val="both"/>
+      </w:pPr>
+      <w:r>
+        <w:rPr>
+          <w:rFonts w:ascii="Calibri" w:hAnsi="Calibri" w:eastAsia="Calibri"/>
+          <w:b w:val="0"/>
+          <w:i w:val="0"/>
+          <w:color w:val="000000"/>
+          <w:sz w:val="22"/>
+        </w:rPr>
+        <w:t xml:space="preserve">The results of both simulations were in line with the previous simulation results. That is, the impact of </w:t>
+      </w:r>
+      <w:r>
+        <w:rPr>
+          <w:rFonts w:ascii="Calibri" w:hAnsi="Calibri" w:eastAsia="Calibri"/>
+          <w:b w:val="0"/>
+          <w:i w:val="0"/>
+          <w:color w:val="000000"/>
+          <w:sz w:val="22"/>
+        </w:rPr>
+        <w:t xml:space="preserve">introducing CIS as the sixth region for global linking had negligible impact on the other regions’ results. </w:t>
+      </w:r>
+      <w:r>
+        <w:rPr>
+          <w:rFonts w:ascii="Calibri" w:hAnsi="Calibri" w:eastAsia="Calibri"/>
+          <w:b w:val="0"/>
+          <w:i w:val="0"/>
+          <w:color w:val="000000"/>
+          <w:sz w:val="22"/>
+        </w:rPr>
+        <w:t xml:space="preserve">For the countries within the CIS region, the impact of moving from the OECD-Russia linking to global core </w:t>
+      </w:r>
+      <w:r>
+        <w:rPr>
+          <w:rFonts w:ascii="Calibri" w:hAnsi="Calibri" w:eastAsia="Calibri"/>
+          <w:b w:val="0"/>
+          <w:i w:val="0"/>
+          <w:color w:val="000000"/>
+          <w:sz w:val="22"/>
+        </w:rPr>
+        <w:t xml:space="preserve">list linking, or the impact of the Russian Federation from moving from the OECD to CIS comparison, cannot </w:t>
+      </w:r>
+      <w:r>
+        <w:rPr>
+          <w:rFonts w:ascii="Calibri" w:hAnsi="Calibri" w:eastAsia="Calibri"/>
+          <w:b w:val="0"/>
+          <w:i w:val="0"/>
+          <w:color w:val="000000"/>
+          <w:sz w:val="22"/>
+        </w:rPr>
+        <w:t xml:space="preserve">be simulated due to the lack of data; however, the differences between extrapolated and benchmark </w:t>
+      </w:r>
+      <w:r>
+        <w:rPr>
+          <w:rFonts w:ascii="Calibri" w:hAnsi="Calibri" w:eastAsia="Calibri"/>
+          <w:b w:val="0"/>
+          <w:i w:val="0"/>
+          <w:color w:val="000000"/>
+          <w:sz w:val="22"/>
+        </w:rPr>
+        <w:t xml:space="preserve">were considered to fall under typical results, although the average difference was not close to or equal to </w:t>
+      </w:r>
+      <w:r>
+        <w:rPr>
+          <w:rFonts w:ascii="Calibri" w:hAnsi="Calibri" w:eastAsia="Calibri"/>
+          <w:b w:val="0"/>
+          <w:i w:val="0"/>
+          <w:color w:val="000000"/>
+          <w:sz w:val="22"/>
+        </w:rPr>
+        <w:t xml:space="preserve">one. As for the impact of the new hybrid housing approach in the Asia and Pacific region, the introduction </w:t>
+      </w:r>
+      <w:r>
+        <w:rPr>
+          <w:rFonts w:ascii="Calibri" w:hAnsi="Calibri" w:eastAsia="Calibri"/>
+          <w:b w:val="0"/>
+          <w:i w:val="0"/>
+          <w:color w:val="000000"/>
+          <w:sz w:val="22"/>
+        </w:rPr>
+        <w:t xml:space="preserve">of the approach had a negligible impact on other regions’ results. For countries within the Asia and Pacific </w:t>
+      </w:r>
+      <w:r>
+        <w:rPr>
+          <w:rFonts w:ascii="Calibri" w:hAnsi="Calibri" w:eastAsia="Calibri"/>
+          <w:b w:val="0"/>
+          <w:i w:val="0"/>
+          <w:color w:val="000000"/>
+          <w:sz w:val="22"/>
+        </w:rPr>
+        <w:t xml:space="preserve">region, the impact reflects the regional results due to the fixity. </w:t>
+      </w:r>
+    </w:p>
+    <w:p>
+      <w:pPr>
+        <w:autoSpaceDN w:val="0"/>
+        <w:autoSpaceDE w:val="0"/>
+        <w:widowControl/>
+        <w:spacing w:line="245" w:lineRule="auto" w:before="316" w:after="0"/>
+        <w:ind w:left="0" w:right="20" w:firstLine="0"/>
+        <w:jc w:val="both"/>
+      </w:pPr>
+      <w:r>
+        <w:rPr>
+          <w:rFonts w:ascii="Calibri" w:hAnsi="Calibri" w:eastAsia="Calibri"/>
+          <w:b w:val="0"/>
+          <w:i w:val="0"/>
+          <w:color w:val="000000"/>
+          <w:sz w:val="22"/>
+        </w:rPr>
+        <w:t xml:space="preserve">The presentation of the ICP 2021 results began by recasting the differences between extrapolated 2011 </w:t>
+      </w:r>
+      <w:r>
+        <w:rPr>
+          <w:rFonts w:ascii="Calibri" w:hAnsi="Calibri" w:eastAsia="Calibri"/>
+          <w:b w:val="0"/>
+          <w:i w:val="0"/>
+          <w:color w:val="000000"/>
+          <w:sz w:val="22"/>
+        </w:rPr>
+        <w:t xml:space="preserve">PPPs, using national deflators and consumer price indices (CPIs) to benchmark 2017 PPP results. The </w:t>
+      </w:r>
+      <w:r>
+        <w:rPr>
+          <w:rFonts w:ascii="Calibri" w:hAnsi="Calibri" w:eastAsia="Calibri"/>
+          <w:b w:val="0"/>
+          <w:i w:val="0"/>
+          <w:color w:val="000000"/>
+          <w:sz w:val="22"/>
+        </w:rPr>
+        <w:t xml:space="preserve">previously observed spectrum of differences and lack of any systematic patterns was highlighted. Given </w:t>
+      </w:r>
+      <w:r>
+        <w:rPr>
+          <w:rFonts w:ascii="Calibri" w:hAnsi="Calibri" w:eastAsia="Calibri"/>
+          <w:b w:val="0"/>
+          <w:i w:val="0"/>
+          <w:color w:val="000000"/>
+          <w:sz w:val="22"/>
+        </w:rPr>
+        <w:t xml:space="preserve">this context, the ICP 2021 results were presented and compared to extrapolated 2017 PPPs, showing that </w:t>
+      </w:r>
+      <w:r>
+        <w:rPr>
+          <w:rFonts w:ascii="Calibri" w:hAnsi="Calibri" w:eastAsia="Calibri"/>
+          <w:b w:val="0"/>
+          <w:i w:val="0"/>
+          <w:color w:val="000000"/>
+          <w:sz w:val="22"/>
+        </w:rPr>
+        <w:t xml:space="preserve">differences for this cycle fall within the expected margins. Furthermore, additional charts were presented: </w:t>
+      </w:r>
+      <w:r>
+        <w:rPr>
+          <w:rFonts w:ascii="Calibri" w:hAnsi="Calibri" w:eastAsia="Calibri"/>
+          <w:b w:val="0"/>
+          <w:i w:val="0"/>
+          <w:color w:val="000000"/>
+          <w:sz w:val="22"/>
+        </w:rPr>
+        <w:t xml:space="preserve">(i) the relation between Price Level Indices to GDP per capita in PPP terms; (ii) the difference in Price Level </w:t>
+      </w:r>
+      <w:r>
+        <w:rPr>
+          <w:rFonts w:ascii="Calibri" w:hAnsi="Calibri" w:eastAsia="Calibri"/>
+          <w:b w:val="0"/>
+          <w:i w:val="0"/>
+          <w:color w:val="000000"/>
+          <w:sz w:val="22"/>
+        </w:rPr>
+        <w:t xml:space="preserve">Indices by region between 2017 and 2021; (iii) the share of the world GDP in PPP terms by region; (iv) the </w:t>
+      </w:r>
+      <w:r>
+        <w:rPr>
+          <w:rFonts w:ascii="Calibri" w:hAnsi="Calibri" w:eastAsia="Calibri"/>
+          <w:b w:val="0"/>
+          <w:i w:val="0"/>
+          <w:color w:val="000000"/>
+          <w:sz w:val="22"/>
+        </w:rPr>
+        <w:t xml:space="preserve">ranking of countries by share of global GDP in PPP terms; (v) the ranking of countries by GDP per capita in </w:t>
+      </w:r>
+      <w:r>
+        <w:rPr>
+          <w:rFonts w:ascii="Calibri" w:hAnsi="Calibri" w:eastAsia="Calibri"/>
+          <w:b w:val="0"/>
+          <w:i w:val="0"/>
+          <w:color w:val="000000"/>
+          <w:sz w:val="22"/>
+        </w:rPr>
+        <w:t xml:space="preserve">PPP terms; and (vi) the Gini Coefficient for the world between each ICP benchmark cycle since 2011. </w:t>
+      </w:r>
+    </w:p>
+    <w:p>
+      <w:pPr>
+        <w:autoSpaceDN w:val="0"/>
+        <w:autoSpaceDE w:val="0"/>
+        <w:widowControl/>
+        <w:spacing w:line="245" w:lineRule="auto" w:before="316" w:after="0"/>
+        <w:ind w:left="0" w:right="20" w:firstLine="0"/>
+        <w:jc w:val="both"/>
+      </w:pPr>
+      <w:r>
+        <w:rPr>
+          <w:rFonts w:ascii="Calibri" w:hAnsi="Calibri" w:eastAsia="Calibri"/>
+          <w:b w:val="0"/>
+          <w:i w:val="0"/>
+          <w:color w:val="000000"/>
+          <w:sz w:val="22"/>
+        </w:rPr>
+        <w:t xml:space="preserve">On the topic of PPP estimates for years beyond 2021, following the earlier discussions with the TAG, the </w:t>
+      </w:r>
+      <w:r>
+        <w:rPr>
+          <w:rFonts w:ascii="Calibri" w:hAnsi="Calibri" w:eastAsia="Calibri"/>
+          <w:b w:val="0"/>
+          <w:i w:val="0"/>
+          <w:color w:val="000000"/>
+          <w:sz w:val="22"/>
+        </w:rPr>
+        <w:t xml:space="preserve">ICP Global Office estimated a series of GDP PPPs from 2022 to 2026. These estimates were based on the </w:t>
+      </w:r>
+      <w:r>
+        <w:rPr>
+          <w:rFonts w:ascii="Calibri" w:hAnsi="Calibri" w:eastAsia="Calibri"/>
+          <w:b w:val="0"/>
+          <w:i w:val="0"/>
+          <w:color w:val="000000"/>
+          <w:sz w:val="22"/>
+        </w:rPr>
+        <w:t xml:space="preserve">2021 benchmark PPPs, GDP deflators, GDP estimates, population, and exchange rates, with data sourced </w:t>
+      </w:r>
+      <w:r>
+        <w:rPr>
+          <w:rFonts w:ascii="Calibri" w:hAnsi="Calibri" w:eastAsia="Calibri"/>
+          <w:b w:val="0"/>
+          <w:i w:val="0"/>
+          <w:color w:val="000000"/>
+          <w:sz w:val="22"/>
+        </w:rPr>
+        <w:t xml:space="preserve">from the World Bank Macro Poverty Outlook (MPO) and the International Monetary Fund (IMF) World </w:t>
+      </w:r>
+      <w:r>
+        <w:rPr>
+          <w:rFonts w:ascii="Calibri" w:hAnsi="Calibri" w:eastAsia="Calibri"/>
+          <w:b w:val="0"/>
+          <w:i w:val="0"/>
+          <w:color w:val="000000"/>
+          <w:sz w:val="22"/>
+        </w:rPr>
+        <w:t xml:space="preserve">Economic Outlook Database (WEO). The GDP PPP forecasts were then estimated by applying the </w:t>
+      </w:r>
+    </w:p>
+    <w:p>
+      <w:pPr>
+        <w:autoSpaceDN w:val="0"/>
+        <w:autoSpaceDE w:val="0"/>
+        <w:widowControl/>
+        <w:spacing w:line="245" w:lineRule="auto" w:before="684" w:after="0"/>
+        <w:ind w:left="0" w:right="432" w:firstLine="0"/>
+        <w:jc w:val="left"/>
+      </w:pPr>
+      <w:r>
+        <w:rPr>
+          <w:rFonts w:ascii="Calibri" w:hAnsi="Calibri" w:eastAsia="Calibri"/>
+          <w:b w:val="0"/>
+          <w:i w:val="0"/>
+          <w:color w:val="000000"/>
+          <w:sz w:val="13"/>
+        </w:rPr>
+        <w:t>1</w:t>
+      </w:r>
+      <w:r>
+        <w:rPr>
+          <w:rFonts w:ascii="Calibri" w:hAnsi="Calibri" w:eastAsia="Calibri"/>
+          <w:b w:val="0"/>
+          <w:i w:val="0"/>
+          <w:color w:val="000000"/>
+          <w:sz w:val="20"/>
+        </w:rPr>
+        <w:t xml:space="preserve"> This results in selected methodological differences, as the Eurostat-OECD PPP Programme employs different </w:t>
+      </w:r>
+      <w:r>
+        <w:rPr>
+          <w:rFonts w:ascii="Calibri" w:hAnsi="Calibri" w:eastAsia="Calibri"/>
+          <w:b w:val="0"/>
+          <w:i w:val="0"/>
+          <w:color w:val="000000"/>
+          <w:sz w:val="20"/>
+        </w:rPr>
+        <w:t xml:space="preserve">approaches from the other ICP regions on selected GDP components. </w:t>
+      </w:r>
+    </w:p>
+    <w:p>
+      <w:pPr>
+        <w:autoSpaceDN w:val="0"/>
+        <w:autoSpaceDE w:val="0"/>
+        <w:widowControl/>
+        <w:spacing w:line="197" w:lineRule="auto" w:before="228" w:after="0"/>
+        <w:ind w:left="0" w:right="0" w:firstLine="0"/>
+        <w:jc w:val="center"/>
+      </w:pPr>
+      <w:r>
+        <w:rPr>
+          <w:rFonts w:ascii="Calibri" w:hAnsi="Calibri" w:eastAsia="Calibri"/>
+          <w:b w:val="0"/>
+          <w:i w:val="0"/>
+          <w:color w:val="000000"/>
+          <w:sz w:val="22"/>
+        </w:rPr>
+        <w:t xml:space="preserve">2 </w:t>
+      </w:r>
+    </w:p>
+    <w:p>
+      <w:pPr>
+        <w:sectPr>
+          <w:pgSz w:w="12240" w:h="15840"/>
+          <w:pgMar w:top="742" w:right="1368" w:bottom="496" w:left="1440" w:header="720" w:footer="720" w:gutter="0"/>
+          <w:cols/>
+          <w:docGrid w:linePitch="360"/>
+        </w:sectPr>
+      </w:pPr>
+    </w:p>
+    <w:p>
+      <w:pPr>
+        <w:autoSpaceDN w:val="0"/>
+        <w:autoSpaceDE w:val="0"/>
+        <w:widowControl/>
+        <w:spacing w:line="220" w:lineRule="exact" w:before="0" w:after="522"/>
+        <w:ind w:left="0" w:right="0"/>
+      </w:pPr>
+    </w:p>
+    <w:p>
+      <w:pPr>
+        <w:autoSpaceDN w:val="0"/>
+        <w:autoSpaceDE w:val="0"/>
+        <w:widowControl/>
+        <w:spacing w:line="245" w:lineRule="auto" w:before="0" w:after="0"/>
+        <w:ind w:left="0" w:right="0" w:firstLine="0"/>
+        <w:jc w:val="left"/>
+      </w:pPr>
+      <w:r>
+        <w:rPr>
+          <w:rFonts w:ascii="Calibri" w:hAnsi="Calibri" w:eastAsia="Calibri"/>
+          <w:b w:val="0"/>
+          <w:i w:val="0"/>
+          <w:color w:val="000000"/>
+          <w:sz w:val="22"/>
+        </w:rPr>
+        <w:t xml:space="preserve">difference between each country's inflation rate relative to the US, following the standard World </w:t>
+      </w:r>
+      <w:r>
+        <w:rPr>
+          <w:rFonts w:ascii="Calibri" w:hAnsi="Calibri" w:eastAsia="Calibri"/>
+          <w:b w:val="0"/>
+          <w:i w:val="0"/>
+          <w:color w:val="000000"/>
+          <w:sz w:val="22"/>
+        </w:rPr>
+        <w:t xml:space="preserve">Development Indicators (WDI) method. </w:t>
+      </w:r>
+    </w:p>
+    <w:p>
+      <w:pPr>
+        <w:autoSpaceDN w:val="0"/>
+        <w:autoSpaceDE w:val="0"/>
+        <w:widowControl/>
+        <w:spacing w:line="197" w:lineRule="auto" w:before="316" w:after="0"/>
+        <w:ind w:left="0" w:right="0" w:firstLine="0"/>
+        <w:jc w:val="left"/>
+      </w:pPr>
+      <w:r>
+        <w:rPr>
+          <w:rFonts w:ascii="Calibri" w:hAnsi="Calibri" w:eastAsia="Calibri"/>
+          <w:b w:val="0"/>
+          <w:i w:val="0"/>
+          <w:color w:val="000000"/>
+          <w:sz w:val="22"/>
+        </w:rPr>
+        <w:t xml:space="preserve">The TAG discussed each point presented and concluded the following: </w:t>
+      </w:r>
+    </w:p>
+    <w:p>
+      <w:pPr>
+        <w:autoSpaceDN w:val="0"/>
+        <w:tabs>
+          <w:tab w:pos="720" w:val="left"/>
+        </w:tabs>
+        <w:autoSpaceDE w:val="0"/>
+        <w:widowControl/>
+        <w:spacing w:line="245" w:lineRule="auto" w:before="284" w:after="0"/>
+        <w:ind w:left="360" w:right="0" w:firstLine="0"/>
+        <w:jc w:val="left"/>
+      </w:pPr>
+      <w:r>
+        <w:rPr>
+          <w:rFonts w:ascii="Times New Roman" w:hAnsi="Times New Roman" w:eastAsia="Times New Roman"/>
+          <w:b w:val="0"/>
+          <w:i w:val="0"/>
+          <w:color w:val="000000"/>
+          <w:sz w:val="22"/>
+        </w:rPr>
+        <w:t>–</w:t>
+      </w:r>
+      <w:r>
+        <w:tab/>
+      </w:r>
+      <w:r>
+        <w:rPr>
+          <w:rFonts w:ascii="Calibri" w:hAnsi="Calibri" w:eastAsia="Calibri"/>
+          <w:b w:val="0"/>
+          <w:i w:val="0"/>
+          <w:color w:val="000000"/>
+          <w:sz w:val="22"/>
+        </w:rPr>
+        <w:t xml:space="preserve">Regarding the topic of methodological changes introduced in the ICP 2021, aside from discussion </w:t>
+      </w:r>
+      <w:r>
+        <w:tab/>
+      </w:r>
+      <w:r>
+        <w:rPr>
+          <w:rFonts w:ascii="Calibri" w:hAnsi="Calibri" w:eastAsia="Calibri"/>
+          <w:b w:val="0"/>
+          <w:i w:val="0"/>
+          <w:color w:val="000000"/>
+          <w:sz w:val="22"/>
+        </w:rPr>
+        <w:t xml:space="preserve">on the impacts, these changes constitute a standardization and, thus, an improvement to the </w:t>
+      </w:r>
+      <w:r>
+        <w:tab/>
+      </w:r>
+      <w:r>
+        <w:rPr>
+          <w:rFonts w:ascii="Calibri" w:hAnsi="Calibri" w:eastAsia="Calibri"/>
+          <w:b w:val="0"/>
+          <w:i w:val="0"/>
+          <w:color w:val="000000"/>
+          <w:sz w:val="22"/>
+        </w:rPr>
+        <w:t xml:space="preserve">consistency of the applied ICP methodology. Thus, the impact can be considered to be a </w:t>
+      </w:r>
+      <w:r>
+        <w:tab/>
+      </w:r>
+      <w:r>
+        <w:rPr>
+          <w:rFonts w:ascii="Calibri" w:hAnsi="Calibri" w:eastAsia="Calibri"/>
+          <w:b w:val="0"/>
+          <w:i w:val="0"/>
+          <w:color w:val="000000"/>
+          <w:sz w:val="22"/>
+        </w:rPr>
+        <w:t xml:space="preserve">correction. </w:t>
+      </w:r>
+    </w:p>
+    <w:p>
+      <w:pPr>
+        <w:autoSpaceDN w:val="0"/>
+        <w:tabs>
+          <w:tab w:pos="720" w:val="left"/>
+        </w:tabs>
+        <w:autoSpaceDE w:val="0"/>
+        <w:widowControl/>
+        <w:spacing w:line="245" w:lineRule="auto" w:before="286" w:after="0"/>
+        <w:ind w:left="360" w:right="0" w:firstLine="0"/>
+        <w:jc w:val="left"/>
+      </w:pPr>
+      <w:r>
+        <w:rPr>
+          <w:rFonts w:ascii="Times New Roman" w:hAnsi="Times New Roman" w:eastAsia="Times New Roman"/>
+          <w:b w:val="0"/>
+          <w:i w:val="0"/>
+          <w:color w:val="000000"/>
+          <w:sz w:val="22"/>
+        </w:rPr>
+        <w:t>–</w:t>
+      </w:r>
+      <w:r>
+        <w:tab/>
+      </w:r>
+      <w:r>
+        <w:rPr>
+          <w:rFonts w:ascii="Calibri" w:hAnsi="Calibri" w:eastAsia="Calibri"/>
+          <w:b w:val="0"/>
+          <w:i w:val="0"/>
+          <w:color w:val="000000"/>
+          <w:sz w:val="22"/>
+        </w:rPr>
+        <w:t xml:space="preserve">Regarding the ICP 2021 benchmark results, the TAG considered them reasonable and consistent </w:t>
+      </w:r>
+      <w:r>
+        <w:tab/>
+      </w:r>
+      <w:r>
+        <w:rPr>
+          <w:rFonts w:ascii="Calibri" w:hAnsi="Calibri" w:eastAsia="Calibri"/>
+          <w:b w:val="0"/>
+          <w:i w:val="0"/>
+          <w:color w:val="000000"/>
+          <w:sz w:val="22"/>
+        </w:rPr>
+        <w:t xml:space="preserve">with differences observed during previous ICP cycles between the extrapolated and benchmark </w:t>
+      </w:r>
+      <w:r>
+        <w:tab/>
+      </w:r>
+      <w:r>
+        <w:rPr>
+          <w:rFonts w:ascii="Calibri" w:hAnsi="Calibri" w:eastAsia="Calibri"/>
+          <w:b w:val="0"/>
+          <w:i w:val="0"/>
+          <w:color w:val="000000"/>
+          <w:sz w:val="22"/>
+        </w:rPr>
+        <w:t xml:space="preserve">results. The TAG also discussed various aspects of these results, namely the country rankings and </w:t>
+      </w:r>
+      <w:r>
+        <w:tab/>
+      </w:r>
+      <w:r>
+        <w:rPr>
+          <w:rFonts w:ascii="Calibri" w:hAnsi="Calibri" w:eastAsia="Calibri"/>
+          <w:b w:val="0"/>
+          <w:i w:val="0"/>
+          <w:color w:val="000000"/>
+          <w:sz w:val="22"/>
+        </w:rPr>
+        <w:t xml:space="preserve">the factors affecting the differences relative to extrapolated results. The TAG also discussed the </w:t>
+      </w:r>
+      <w:r>
+        <w:tab/>
+      </w:r>
+      <w:r>
+        <w:rPr>
+          <w:rFonts w:ascii="Calibri" w:hAnsi="Calibri" w:eastAsia="Calibri"/>
+          <w:b w:val="0"/>
+          <w:i w:val="0"/>
+          <w:color w:val="000000"/>
+          <w:sz w:val="22"/>
+        </w:rPr>
+        <w:t xml:space="preserve">coming uses of the ICP 2021 cycle PPPs, including poverty. </w:t>
+      </w:r>
+    </w:p>
+    <w:p>
+      <w:pPr>
+        <w:autoSpaceDN w:val="0"/>
+        <w:tabs>
+          <w:tab w:pos="720" w:val="left"/>
+        </w:tabs>
+        <w:autoSpaceDE w:val="0"/>
+        <w:widowControl/>
+        <w:spacing w:line="245" w:lineRule="auto" w:before="286" w:after="0"/>
+        <w:ind w:left="360" w:right="0" w:firstLine="0"/>
+        <w:jc w:val="left"/>
+      </w:pPr>
+      <w:r>
+        <w:rPr>
+          <w:rFonts w:ascii="Times New Roman" w:hAnsi="Times New Roman" w:eastAsia="Times New Roman"/>
+          <w:b w:val="0"/>
+          <w:i w:val="0"/>
+          <w:color w:val="000000"/>
+          <w:sz w:val="22"/>
+        </w:rPr>
+        <w:t>–</w:t>
+      </w:r>
+      <w:r>
+        <w:tab/>
+      </w:r>
+      <w:r>
+        <w:rPr>
+          <w:rFonts w:ascii="Calibri" w:hAnsi="Calibri" w:eastAsia="Calibri"/>
+          <w:b w:val="0"/>
+          <w:i w:val="0"/>
+          <w:color w:val="000000"/>
+          <w:sz w:val="22"/>
+        </w:rPr>
+        <w:t xml:space="preserve">As for PPPs beyond the most recent ICP benchmark year (2021), the TAG noted that the estimates </w:t>
+      </w:r>
+      <w:r>
+        <w:tab/>
+      </w:r>
+      <w:r>
+        <w:rPr>
+          <w:rFonts w:ascii="Calibri" w:hAnsi="Calibri" w:eastAsia="Calibri"/>
+          <w:b w:val="0"/>
+          <w:i w:val="0"/>
+          <w:color w:val="000000"/>
+          <w:sz w:val="22"/>
+        </w:rPr>
+        <w:t xml:space="preserve">should not go beyond 2023 and should be based on extrapolations of available statistical data </w:t>
+      </w:r>
+      <w:r>
+        <w:tab/>
+      </w:r>
+      <w:r>
+        <w:rPr>
+          <w:rFonts w:ascii="Calibri" w:hAnsi="Calibri" w:eastAsia="Calibri"/>
+          <w:b w:val="0"/>
+          <w:i w:val="0"/>
+          <w:color w:val="000000"/>
+          <w:sz w:val="22"/>
+        </w:rPr>
+        <w:t xml:space="preserve">rather than forecasted or otherwise estimated data, following the established extrapolation </w:t>
+      </w:r>
+      <w:r>
+        <w:tab/>
+      </w:r>
+      <w:r>
+        <w:rPr>
+          <w:rFonts w:ascii="Calibri" w:hAnsi="Calibri" w:eastAsia="Calibri"/>
+          <w:b w:val="0"/>
+          <w:i w:val="0"/>
+          <w:color w:val="000000"/>
+          <w:sz w:val="22"/>
+        </w:rPr>
+        <w:t>approach for the WDI.</w:t>
+      </w:r>
+      <w:r>
+        <w:rPr>
+          <w:rFonts w:ascii="Calibri" w:hAnsi="Calibri" w:eastAsia="Calibri"/>
+          <w:b w:val="0"/>
+          <w:i w:val="0"/>
+          <w:color w:val="000000"/>
+          <w:sz w:val="14"/>
+        </w:rPr>
+        <w:t>2</w:t>
+      </w:r>
+      <w:r>
+        <w:rPr>
+          <w:rFonts w:ascii="Calibri" w:hAnsi="Calibri" w:eastAsia="Calibri"/>
+          <w:b w:val="0"/>
+          <w:i w:val="0"/>
+          <w:color w:val="000000"/>
+          <w:sz w:val="22"/>
+        </w:rPr>
+        <w:t xml:space="preserve"> Furthermore, published Eurostat and OECD results for 2022 and 2023 </w:t>
+      </w:r>
+      <w:r>
+        <w:tab/>
+      </w:r>
+      <w:r>
+        <w:rPr>
+          <w:rFonts w:ascii="Calibri" w:hAnsi="Calibri" w:eastAsia="Calibri"/>
+          <w:b w:val="0"/>
+          <w:i w:val="0"/>
+          <w:color w:val="000000"/>
+          <w:sz w:val="22"/>
+        </w:rPr>
+        <w:t>should be incorporated.</w:t>
+      </w:r>
+      <w:r>
+        <w:rPr>
+          <w:rFonts w:ascii="Calibri" w:hAnsi="Calibri" w:eastAsia="Calibri"/>
+          <w:b w:val="0"/>
+          <w:i w:val="0"/>
+          <w:color w:val="000000"/>
+          <w:sz w:val="14"/>
+        </w:rPr>
+        <w:t>3</w:t>
+      </w:r>
+      <w:r>
+        <w:rPr>
+          <w:rFonts w:ascii="Calibri" w:hAnsi="Calibri" w:eastAsia="Calibri"/>
+          <w:b w:val="0"/>
+          <w:i w:val="0"/>
+          <w:color w:val="000000"/>
+          <w:sz w:val="22"/>
+        </w:rPr>
+        <w:t xml:space="preserve"> The Global Office agreed to construct the 2022 and 2023 series </w:t>
+      </w:r>
+      <w:r>
+        <w:tab/>
+      </w:r>
+      <w:r>
+        <w:rPr>
+          <w:rFonts w:ascii="Calibri" w:hAnsi="Calibri" w:eastAsia="Calibri"/>
+          <w:b w:val="0"/>
+          <w:i w:val="0"/>
+          <w:color w:val="000000"/>
+          <w:sz w:val="22"/>
+        </w:rPr>
+        <w:t xml:space="preserve">accordingly. </w:t>
+      </w:r>
+    </w:p>
+    <w:p>
+      <w:pPr>
+        <w:autoSpaceDN w:val="0"/>
+        <w:autoSpaceDE w:val="0"/>
+        <w:widowControl/>
+        <w:spacing w:line="245" w:lineRule="auto" w:before="318" w:after="0"/>
+        <w:ind w:left="0" w:right="20" w:firstLine="0"/>
+        <w:jc w:val="both"/>
+      </w:pPr>
+      <w:r>
+        <w:rPr>
+          <w:rFonts w:ascii="Calibri" w:hAnsi="Calibri" w:eastAsia="Calibri"/>
+          <w:b w:val="0"/>
+          <w:i w:val="0"/>
+          <w:color w:val="000000"/>
+          <w:sz w:val="22"/>
+        </w:rPr>
+        <w:t xml:space="preserve">Lastly, Yuri Dikhanov, World Bank, presented the feedback from the Computation Task Team, suggesting </w:t>
+      </w:r>
+      <w:r>
+        <w:rPr>
+          <w:rFonts w:ascii="Calibri" w:hAnsi="Calibri" w:eastAsia="Calibri"/>
+          <w:b w:val="0"/>
+          <w:i w:val="0"/>
+          <w:color w:val="000000"/>
+          <w:sz w:val="22"/>
+        </w:rPr>
+        <w:t xml:space="preserve">potential future research agenda topics for the next ICP cycles: (i) revisiting the approach on dual </w:t>
+      </w:r>
+      <w:r>
+        <w:rPr>
+          <w:rFonts w:ascii="Calibri" w:hAnsi="Calibri" w:eastAsia="Calibri"/>
+          <w:b w:val="0"/>
+          <w:i w:val="0"/>
+          <w:color w:val="000000"/>
+          <w:sz w:val="22"/>
+        </w:rPr>
+        <w:t xml:space="preserve">participation countries; (ii) revisiting the approach on productivity adjustments; (iii) revisiting the linking </w:t>
+      </w:r>
+      <w:r>
+        <w:rPr>
+          <w:rFonts w:ascii="Calibri" w:hAnsi="Calibri" w:eastAsia="Calibri"/>
+          <w:b w:val="0"/>
+          <w:i w:val="0"/>
+          <w:color w:val="000000"/>
+          <w:sz w:val="22"/>
+        </w:rPr>
+        <w:t xml:space="preserve">approach for education and healthcare; and (iv) broader research on applied index numbers. The TAG </w:t>
+      </w:r>
+      <w:r>
+        <w:rPr>
+          <w:rFonts w:ascii="Calibri" w:hAnsi="Calibri" w:eastAsia="Calibri"/>
+          <w:b w:val="0"/>
+          <w:i w:val="0"/>
+          <w:color w:val="000000"/>
+          <w:sz w:val="22"/>
+        </w:rPr>
+        <w:t xml:space="preserve">acknowledged the relevance of these topics. It was recommended that a written proposal on each point </w:t>
+      </w:r>
+      <w:r>
+        <w:rPr>
+          <w:rFonts w:ascii="Calibri" w:hAnsi="Calibri" w:eastAsia="Calibri"/>
+          <w:b w:val="0"/>
+          <w:i w:val="0"/>
+          <w:color w:val="000000"/>
+          <w:sz w:val="22"/>
+        </w:rPr>
+        <w:t xml:space="preserve">would be drafted for TAG’s further consideration. As recommended by the TAG at previous meetings, a </w:t>
+      </w:r>
+      <w:r>
+        <w:rPr>
+          <w:rFonts w:ascii="Calibri" w:hAnsi="Calibri" w:eastAsia="Calibri"/>
+          <w:b w:val="0"/>
+          <w:i w:val="0"/>
+          <w:color w:val="000000"/>
+          <w:sz w:val="22"/>
+        </w:rPr>
+        <w:t xml:space="preserve">methodological Task Force will be established for the ICP 2024 cycle. </w:t>
+      </w:r>
+    </w:p>
+    <w:p>
+      <w:pPr>
+        <w:autoSpaceDN w:val="0"/>
+        <w:autoSpaceDE w:val="0"/>
+        <w:widowControl/>
+        <w:spacing w:line="197" w:lineRule="auto" w:before="316" w:after="0"/>
+        <w:ind w:left="0" w:right="0" w:firstLine="0"/>
+        <w:jc w:val="left"/>
+      </w:pPr>
+      <w:r>
+        <w:rPr>
+          <w:rFonts w:ascii="Calibri" w:hAnsi="Calibri" w:eastAsia="Calibri"/>
+          <w:b/>
+          <w:i w:val="0"/>
+          <w:color w:val="000000"/>
+          <w:sz w:val="22"/>
+        </w:rPr>
+        <w:t xml:space="preserve">Revised ICP 2017 results </w:t>
+      </w:r>
+    </w:p>
+    <w:p>
+      <w:pPr>
+        <w:autoSpaceDN w:val="0"/>
+        <w:autoSpaceDE w:val="0"/>
+        <w:widowControl/>
+        <w:spacing w:line="245" w:lineRule="auto" w:before="316" w:after="0"/>
+        <w:ind w:left="0" w:right="20" w:firstLine="0"/>
+        <w:jc w:val="both"/>
+      </w:pPr>
+      <w:r>
+        <w:rPr>
+          <w:rFonts w:ascii="Calibri" w:hAnsi="Calibri" w:eastAsia="Calibri"/>
+          <w:b w:val="0"/>
+          <w:i w:val="0"/>
+          <w:color w:val="000000"/>
+          <w:sz w:val="22"/>
+        </w:rPr>
+        <w:t xml:space="preserve">Mr. Rissanen presented a recap of the approach to produce revised benchmark results. Previously, revised </w:t>
+      </w:r>
+      <w:r>
+        <w:rPr>
+          <w:rFonts w:ascii="Calibri" w:hAnsi="Calibri" w:eastAsia="Calibri"/>
+          <w:b w:val="0"/>
+          <w:i w:val="0"/>
+          <w:color w:val="000000"/>
+          <w:sz w:val="22"/>
+        </w:rPr>
+        <w:t xml:space="preserve">2011 regional results were produced based on revised national accounts expenditures, while global 2011 </w:t>
+      </w:r>
+      <w:r>
+        <w:rPr>
+          <w:rFonts w:ascii="Calibri" w:hAnsi="Calibri" w:eastAsia="Calibri"/>
+          <w:b w:val="0"/>
+          <w:i w:val="0"/>
+          <w:color w:val="000000"/>
+          <w:sz w:val="22"/>
+        </w:rPr>
+        <w:t xml:space="preserve">results were revised based on revised regional PPPs, national accounts expenditures, and finetuning of </w:t>
+      </w:r>
+      <w:r>
+        <w:rPr>
+          <w:rFonts w:ascii="Calibri" w:hAnsi="Calibri" w:eastAsia="Calibri"/>
+          <w:b w:val="0"/>
+          <w:i w:val="0"/>
+          <w:color w:val="000000"/>
+          <w:sz w:val="22"/>
+        </w:rPr>
+        <w:t xml:space="preserve">the linking approach. For the 2021 cycle, the TAG supported recalculating linking factors when the </w:t>
+      </w:r>
+      <w:r>
+        <w:rPr>
+          <w:rFonts w:ascii="Calibri" w:hAnsi="Calibri" w:eastAsia="Calibri"/>
+          <w:b w:val="0"/>
+          <w:i w:val="0"/>
+          <w:color w:val="000000"/>
+          <w:sz w:val="22"/>
+        </w:rPr>
+        <w:t xml:space="preserve">previous ICP benchmark year results are revised as best practice, also allowing for updating the housing </w:t>
+      </w:r>
+      <w:r>
+        <w:rPr>
+          <w:rFonts w:ascii="Calibri" w:hAnsi="Calibri" w:eastAsia="Calibri"/>
+          <w:b w:val="0"/>
+          <w:i w:val="0"/>
+          <w:color w:val="000000"/>
+          <w:sz w:val="22"/>
+        </w:rPr>
+        <w:t xml:space="preserve">linking factors. Additionally, it was noted that the Asia and the Pacific 2017 regional PPPs include the new </w:t>
+      </w:r>
+      <w:r>
+        <w:rPr>
+          <w:rFonts w:ascii="Calibri" w:hAnsi="Calibri" w:eastAsia="Calibri"/>
+          <w:b w:val="0"/>
+          <w:i w:val="0"/>
+          <w:color w:val="000000"/>
+          <w:sz w:val="22"/>
+        </w:rPr>
+        <w:t xml:space="preserve">“hybrid” approach to housing, as was agreed by the TAG in the previous meeting. </w:t>
+      </w:r>
+    </w:p>
+    <w:p>
+      <w:pPr>
+        <w:autoSpaceDN w:val="0"/>
+        <w:autoSpaceDE w:val="0"/>
+        <w:widowControl/>
+        <w:spacing w:line="245" w:lineRule="auto" w:before="316" w:after="0"/>
+        <w:ind w:left="0" w:right="20" w:firstLine="0"/>
+        <w:jc w:val="both"/>
+      </w:pPr>
+      <w:r>
+        <w:rPr>
+          <w:rFonts w:ascii="Calibri" w:hAnsi="Calibri" w:eastAsia="Calibri"/>
+          <w:b w:val="0"/>
+          <w:i w:val="0"/>
+          <w:color w:val="000000"/>
+          <w:sz w:val="22"/>
+        </w:rPr>
+        <w:t xml:space="preserve">The presentation demonstrated the percentage changes between the original and revised 2017 data for </w:t>
+      </w:r>
+      <w:r>
+        <w:rPr>
+          <w:rFonts w:ascii="Calibri" w:hAnsi="Calibri" w:eastAsia="Calibri"/>
+          <w:b w:val="0"/>
+          <w:i w:val="0"/>
+          <w:color w:val="000000"/>
+          <w:sz w:val="22"/>
+        </w:rPr>
+        <w:t xml:space="preserve">expenditures, global PPPs, and population estimates. The range of global PPP revisions typically stood at </w:t>
+      </w:r>
+      <w:r>
+        <w:rPr>
+          <w:rFonts w:ascii="Calibri" w:hAnsi="Calibri" w:eastAsia="Calibri"/>
+          <w:b w:val="0"/>
+          <w:i w:val="0"/>
+          <w:color w:val="000000"/>
+          <w:sz w:val="22"/>
+        </w:rPr>
+        <w:t xml:space="preserve">around plus or minus five percent, and no systematic patterns were observed. The TAG noted several </w:t>
+      </w:r>
+    </w:p>
+    <w:p>
+      <w:pPr>
+        <w:autoSpaceDN w:val="0"/>
+        <w:autoSpaceDE w:val="0"/>
+        <w:widowControl/>
+        <w:spacing w:line="245" w:lineRule="auto" w:before="442" w:after="0"/>
+        <w:ind w:left="0" w:right="144" w:firstLine="0"/>
+        <w:jc w:val="left"/>
+      </w:pPr>
+      <w:r>
+        <w:rPr>
+          <w:rFonts w:ascii="Calibri" w:hAnsi="Calibri" w:eastAsia="Calibri"/>
+          <w:b w:val="0"/>
+          <w:i w:val="0"/>
+          <w:color w:val="000000"/>
+          <w:sz w:val="13"/>
+        </w:rPr>
+        <w:t>2</w:t>
+      </w:r>
+      <w:r>
+        <w:rPr>
+          <w:u w:val="single" w:color="0462c1"/>
+          <w:rFonts w:ascii="Calibri" w:hAnsi="Calibri" w:eastAsia="Calibri"/>
+          <w:b w:val="0"/>
+          <w:i w:val="0"/>
+          <w:color w:val="0563C1"/>
+          <w:sz w:val="20"/>
+        </w:rPr>
+        <w:hyperlink r:id="rId11" w:history="1">
+          <w:r>
+            <w:rPr>
+              <w:rStyle w:val="Hyperlink"/>
+            </w:rPr>
+            <w:t>https://datahelpdesk.worldbank.org/knowledgebase/articles/665452-how-do-you-extrapolate-the-ppp-</w:t>
+          </w:r>
+        </w:hyperlink>
+      </w:r>
+      <w:r>
+        <w:rPr>
+          <w:u w:val="single" w:color="0462c1"/>
+          <w:rFonts w:ascii="Calibri" w:hAnsi="Calibri" w:eastAsia="Calibri"/>
+          <w:b w:val="0"/>
+          <w:i w:val="0"/>
+          <w:color w:val="0563C1"/>
+          <w:sz w:val="20"/>
+        </w:rPr>
+        <w:hyperlink r:id="rId11" w:history="1">
+          <w:r>
+            <w:rPr>
+              <w:rStyle w:val="Hyperlink"/>
+            </w:rPr>
+            <w:t>conversion-factors#:~:text=The%20method%20we%20use%20is,to%20the%20benchmark%20PPP%20estimates</w:t>
+          </w:r>
+        </w:hyperlink>
+      </w:r>
+      <w:r>
+        <w:rPr>
+          <w:rFonts w:ascii="Calibri" w:hAnsi="Calibri" w:eastAsia="Calibri"/>
+          <w:b w:val="0"/>
+          <w:i w:val="0"/>
+          <w:color w:val="000000"/>
+          <w:sz w:val="20"/>
+        </w:rPr>
+        <w:hyperlink r:id="rId11" w:history="1">
+          <w:r>
+            <w:rPr>
+              <w:rStyle w:val="Hyperlink"/>
+            </w:rPr>
+            <w:t>.</w:t>
+          </w:r>
+        </w:hyperlink>
+      </w:r>
+      <w:r>
+        <w:rPr>
+          <w:rFonts w:ascii="Calibri" w:hAnsi="Calibri" w:eastAsia="Calibri"/>
+          <w:b w:val="0"/>
+          <w:i w:val="0"/>
+          <w:color w:val="000000"/>
+          <w:sz w:val="20"/>
+        </w:rPr>
+        <w:t xml:space="preserve"> </w:t>
+      </w:r>
+      <w:r>
+        <w:rPr>
+          <w:rFonts w:ascii="Calibri" w:hAnsi="Calibri" w:eastAsia="Calibri"/>
+          <w:b w:val="0"/>
+          <w:i w:val="0"/>
+          <w:color w:val="000000"/>
+          <w:sz w:val="13"/>
+        </w:rPr>
+        <w:t>3</w:t>
+      </w:r>
+      <w:r>
+        <w:rPr>
+          <w:rFonts w:ascii="Calibri" w:hAnsi="Calibri" w:eastAsia="Calibri"/>
+          <w:b w:val="0"/>
+          <w:i w:val="0"/>
+          <w:color w:val="000000"/>
+          <w:sz w:val="20"/>
+        </w:rPr>
+        <w:t xml:space="preserve"> This is possible as the Eurostat-OECD is the base region for the ICP. </w:t>
+      </w:r>
+    </w:p>
+    <w:p>
+      <w:pPr>
+        <w:autoSpaceDN w:val="0"/>
+        <w:autoSpaceDE w:val="0"/>
+        <w:widowControl/>
+        <w:spacing w:line="197" w:lineRule="auto" w:before="228" w:after="0"/>
+        <w:ind w:left="0" w:right="0" w:firstLine="0"/>
+        <w:jc w:val="center"/>
+      </w:pPr>
+      <w:r>
+        <w:rPr>
+          <w:rFonts w:ascii="Calibri" w:hAnsi="Calibri" w:eastAsia="Calibri"/>
+          <w:b w:val="0"/>
+          <w:i w:val="0"/>
+          <w:color w:val="000000"/>
+          <w:sz w:val="22"/>
+        </w:rPr>
+        <w:t xml:space="preserve">3 </w:t>
+      </w:r>
+    </w:p>
+    <w:p>
+      <w:pPr>
+        <w:sectPr>
+          <w:pgSz w:w="12240" w:h="15840"/>
+          <w:pgMar w:top="742" w:right="1368" w:bottom="496" w:left="1440" w:header="720" w:footer="720" w:gutter="0"/>
+          <w:cols/>
+          <w:docGrid w:linePitch="360"/>
+        </w:sectPr>
+      </w:pPr>
+    </w:p>
+    <w:p>
+      <w:pPr>
+        <w:autoSpaceDN w:val="0"/>
+        <w:autoSpaceDE w:val="0"/>
+        <w:widowControl/>
+        <w:spacing w:line="220" w:lineRule="exact" w:before="0" w:after="522"/>
+        <w:ind w:left="0" w:right="0"/>
+      </w:pPr>
+    </w:p>
+    <w:p>
+      <w:pPr>
+        <w:autoSpaceDN w:val="0"/>
+        <w:autoSpaceDE w:val="0"/>
+        <w:widowControl/>
+        <w:spacing w:line="245" w:lineRule="auto" w:before="0" w:after="0"/>
+        <w:ind w:left="0" w:right="20" w:firstLine="0"/>
+        <w:jc w:val="both"/>
+      </w:pPr>
+      <w:r>
+        <w:rPr>
+          <w:rFonts w:ascii="Calibri" w:hAnsi="Calibri" w:eastAsia="Calibri"/>
+          <w:b w:val="0"/>
+          <w:i w:val="0"/>
+          <w:color w:val="000000"/>
+          <w:sz w:val="22"/>
+        </w:rPr>
+        <w:t xml:space="preserve">factors that impact the PPP revisions, namely, the national accounts expenditure revisions and their </w:t>
+      </w:r>
+      <w:r>
+        <w:rPr>
+          <w:rFonts w:ascii="Calibri" w:hAnsi="Calibri" w:eastAsia="Calibri"/>
+          <w:b w:val="0"/>
+          <w:i w:val="0"/>
+          <w:color w:val="000000"/>
+          <w:sz w:val="22"/>
+        </w:rPr>
+        <w:t xml:space="preserve">impact on regional PPPs, population estimates revisions, the revision of Productivity Adjustment Factors </w:t>
+      </w:r>
+      <w:r>
+        <w:rPr>
+          <w:rFonts w:ascii="Calibri" w:hAnsi="Calibri" w:eastAsia="Calibri"/>
+          <w:b w:val="0"/>
+          <w:i w:val="0"/>
+          <w:color w:val="000000"/>
+          <w:sz w:val="22"/>
+        </w:rPr>
+        <w:t xml:space="preserve">(PAFs), and the Asia and the Pacific hybrid approach to housing services. </w:t>
+      </w:r>
+    </w:p>
+    <w:p>
+      <w:pPr>
+        <w:autoSpaceDN w:val="0"/>
+        <w:autoSpaceDE w:val="0"/>
+        <w:widowControl/>
+        <w:spacing w:line="197" w:lineRule="auto" w:before="314" w:after="0"/>
+        <w:ind w:left="0" w:right="0" w:firstLine="0"/>
+        <w:jc w:val="left"/>
+      </w:pPr>
+      <w:r>
+        <w:rPr>
+          <w:rFonts w:ascii="Calibri" w:hAnsi="Calibri" w:eastAsia="Calibri"/>
+          <w:b/>
+          <w:i w:val="0"/>
+          <w:color w:val="000000"/>
+          <w:sz w:val="22"/>
+        </w:rPr>
+        <w:t xml:space="preserve">Revised ICP 2017 – ICP 2021 PPP time series </w:t>
+      </w:r>
+    </w:p>
+    <w:p>
+      <w:pPr>
+        <w:autoSpaceDN w:val="0"/>
+        <w:autoSpaceDE w:val="0"/>
+        <w:widowControl/>
+        <w:spacing w:line="245" w:lineRule="auto" w:before="316" w:after="0"/>
+        <w:ind w:left="0" w:right="20" w:firstLine="0"/>
+        <w:jc w:val="both"/>
+      </w:pPr>
+      <w:r>
+        <w:rPr>
+          <w:rFonts w:ascii="Calibri" w:hAnsi="Calibri" w:eastAsia="Calibri"/>
+          <w:b w:val="0"/>
+          <w:i w:val="0"/>
+          <w:color w:val="000000"/>
+          <w:sz w:val="22"/>
+        </w:rPr>
+        <w:t xml:space="preserve">Giovanni Tonutti, World Bank, presented the results of the time series calculations of global PPPs for the </w:t>
+      </w:r>
+      <w:r>
+        <w:rPr>
+          <w:rFonts w:ascii="Calibri" w:hAnsi="Calibri" w:eastAsia="Calibri"/>
+          <w:b w:val="0"/>
+          <w:i w:val="0"/>
+          <w:color w:val="000000"/>
+          <w:sz w:val="22"/>
+        </w:rPr>
+        <w:t xml:space="preserve">years 2017 to 2021. The approach follows the methodology developed by Inklaar and Rao (2019), which </w:t>
+      </w:r>
+      <w:r>
+        <w:rPr>
+          <w:rFonts w:ascii="Calibri" w:hAnsi="Calibri" w:eastAsia="Calibri"/>
+          <w:b w:val="0"/>
+          <w:i w:val="0"/>
+          <w:color w:val="000000"/>
+          <w:sz w:val="22"/>
+        </w:rPr>
+        <w:t xml:space="preserve">was adopted to estimate the global PPP time series for 2011 to 2017 during the ICP 2017 cycle. Two </w:t>
+      </w:r>
+      <w:r>
+        <w:rPr>
+          <w:rFonts w:ascii="Calibri" w:hAnsi="Calibri" w:eastAsia="Calibri"/>
+          <w:b w:val="0"/>
+          <w:i w:val="0"/>
+          <w:color w:val="000000"/>
+          <w:sz w:val="22"/>
+        </w:rPr>
+        <w:t xml:space="preserve">methodological developments have been introduced and previously approved by the TAG in relation to </w:t>
+      </w:r>
+      <w:r>
+        <w:rPr>
+          <w:rFonts w:ascii="Calibri" w:hAnsi="Calibri" w:eastAsia="Calibri"/>
+          <w:b w:val="0"/>
+          <w:i w:val="0"/>
+          <w:color w:val="000000"/>
+          <w:sz w:val="22"/>
+        </w:rPr>
+        <w:t xml:space="preserve">the new approach for linking the CIS region in the global comparison and the implications of the impact </w:t>
+      </w:r>
+      <w:r>
+        <w:rPr>
+          <w:rFonts w:ascii="Calibri" w:hAnsi="Calibri" w:eastAsia="Calibri"/>
+          <w:b w:val="0"/>
+          <w:i w:val="0"/>
+          <w:color w:val="000000"/>
+          <w:sz w:val="22"/>
+        </w:rPr>
+        <w:t xml:space="preserve">of COVID-19 on expenditures for interpolating missing information. </w:t>
+      </w:r>
+    </w:p>
+    <w:p>
+      <w:pPr>
+        <w:autoSpaceDN w:val="0"/>
+        <w:autoSpaceDE w:val="0"/>
+        <w:widowControl/>
+        <w:spacing w:line="245" w:lineRule="auto" w:before="316" w:after="0"/>
+        <w:ind w:left="0" w:right="20" w:firstLine="0"/>
+        <w:jc w:val="both"/>
+      </w:pPr>
+      <w:r>
+        <w:rPr>
+          <w:rFonts w:ascii="Calibri" w:hAnsi="Calibri" w:eastAsia="Calibri"/>
+          <w:b w:val="0"/>
+          <w:i w:val="0"/>
+          <w:color w:val="000000"/>
+          <w:sz w:val="22"/>
+        </w:rPr>
+        <w:t xml:space="preserve">Following these methodological considerations, results were presented with two approaches: (i) </w:t>
+      </w:r>
+      <w:r>
+        <w:rPr>
+          <w:rFonts w:ascii="Calibri" w:hAnsi="Calibri" w:eastAsia="Calibri"/>
+          <w:b w:val="0"/>
+          <w:i w:val="0"/>
+          <w:color w:val="000000"/>
+          <w:sz w:val="22"/>
+        </w:rPr>
+        <w:t xml:space="preserve">comparing the extrapolated PPPs, currently available in the WDI database, with the estimation of </w:t>
+      </w:r>
+      <w:r>
+        <w:rPr>
+          <w:rFonts w:ascii="Calibri" w:hAnsi="Calibri" w:eastAsia="Calibri"/>
+          <w:b w:val="0"/>
+          <w:i w:val="0"/>
+          <w:color w:val="000000"/>
+          <w:sz w:val="22"/>
+        </w:rPr>
+        <w:t xml:space="preserve">interpolated PPPs; and (ii) comparing the estimation of interpolated PPP from the basic heading level </w:t>
+      </w:r>
+      <w:r>
+        <w:rPr>
+          <w:rFonts w:ascii="Calibri" w:hAnsi="Calibri" w:eastAsia="Calibri"/>
+          <w:b w:val="0"/>
+          <w:i w:val="0"/>
+          <w:color w:val="000000"/>
+          <w:sz w:val="22"/>
+        </w:rPr>
+        <w:t xml:space="preserve">(standard approach) to the interpolated PPPs at the GDP level only. At the aggregate level, the results </w:t>
+      </w:r>
+      <w:r>
+        <w:rPr>
+          <w:rFonts w:ascii="Calibri" w:hAnsi="Calibri" w:eastAsia="Calibri"/>
+          <w:b w:val="0"/>
+          <w:i w:val="0"/>
+          <w:color w:val="000000"/>
+          <w:sz w:val="22"/>
+        </w:rPr>
+        <w:t xml:space="preserve">display similarities to the differences observed for the ICP 2011-2017 time series. At the country level, </w:t>
+      </w:r>
+      <w:r>
+        <w:rPr>
+          <w:rFonts w:ascii="Calibri" w:hAnsi="Calibri" w:eastAsia="Calibri"/>
+          <w:b w:val="0"/>
+          <w:i w:val="0"/>
+          <w:color w:val="000000"/>
+          <w:sz w:val="22"/>
+        </w:rPr>
+        <w:t xml:space="preserve">while the PPP time series remains stable for most countries, there were selected cases where volatile </w:t>
+      </w:r>
+      <w:r>
+        <w:rPr>
+          <w:rFonts w:ascii="Calibri" w:hAnsi="Calibri" w:eastAsia="Calibri"/>
+          <w:b w:val="0"/>
+          <w:i w:val="0"/>
+          <w:color w:val="000000"/>
+          <w:sz w:val="22"/>
+        </w:rPr>
+        <w:t xml:space="preserve">inflation, exchange rates, or both caused significant variations over the PPP time series as well. The impact </w:t>
+      </w:r>
+      <w:r>
+        <w:rPr>
+          <w:rFonts w:ascii="Calibri" w:hAnsi="Calibri" w:eastAsia="Calibri"/>
+          <w:b w:val="0"/>
+          <w:i w:val="0"/>
+          <w:color w:val="000000"/>
+          <w:sz w:val="22"/>
+        </w:rPr>
+        <w:t xml:space="preserve">of changing the CIS linking approach was demonstrated to be small. </w:t>
+      </w:r>
+    </w:p>
+    <w:p>
+      <w:pPr>
+        <w:autoSpaceDN w:val="0"/>
+        <w:autoSpaceDE w:val="0"/>
+        <w:widowControl/>
+        <w:spacing w:line="245" w:lineRule="auto" w:before="318" w:after="0"/>
+        <w:ind w:left="0" w:right="0" w:firstLine="0"/>
+        <w:jc w:val="left"/>
+      </w:pPr>
+      <w:r>
+        <w:rPr>
+          <w:rFonts w:ascii="Calibri" w:hAnsi="Calibri" w:eastAsia="Calibri"/>
+          <w:b w:val="0"/>
+          <w:i w:val="0"/>
+          <w:color w:val="000000"/>
+          <w:sz w:val="22"/>
+        </w:rPr>
+        <w:t xml:space="preserve">The TAG acknowledged the 2017 – 2021 time series results as plausible, yielding expected patterns and </w:t>
+      </w:r>
+      <w:r>
+        <w:rPr>
+          <w:rFonts w:ascii="Calibri" w:hAnsi="Calibri" w:eastAsia="Calibri"/>
+          <w:b w:val="0"/>
+          <w:i w:val="0"/>
+          <w:color w:val="000000"/>
+          <w:sz w:val="22"/>
+        </w:rPr>
+        <w:t xml:space="preserve">results. </w:t>
+      </w:r>
+    </w:p>
+    <w:p>
+      <w:pPr>
+        <w:autoSpaceDN w:val="0"/>
+        <w:autoSpaceDE w:val="0"/>
+        <w:widowControl/>
+        <w:spacing w:line="245" w:lineRule="auto" w:before="314" w:after="0"/>
+        <w:ind w:left="0" w:right="20" w:firstLine="0"/>
+        <w:jc w:val="both"/>
+      </w:pPr>
+      <w:r>
+        <w:rPr>
+          <w:rFonts w:ascii="Calibri" w:hAnsi="Calibri" w:eastAsia="Calibri"/>
+          <w:b w:val="0"/>
+          <w:i w:val="0"/>
+          <w:color w:val="000000"/>
+          <w:sz w:val="22"/>
+        </w:rPr>
+        <w:t xml:space="preserve">Furthermore, the revision of the 2012 – 2016 PPP series was raised in the discussion. Initially, these series </w:t>
+      </w:r>
+      <w:r>
+        <w:rPr>
+          <w:rFonts w:ascii="Calibri" w:hAnsi="Calibri" w:eastAsia="Calibri"/>
+          <w:b w:val="0"/>
+          <w:i w:val="0"/>
+          <w:color w:val="000000"/>
+          <w:sz w:val="22"/>
+        </w:rPr>
+        <w:t xml:space="preserve">were not planned to be updated; however, since the 2017 benchmark PPPs were revised, a suggestion </w:t>
+      </w:r>
+      <w:r>
+        <w:rPr>
+          <w:rFonts w:ascii="Calibri" w:hAnsi="Calibri" w:eastAsia="Calibri"/>
+          <w:b w:val="0"/>
+          <w:i w:val="0"/>
+          <w:color w:val="000000"/>
+          <w:sz w:val="22"/>
+        </w:rPr>
+        <w:t xml:space="preserve">was made to link the 2012 – 2016 series to the revised 2017 benchmark PPPs to ensure consistency of the </w:t>
+      </w:r>
+      <w:r>
+        <w:rPr>
+          <w:rFonts w:ascii="Calibri" w:hAnsi="Calibri" w:eastAsia="Calibri"/>
+          <w:b w:val="0"/>
+          <w:i w:val="0"/>
+          <w:color w:val="000000"/>
+          <w:sz w:val="22"/>
+        </w:rPr>
+        <w:t xml:space="preserve">time series. The Global Office agreed to review the feasibility of revising the said historical series and </w:t>
+      </w:r>
+      <w:r>
+        <w:rPr>
+          <w:rFonts w:ascii="Calibri" w:hAnsi="Calibri" w:eastAsia="Calibri"/>
+          <w:b w:val="0"/>
+          <w:i w:val="0"/>
+          <w:color w:val="000000"/>
+          <w:sz w:val="22"/>
+        </w:rPr>
+        <w:t xml:space="preserve">consult the TAG members as needed. </w:t>
+      </w:r>
+    </w:p>
+    <w:p>
+      <w:pPr>
+        <w:autoSpaceDN w:val="0"/>
+        <w:autoSpaceDE w:val="0"/>
+        <w:widowControl/>
+        <w:spacing w:line="197" w:lineRule="auto" w:before="316" w:after="0"/>
+        <w:ind w:left="0" w:right="0" w:firstLine="0"/>
+        <w:jc w:val="left"/>
+      </w:pPr>
+      <w:r>
+        <w:rPr>
+          <w:rFonts w:ascii="Calibri" w:hAnsi="Calibri" w:eastAsia="Calibri"/>
+          <w:b/>
+          <w:i w:val="0"/>
+          <w:color w:val="000000"/>
+          <w:sz w:val="22"/>
+        </w:rPr>
+        <w:t xml:space="preserve">Revised ICP 2017 and ICP 2021 non-benchmark country estimates </w:t>
+      </w:r>
+    </w:p>
+    <w:p>
+      <w:pPr>
+        <w:autoSpaceDN w:val="0"/>
+        <w:autoSpaceDE w:val="0"/>
+        <w:widowControl/>
+        <w:spacing w:line="245" w:lineRule="auto" w:before="316" w:after="0"/>
+        <w:ind w:left="0" w:right="20" w:firstLine="0"/>
+        <w:jc w:val="both"/>
+      </w:pPr>
+      <w:r>
+        <w:rPr>
+          <w:rFonts w:ascii="Calibri" w:hAnsi="Calibri" w:eastAsia="Calibri"/>
+          <w:b w:val="0"/>
+          <w:i w:val="0"/>
+          <w:color w:val="000000"/>
+          <w:sz w:val="22"/>
+        </w:rPr>
+        <w:t xml:space="preserve">Mizuki Yamanaka, World Bank, presented the results of non-benchmark PPP estimates based on revised </w:t>
+      </w:r>
+      <w:r>
+        <w:rPr>
+          <w:rFonts w:ascii="Calibri" w:hAnsi="Calibri" w:eastAsia="Calibri"/>
+          <w:b w:val="0"/>
+          <w:i w:val="0"/>
+          <w:color w:val="000000"/>
+          <w:sz w:val="22"/>
+        </w:rPr>
+        <w:t xml:space="preserve">2017 and 2021 benchmark results. Firstly, the estimation methods were summarized, as follows: (i) </w:t>
+      </w:r>
+      <w:r>
+        <w:rPr>
+          <w:rFonts w:ascii="Calibri" w:hAnsi="Calibri" w:eastAsia="Calibri"/>
+          <w:b w:val="0"/>
+          <w:i w:val="0"/>
+          <w:color w:val="000000"/>
+          <w:sz w:val="22"/>
+        </w:rPr>
+        <w:t xml:space="preserve">detailed time series estimate for countries that participated in either ICP 2017 or ICP 2021 cycle but not </w:t>
+      </w:r>
+      <w:r>
+        <w:rPr>
+          <w:rFonts w:ascii="Calibri" w:hAnsi="Calibri" w:eastAsia="Calibri"/>
+          <w:b w:val="0"/>
+          <w:i w:val="0"/>
+          <w:color w:val="000000"/>
+          <w:sz w:val="22"/>
+        </w:rPr>
+        <w:t xml:space="preserve">for both; (ii) standard non-benchmark imputation for counties with no participation in any recent cycles; </w:t>
+      </w:r>
+      <w:r>
+        <w:rPr>
+          <w:rFonts w:ascii="Calibri" w:hAnsi="Calibri" w:eastAsia="Calibri"/>
+          <w:b w:val="0"/>
+          <w:i w:val="0"/>
+          <w:color w:val="000000"/>
+          <w:sz w:val="22"/>
+        </w:rPr>
+        <w:t xml:space="preserve">(iii) estimation for countries that have limited participation for household consumption (HHC) only; and </w:t>
+      </w:r>
+      <w:r>
+        <w:rPr>
+          <w:rFonts w:ascii="Calibri" w:hAnsi="Calibri" w:eastAsia="Calibri"/>
+          <w:b w:val="0"/>
+          <w:i w:val="0"/>
+          <w:color w:val="000000"/>
+          <w:sz w:val="22"/>
+        </w:rPr>
+        <w:t xml:space="preserve">(iv) extrapolation from ICP 2011 results for countries that participated in ICP 2011 only. </w:t>
+      </w:r>
+    </w:p>
+    <w:p>
+      <w:pPr>
+        <w:autoSpaceDN w:val="0"/>
+        <w:autoSpaceDE w:val="0"/>
+        <w:widowControl/>
+        <w:spacing w:line="245" w:lineRule="auto" w:before="318" w:after="0"/>
+        <w:ind w:left="0" w:right="20" w:firstLine="0"/>
+        <w:jc w:val="both"/>
+      </w:pPr>
+      <w:r>
+        <w:rPr>
+          <w:rFonts w:ascii="Calibri" w:hAnsi="Calibri" w:eastAsia="Calibri"/>
+          <w:b w:val="0"/>
+          <w:i w:val="0"/>
+          <w:color w:val="000000"/>
+          <w:sz w:val="22"/>
+        </w:rPr>
+        <w:t xml:space="preserve">Following the summary of the estimation methods, a series of charts plotting the relation of GDP per </w:t>
+      </w:r>
+      <w:r>
+        <w:rPr>
+          <w:rFonts w:ascii="Calibri" w:hAnsi="Calibri" w:eastAsia="Calibri"/>
+          <w:b w:val="0"/>
+          <w:i w:val="0"/>
+          <w:color w:val="000000"/>
+          <w:sz w:val="22"/>
+        </w:rPr>
+        <w:t xml:space="preserve">capita and price level for the non-benchmark countries, along with those of benchmark countries, were </w:t>
+      </w:r>
+      <w:r>
+        <w:rPr>
+          <w:rFonts w:ascii="Calibri" w:hAnsi="Calibri" w:eastAsia="Calibri"/>
+          <w:b w:val="0"/>
+          <w:i w:val="0"/>
+          <w:color w:val="000000"/>
+          <w:sz w:val="22"/>
+        </w:rPr>
+        <w:t xml:space="preserve">presented for the GDP, HHC, and Actual Individual Consumption (AIC) levels to review if the estimated </w:t>
+      </w:r>
+      <w:r>
+        <w:rPr>
+          <w:rFonts w:ascii="Calibri" w:hAnsi="Calibri" w:eastAsia="Calibri"/>
+          <w:b w:val="0"/>
+          <w:i w:val="0"/>
+          <w:color w:val="000000"/>
+          <w:sz w:val="22"/>
+        </w:rPr>
+        <w:t xml:space="preserve">results were plausible. It was summarized that, in general, imputation for GDP, AIC, and HHC are in line </w:t>
+      </w:r>
+      <w:r>
+        <w:rPr>
+          <w:rFonts w:ascii="Calibri" w:hAnsi="Calibri" w:eastAsia="Calibri"/>
+          <w:b w:val="0"/>
+          <w:i w:val="0"/>
+          <w:color w:val="000000"/>
+          <w:sz w:val="22"/>
+        </w:rPr>
+        <w:t xml:space="preserve">with benchmark results as expected; however, it was also noted that the model returns unreliable results </w:t>
+      </w:r>
+      <w:r>
+        <w:rPr>
+          <w:rFonts w:ascii="Calibri" w:hAnsi="Calibri" w:eastAsia="Calibri"/>
+          <w:b w:val="0"/>
+          <w:i w:val="0"/>
+          <w:color w:val="000000"/>
+          <w:sz w:val="22"/>
+        </w:rPr>
+        <w:t xml:space="preserve">for a few countries with a GDP per capita much higher or lower than any benchmark countries as they are </w:t>
+      </w:r>
+      <w:r>
+        <w:rPr>
+          <w:rFonts w:ascii="Calibri" w:hAnsi="Calibri" w:eastAsia="Calibri"/>
+          <w:b w:val="0"/>
+          <w:i w:val="0"/>
+          <w:color w:val="000000"/>
+          <w:sz w:val="22"/>
+        </w:rPr>
+        <w:t xml:space="preserve">beyond the boundary of the model. Lastly, the non-benchmark time series estimates were deemed </w:t>
+      </w:r>
+      <w:r>
+        <w:rPr>
+          <w:rFonts w:ascii="Calibri" w:hAnsi="Calibri" w:eastAsia="Calibri"/>
+          <w:b w:val="0"/>
+          <w:i w:val="0"/>
+          <w:color w:val="000000"/>
+          <w:sz w:val="22"/>
+        </w:rPr>
+        <w:t xml:space="preserve">plausible; however, a few cases require further review of input data for some components. </w:t>
+      </w:r>
+    </w:p>
+    <w:p>
+      <w:pPr>
+        <w:autoSpaceDN w:val="0"/>
+        <w:autoSpaceDE w:val="0"/>
+        <w:widowControl/>
+        <w:spacing w:line="197" w:lineRule="auto" w:before="300" w:after="0"/>
+        <w:ind w:left="0" w:right="0" w:firstLine="0"/>
+        <w:jc w:val="center"/>
+      </w:pPr>
+      <w:r>
+        <w:rPr>
+          <w:rFonts w:ascii="Calibri" w:hAnsi="Calibri" w:eastAsia="Calibri"/>
+          <w:b w:val="0"/>
+          <w:i w:val="0"/>
+          <w:color w:val="000000"/>
+          <w:sz w:val="22"/>
+        </w:rPr>
+        <w:t xml:space="preserve">4 </w:t>
+      </w:r>
+    </w:p>
+    <w:p>
+      <w:pPr>
+        <w:sectPr>
+          <w:pgSz w:w="12240" w:h="15840"/>
+          <w:pgMar w:top="742" w:right="1368" w:bottom="496" w:left="1440" w:header="720" w:footer="720" w:gutter="0"/>
+          <w:cols/>
+          <w:docGrid w:linePitch="360"/>
+        </w:sectPr>
+      </w:pPr>
+    </w:p>
+    <w:p>
+      <w:pPr>
+        <w:autoSpaceDN w:val="0"/>
+        <w:autoSpaceDE w:val="0"/>
+        <w:widowControl/>
+        <w:spacing w:line="220" w:lineRule="exact" w:before="0" w:after="522"/>
+        <w:ind w:left="0" w:right="0"/>
+      </w:pPr>
+    </w:p>
+    <w:p>
+      <w:pPr>
+        <w:autoSpaceDN w:val="0"/>
+        <w:autoSpaceDE w:val="0"/>
+        <w:widowControl/>
+        <w:spacing w:line="245" w:lineRule="auto" w:before="0" w:after="0"/>
+        <w:ind w:left="0" w:right="20" w:firstLine="0"/>
+        <w:jc w:val="both"/>
+      </w:pPr>
+      <w:r>
+        <w:rPr>
+          <w:rFonts w:ascii="Calibri" w:hAnsi="Calibri" w:eastAsia="Calibri"/>
+          <w:b w:val="0"/>
+          <w:i w:val="0"/>
+          <w:color w:val="000000"/>
+          <w:sz w:val="22"/>
+        </w:rPr>
+        <w:t xml:space="preserve">The TAG acknowledged the difficulty of estimation for some cases presented and agreed to omit estimates </w:t>
+      </w:r>
+      <w:r>
+        <w:rPr>
+          <w:rFonts w:ascii="Calibri" w:hAnsi="Calibri" w:eastAsia="Calibri"/>
+          <w:b w:val="0"/>
+          <w:i w:val="0"/>
+          <w:color w:val="000000"/>
+          <w:sz w:val="22"/>
+        </w:rPr>
+        <w:t xml:space="preserve">for the cases where available input data returns extreme results, as the imputation would not be able to </w:t>
+      </w:r>
+      <w:r>
+        <w:rPr>
+          <w:rFonts w:ascii="Calibri" w:hAnsi="Calibri" w:eastAsia="Calibri"/>
+          <w:b w:val="0"/>
+          <w:i w:val="0"/>
+          <w:color w:val="000000"/>
+          <w:sz w:val="22"/>
+        </w:rPr>
+        <w:t xml:space="preserve">fit them in the model in a reliable manner, or when the reliability of input data was questionable. The TAG </w:t>
+      </w:r>
+      <w:r>
+        <w:rPr>
+          <w:rFonts w:ascii="Calibri" w:hAnsi="Calibri" w:eastAsia="Calibri"/>
+          <w:b w:val="0"/>
+          <w:i w:val="0"/>
+          <w:color w:val="000000"/>
+          <w:sz w:val="22"/>
+        </w:rPr>
+        <w:t xml:space="preserve">also recommended conducting a further review of input data for the few limited cases for detailed time </w:t>
+      </w:r>
+      <w:r>
+        <w:rPr>
+          <w:rFonts w:ascii="Calibri" w:hAnsi="Calibri" w:eastAsia="Calibri"/>
+          <w:b w:val="0"/>
+          <w:i w:val="0"/>
+          <w:color w:val="000000"/>
+          <w:sz w:val="22"/>
+        </w:rPr>
+        <w:t xml:space="preserve">series estimates to ensure the plausibility of results. Regarding the countries with limited participation, </w:t>
+      </w:r>
+      <w:r>
+        <w:rPr>
+          <w:rFonts w:ascii="Calibri" w:hAnsi="Calibri" w:eastAsia="Calibri"/>
+          <w:b w:val="0"/>
+          <w:i w:val="0"/>
+          <w:color w:val="000000"/>
+          <w:sz w:val="22"/>
+        </w:rPr>
+        <w:t xml:space="preserve">Eurostat suggested including Kosovo’s HHC-level data without any estimation beyond 2021. The TAG also </w:t>
+      </w:r>
+      <w:r>
+        <w:rPr>
+          <w:rFonts w:ascii="Calibri" w:hAnsi="Calibri" w:eastAsia="Calibri"/>
+          <w:b w:val="0"/>
+          <w:i w:val="0"/>
+          <w:color w:val="000000"/>
+          <w:sz w:val="22"/>
+        </w:rPr>
+        <w:t xml:space="preserve">stressed the importance of having metadata to clarify the limitation of non-benchmark estimation, as </w:t>
+      </w:r>
+      <w:r>
+        <w:rPr>
+          <w:rFonts w:ascii="Calibri" w:hAnsi="Calibri" w:eastAsia="Calibri"/>
+          <w:b w:val="0"/>
+          <w:i w:val="0"/>
+          <w:color w:val="000000"/>
+          <w:sz w:val="22"/>
+        </w:rPr>
+        <w:t xml:space="preserve">these results were approximations with less reliability than benchmark results. </w:t>
+      </w:r>
+    </w:p>
+    <w:p>
+      <w:pPr>
+        <w:autoSpaceDN w:val="0"/>
+        <w:autoSpaceDE w:val="0"/>
+        <w:widowControl/>
+        <w:spacing w:line="197" w:lineRule="auto" w:before="322" w:after="0"/>
+        <w:ind w:left="0" w:right="0" w:firstLine="0"/>
+        <w:jc w:val="left"/>
+      </w:pPr>
+      <w:r>
+        <w:rPr>
+          <w:rFonts w:ascii="Calibri" w:hAnsi="Calibri" w:eastAsia="Calibri"/>
+          <w:b/>
+          <w:i w:val="0"/>
+          <w:color w:val="000000"/>
+          <w:sz w:val="24"/>
+        </w:rPr>
+        <w:t xml:space="preserve">Session II: Closing </w:t>
+      </w:r>
+    </w:p>
+    <w:p>
+      <w:pPr>
+        <w:autoSpaceDN w:val="0"/>
+        <w:autoSpaceDE w:val="0"/>
+        <w:widowControl/>
+        <w:spacing w:line="197" w:lineRule="auto" w:before="478" w:after="0"/>
+        <w:ind w:left="0" w:right="0" w:firstLine="0"/>
+        <w:jc w:val="left"/>
+      </w:pPr>
+      <w:r>
+        <w:rPr>
+          <w:rFonts w:ascii="Calibri" w:hAnsi="Calibri" w:eastAsia="Calibri"/>
+          <w:b/>
+          <w:i w:val="0"/>
+          <w:color w:val="000000"/>
+          <w:sz w:val="22"/>
+        </w:rPr>
+        <w:t xml:space="preserve">Next steps, any other business, and closing remarks </w:t>
+      </w:r>
+    </w:p>
+    <w:p>
+      <w:pPr>
+        <w:autoSpaceDN w:val="0"/>
+        <w:autoSpaceDE w:val="0"/>
+        <w:widowControl/>
+        <w:spacing w:line="245" w:lineRule="auto" w:before="314" w:after="0"/>
+        <w:ind w:left="0" w:right="20" w:firstLine="0"/>
+        <w:jc w:val="both"/>
+      </w:pPr>
+      <w:r>
+        <w:rPr>
+          <w:rFonts w:ascii="Calibri" w:hAnsi="Calibri" w:eastAsia="Calibri"/>
+          <w:b w:val="0"/>
+          <w:i w:val="0"/>
+          <w:color w:val="000000"/>
+          <w:sz w:val="22"/>
+        </w:rPr>
+        <w:t xml:space="preserve">In closing, it was noted that any remaining minor regional updates would be incorporated prior to the </w:t>
+      </w:r>
+      <w:r>
+        <w:rPr>
+          <w:rFonts w:ascii="Calibri" w:hAnsi="Calibri" w:eastAsia="Calibri"/>
+          <w:b w:val="0"/>
+          <w:i w:val="0"/>
+          <w:color w:val="000000"/>
+          <w:sz w:val="22"/>
+        </w:rPr>
+        <w:t xml:space="preserve">release of results. The ICP Global Office will work closely with the regional implementing agencies to </w:t>
+      </w:r>
+      <w:r>
+        <w:rPr>
+          <w:rFonts w:ascii="Calibri" w:hAnsi="Calibri" w:eastAsia="Calibri"/>
+          <w:b w:val="0"/>
+          <w:i w:val="0"/>
+          <w:color w:val="000000"/>
+          <w:sz w:val="22"/>
+        </w:rPr>
+        <w:t xml:space="preserve">release the ICP 2021 cycle results by the end of May 2024. The TAG also discussed regional release plans </w:t>
+      </w:r>
+      <w:r>
+        <w:rPr>
+          <w:rFonts w:ascii="Calibri" w:hAnsi="Calibri" w:eastAsia="Calibri"/>
+          <w:b w:val="0"/>
+          <w:i w:val="0"/>
+          <w:color w:val="000000"/>
+          <w:sz w:val="22"/>
+        </w:rPr>
+        <w:t xml:space="preserve">and other organizational matters surrounding the release. </w:t>
+      </w:r>
+    </w:p>
+    <w:p>
+      <w:pPr>
+        <w:autoSpaceDN w:val="0"/>
+        <w:tabs>
+          <w:tab w:pos="360" w:val="left"/>
+          <w:tab w:pos="720" w:val="left"/>
+          <w:tab w:pos="1080" w:val="left"/>
+        </w:tabs>
+        <w:autoSpaceDE w:val="0"/>
+        <w:widowControl/>
+        <w:spacing w:line="245" w:lineRule="auto" w:before="316" w:after="0"/>
+        <w:ind w:left="0" w:right="0" w:firstLine="0"/>
+        <w:jc w:val="left"/>
+      </w:pPr>
+      <w:r>
+        <w:rPr>
+          <w:rFonts w:ascii="Calibri" w:hAnsi="Calibri" w:eastAsia="Calibri"/>
+          <w:b w:val="0"/>
+          <w:i w:val="0"/>
+          <w:color w:val="000000"/>
+          <w:sz w:val="22"/>
+        </w:rPr>
+        <w:t xml:space="preserve">The planned global release assets are: </w:t>
+      </w:r>
+      <w:r>
+        <w:br/>
+      </w:r>
+      <w:r>
+        <w:tab/>
+      </w:r>
+      <w:r>
+        <w:rPr>
+          <w:rFonts w:ascii="Times New Roman" w:hAnsi="Times New Roman" w:eastAsia="Times New Roman"/>
+          <w:b w:val="0"/>
+          <w:i w:val="0"/>
+          <w:color w:val="000000"/>
+          <w:sz w:val="22"/>
+        </w:rPr>
+        <w:t>–</w:t>
+      </w:r>
+      <w:r>
+        <w:tab/>
+      </w:r>
+      <w:r>
+        <w:rPr>
+          <w:rFonts w:ascii="Calibri" w:hAnsi="Calibri" w:eastAsia="Calibri"/>
+          <w:b w:val="0"/>
+          <w:i w:val="0"/>
+          <w:color w:val="000000"/>
+          <w:sz w:val="22"/>
+        </w:rPr>
+        <w:t xml:space="preserve">World Bank press release, blog, and social media </w:t>
+      </w:r>
+      <w:r>
+        <w:br/>
+      </w:r>
+      <w:r>
+        <w:tab/>
+      </w:r>
+      <w:r>
+        <w:rPr>
+          <w:rFonts w:ascii="Times New Roman" w:hAnsi="Times New Roman" w:eastAsia="Times New Roman"/>
+          <w:b w:val="0"/>
+          <w:i w:val="0"/>
+          <w:color w:val="000000"/>
+          <w:sz w:val="22"/>
+        </w:rPr>
+        <w:t>–</w:t>
+      </w:r>
+      <w:r>
+        <w:tab/>
+      </w:r>
+      <w:r>
+        <w:rPr>
+          <w:rFonts w:ascii="Calibri" w:hAnsi="Calibri" w:eastAsia="Calibri"/>
+          <w:b w:val="0"/>
+          <w:i w:val="0"/>
+          <w:color w:val="000000"/>
+          <w:sz w:val="22"/>
+        </w:rPr>
+        <w:t xml:space="preserve">FAQ, factsheets, and results highlights </w:t>
+      </w:r>
+      <w:r>
+        <w:br/>
+      </w:r>
+      <w:r>
+        <w:tab/>
+      </w:r>
+      <w:r>
+        <w:rPr>
+          <w:rFonts w:ascii="Times New Roman" w:hAnsi="Times New Roman" w:eastAsia="Times New Roman"/>
+          <w:b w:val="0"/>
+          <w:i w:val="0"/>
+          <w:color w:val="000000"/>
+          <w:sz w:val="22"/>
+        </w:rPr>
+        <w:t>–</w:t>
+      </w:r>
+      <w:r>
+        <w:tab/>
+      </w:r>
+      <w:r>
+        <w:rPr>
+          <w:rFonts w:ascii="Calibri" w:hAnsi="Calibri" w:eastAsia="Calibri"/>
+          <w:b w:val="0"/>
+          <w:i w:val="0"/>
+          <w:color w:val="000000"/>
+          <w:sz w:val="22"/>
+        </w:rPr>
+        <w:t xml:space="preserve">Interactive portal for main charts and figures </w:t>
+      </w:r>
+      <w:r>
+        <w:br/>
+      </w:r>
+      <w:r>
+        <w:tab/>
+      </w:r>
+      <w:r>
+        <w:rPr>
+          <w:rFonts w:ascii="Times New Roman" w:hAnsi="Times New Roman" w:eastAsia="Times New Roman"/>
+          <w:b w:val="0"/>
+          <w:i w:val="0"/>
+          <w:color w:val="000000"/>
+          <w:sz w:val="22"/>
+        </w:rPr>
+        <w:t>–</w:t>
+      </w:r>
+      <w:r>
+        <w:br/>
+      </w:r>
+      <w:r>
+        <w:tab/>
+      </w:r>
+      <w:r>
+        <w:rPr>
+          <w:rFonts w:ascii="Calibri" w:hAnsi="Calibri" w:eastAsia="Calibri"/>
+          <w:b w:val="0"/>
+          <w:i w:val="0"/>
+          <w:color w:val="000000"/>
+          <w:sz w:val="22"/>
+        </w:rPr>
+        <w:t xml:space="preserve">World Bank ICP Databank: </w:t>
+      </w:r>
+      <w:r>
+        <w:tab/>
+      </w:r>
+      <w:r>
+        <w:tab/>
+      </w:r>
+      <w:r>
+        <w:tab/>
+      </w:r>
       <w:r>
         <w:rPr>
           <w:rFonts w:ascii="Courier New" w:hAnsi="Courier New" w:eastAsia="Courier New"/>
-          <w:sz w:val="15"/>
+          <w:b w:val="0"/>
+          <w:i w:val="0"/>
+          <w:color w:val="000000"/>
+          <w:sz w:val="22"/>
+        </w:rPr>
+        <w:t>o</w:t>
+      </w:r>
+      <w:r>
+        <w:rPr>
+          <w:rFonts w:ascii="Calibri" w:hAnsi="Calibri" w:eastAsia="Calibri"/>
+          <w:b w:val="0"/>
+          <w:i w:val="0"/>
+          <w:color w:val="000000"/>
+          <w:sz w:val="22"/>
+        </w:rPr>
+        <w:t xml:space="preserve">45 publication headings </w:t>
+      </w:r>
+      <w:r>
+        <w:br/>
+      </w:r>
+      <w:r>
+        <w:tab/>
+      </w:r>
+      <w:r>
+        <w:tab/>
+      </w:r>
+      <w:r>
+        <w:tab/>
+      </w:r>
+      <w:r>
+        <w:rPr>
+          <w:rFonts w:ascii="Courier New" w:hAnsi="Courier New" w:eastAsia="Courier New"/>
+          <w:b w:val="0"/>
+          <w:i w:val="0"/>
+          <w:color w:val="000000"/>
+          <w:sz w:val="22"/>
+        </w:rPr>
+        <w:t>o</w:t>
+      </w:r>
+      <w:r>
+        <w:rPr>
+          <w:rFonts w:ascii="Calibri" w:hAnsi="Calibri" w:eastAsia="Calibri"/>
+          <w:b w:val="0"/>
+          <w:i w:val="0"/>
+          <w:color w:val="000000"/>
+          <w:sz w:val="22"/>
+        </w:rPr>
+        <w:t xml:space="preserve">16 indicator series </w:t>
+      </w:r>
+      <w:r>
+        <w:br/>
+      </w:r>
+      <w:r>
+        <w:tab/>
+      </w:r>
+      <w:r>
+        <w:tab/>
+      </w:r>
+      <w:r>
+        <w:tab/>
+      </w:r>
+      <w:r>
+        <w:rPr>
+          <w:rFonts w:ascii="Courier New" w:hAnsi="Courier New" w:eastAsia="Courier New"/>
+          <w:b w:val="0"/>
+          <w:i w:val="0"/>
+          <w:color w:val="000000"/>
+          <w:sz w:val="22"/>
+        </w:rPr>
+        <w:t>o</w:t>
+      </w:r>
+      <w:r>
+        <w:rPr>
+          <w:rFonts w:ascii="Calibri" w:hAnsi="Calibri" w:eastAsia="Calibri"/>
+          <w:b w:val="0"/>
+          <w:i w:val="0"/>
+          <w:color w:val="000000"/>
+          <w:sz w:val="22"/>
+        </w:rPr>
+        <w:t xml:space="preserve">6 publication headings for PPP timeseries </w:t>
+      </w:r>
+      <w:r>
+        <w:br/>
+      </w:r>
+      <w:r>
+        <w:tab/>
+      </w:r>
+      <w:r>
+        <w:rPr>
+          <w:rFonts w:ascii="Times New Roman" w:hAnsi="Times New Roman" w:eastAsia="Times New Roman"/>
+          <w:b w:val="0"/>
+          <w:i w:val="0"/>
+          <w:color w:val="000000"/>
+          <w:sz w:val="22"/>
+        </w:rPr>
+        <w:t>–</w:t>
+      </w:r>
+      <w:r>
+        <w:tab/>
+      </w:r>
+      <w:r>
+        <w:rPr>
+          <w:rFonts w:ascii="Calibri" w:hAnsi="Calibri" w:eastAsia="Calibri"/>
+          <w:b w:val="0"/>
+          <w:i w:val="0"/>
+          <w:color w:val="000000"/>
+          <w:sz w:val="22"/>
+        </w:rPr>
+        <w:t xml:space="preserve">World Development Indicators (WDI) DataBank update for GDP and household consumption </w:t>
+      </w:r>
+      <w:r>
+        <w:tab/>
+      </w:r>
+      <w:r>
+        <w:tab/>
+      </w:r>
+      <w:r>
+        <w:rPr>
+          <w:rFonts w:ascii="Calibri" w:hAnsi="Calibri" w:eastAsia="Calibri"/>
+          <w:b w:val="0"/>
+          <w:i w:val="0"/>
+          <w:color w:val="000000"/>
+          <w:sz w:val="22"/>
+        </w:rPr>
+        <w:t xml:space="preserve">PPPs. </w:t>
+      </w:r>
+    </w:p>
+    <w:p>
+      <w:pPr>
+        <w:autoSpaceDN w:val="0"/>
+        <w:autoSpaceDE w:val="0"/>
+        <w:widowControl/>
+        <w:spacing w:line="197" w:lineRule="auto" w:before="318" w:after="0"/>
+        <w:ind w:left="0" w:right="0" w:firstLine="0"/>
+        <w:jc w:val="left"/>
+      </w:pPr>
+      <w:r>
+        <w:rPr>
+          <w:rFonts w:ascii="Calibri" w:hAnsi="Calibri" w:eastAsia="Calibri"/>
+          <w:b w:val="0"/>
+          <w:i w:val="0"/>
+          <w:color w:val="000000"/>
+          <w:sz w:val="22"/>
+        </w:rPr>
+        <w:t xml:space="preserve">The complete ICP 2021 cycle report is scheduled for Q3 2024. </w:t>
+      </w:r>
+    </w:p>
+    <w:p>
+      <w:pPr>
+        <w:autoSpaceDN w:val="0"/>
+        <w:autoSpaceDE w:val="0"/>
+        <w:widowControl/>
+        <w:spacing w:line="245" w:lineRule="auto" w:before="318" w:after="0"/>
+        <w:ind w:left="0" w:right="20" w:firstLine="0"/>
+        <w:jc w:val="both"/>
+      </w:pPr>
+      <w:r>
+        <w:rPr>
+          <w:rFonts w:ascii="Calibri" w:hAnsi="Calibri" w:eastAsia="Calibri"/>
+          <w:b w:val="0"/>
+          <w:i w:val="0"/>
+          <w:color w:val="000000"/>
+          <w:sz w:val="22"/>
+        </w:rPr>
+        <w:t xml:space="preserve">The Chair concluded the meeting by noting the need to develop a specific research agenda for the future, </w:t>
+      </w:r>
+      <w:r>
+        <w:rPr>
+          <w:rFonts w:ascii="Calibri" w:hAnsi="Calibri" w:eastAsia="Calibri"/>
+          <w:b w:val="0"/>
+          <w:i w:val="0"/>
+          <w:color w:val="000000"/>
+          <w:sz w:val="22"/>
+        </w:rPr>
+        <w:t xml:space="preserve">after the publication of ICP 2021 results, and reiterated the acknowledgment of the work conducted by </w:t>
+      </w:r>
+      <w:r>
+        <w:rPr>
+          <w:rFonts w:ascii="Calibri" w:hAnsi="Calibri" w:eastAsia="Calibri"/>
+          <w:b w:val="0"/>
+          <w:i w:val="0"/>
+          <w:color w:val="000000"/>
+          <w:sz w:val="22"/>
+        </w:rPr>
+        <w:t xml:space="preserve">all ICP implementing agencies at the national, regional, and global levels in successfully concluding the </w:t>
+      </w:r>
+      <w:r>
+        <w:rPr>
+          <w:rFonts w:ascii="Calibri" w:hAnsi="Calibri" w:eastAsia="Calibri"/>
+          <w:b w:val="0"/>
+          <w:i w:val="0"/>
+          <w:color w:val="000000"/>
+          <w:sz w:val="22"/>
+        </w:rPr>
+        <w:t xml:space="preserve">cycle. </w:t>
+      </w:r>
+    </w:p>
+    <w:p>
+      <w:pPr>
+        <w:autoSpaceDN w:val="0"/>
+        <w:autoSpaceDE w:val="0"/>
+        <w:widowControl/>
+        <w:spacing w:line="197" w:lineRule="auto" w:before="3608" w:after="0"/>
+        <w:ind w:left="0" w:right="0" w:firstLine="0"/>
+        <w:jc w:val="center"/>
+      </w:pPr>
+      <w:r>
+        <w:rPr>
+          <w:rFonts w:ascii="Calibri" w:hAnsi="Calibri" w:eastAsia="Calibri"/>
+          <w:b w:val="0"/>
+          <w:i w:val="0"/>
+          <w:color w:val="000000"/>
+          <w:sz w:val="22"/>
+        </w:rPr>
+        <w:t xml:space="preserve">5 </w:t>
+      </w:r>
+    </w:p>
+    <w:p>
+      <w:pPr>
+        <w:sectPr>
+          <w:pgSz w:w="12240" w:h="15840"/>
+          <w:pgMar w:top="742" w:right="1368" w:bottom="496" w:left="1440" w:header="720" w:footer="720" w:gutter="0"/>
+          <w:cols/>
+          <w:docGrid w:linePitch="360"/>
+        </w:sectPr>
+      </w:pPr>
+    </w:p>
+    <w:p>
+      <w:pPr>
+        <w:autoSpaceDN w:val="0"/>
+        <w:autoSpaceDE w:val="0"/>
+        <w:widowControl/>
+        <w:spacing w:line="220" w:lineRule="exact" w:before="0" w:after="500"/>
+        <w:ind w:left="0" w:right="0"/>
+      </w:pPr>
+    </w:p>
+    <w:p>
+      <w:pPr>
+        <w:autoSpaceDN w:val="0"/>
+        <w:autoSpaceDE w:val="0"/>
+        <w:widowControl/>
+        <w:spacing w:line="240" w:lineRule="auto" w:before="0" w:after="0"/>
+        <w:ind w:left="0" w:right="0" w:firstLine="0"/>
+        <w:jc w:val="center"/>
+      </w:pPr>
+      <w:r>
+        <w:drawing>
+          <wp:inline xmlns:a="http://schemas.openxmlformats.org/drawingml/2006/main" xmlns:pic="http://schemas.openxmlformats.org/drawingml/2006/picture">
+            <wp:extent cx="1198879" cy="723900"/>
+            <wp:docPr id="2" name="Picture 2"/>
+            <wp:cNvGraphicFramePr>
+              <a:graphicFrameLocks noChangeAspect="1"/>
+            </wp:cNvGraphicFramePr>
+            <a:graphic>
+              <a:graphicData uri="http://schemas.openxmlformats.org/drawingml/2006/picture">
+                <pic:pic>
+                  <pic:nvPicPr>
+                    <pic:cNvPr id="0" name="image.png"/>
+                    <pic:cNvPicPr/>
+                  </pic:nvPicPr>
+                  <pic:blipFill>
+                    <a:blip r:embed="rId9"/>
+                    <a:stretch>
+                      <a:fillRect/>
+                    </a:stretch>
+                  </pic:blipFill>
+                  <pic:spPr>
+                    <a:xfrm>
+                      <a:off x="0" y="0"/>
+                      <a:ext cx="1198879" cy="723900"/>
+                    </a:xfrm>
+                    <a:prstGeom prst="rect"/>
+                  </pic:spPr>
+                </pic:pic>
+              </a:graphicData>
+            </a:graphic>
+          </wp:inline>
+        </w:drawing>
+      </w:r>
+    </w:p>
+    <w:p>
+      <w:pPr>
+        <w:autoSpaceDN w:val="0"/>
+        <w:tabs>
+          <w:tab w:pos="2298" w:val="left"/>
+          <w:tab w:pos="3934" w:val="left"/>
+          <w:tab w:pos="4020" w:val="left"/>
+          <w:tab w:pos="4330" w:val="left"/>
+        </w:tabs>
+        <w:autoSpaceDE w:val="0"/>
+        <w:widowControl/>
+        <w:spacing w:line="358" w:lineRule="auto" w:before="334" w:after="274"/>
+        <w:ind w:left="2004" w:right="2016" w:firstLine="0"/>
+        <w:jc w:val="left"/>
+      </w:pPr>
+      <w:r>
+        <w:rPr>
+          <w:rFonts w:ascii="Calibri" w:hAnsi="Calibri" w:eastAsia="Calibri"/>
+          <w:b/>
+          <w:i w:val="0"/>
+          <w:color w:val="000000"/>
+          <w:sz w:val="32"/>
+        </w:rPr>
+        <w:t xml:space="preserve">International Comparison Program (ICP) </w:t>
+      </w:r>
+      <w:r>
+        <w:rPr>
+          <w:rFonts w:ascii="Calibri" w:hAnsi="Calibri" w:eastAsia="Calibri"/>
+          <w:b/>
+          <w:i w:val="0"/>
+          <w:color w:val="000000"/>
+          <w:sz w:val="32"/>
+        </w:rPr>
+        <w:t xml:space="preserve">TECHNICAL ADVISORY GROUP (TAG) </w:t>
+      </w:r>
+      <w:r>
+        <w:tab/>
+      </w:r>
+      <w:r>
+        <w:tab/>
+      </w:r>
+      <w:r>
+        <w:rPr>
+          <w:rFonts w:ascii="Calibri" w:hAnsi="Calibri" w:eastAsia="Calibri"/>
+          <w:b/>
+          <w:i w:val="0"/>
+          <w:color w:val="000000"/>
+          <w:sz w:val="24"/>
+        </w:rPr>
+        <w:t xml:space="preserve">Online Meeting </w:t>
+      </w:r>
+      <w:r>
+        <w:br/>
+      </w:r>
+      <w:r>
+        <w:tab/>
+      </w:r>
+      <w:r>
+        <w:tab/>
+      </w:r>
+      <w:r>
+        <w:tab/>
+      </w:r>
+      <w:r>
+        <w:rPr>
+          <w:rFonts w:ascii="Calibri" w:hAnsi="Calibri" w:eastAsia="Calibri"/>
+          <w:b/>
+          <w:i w:val="0"/>
+          <w:color w:val="000000"/>
+          <w:sz w:val="24"/>
+        </w:rPr>
+        <w:t xml:space="preserve">April 30, 2024 </w:t>
+      </w:r>
+      <w:r>
+        <w:br/>
+      </w:r>
+      <w:r>
+        <w:tab/>
+      </w:r>
+      <w:r>
+        <w:tab/>
+      </w:r>
+      <w:r>
+        <w:tab/>
+      </w:r>
+      <w:r>
+        <w:tab/>
+      </w:r>
+      <w:r>
+        <w:rPr>
+          <w:rFonts w:ascii="Calibri" w:hAnsi="Calibri" w:eastAsia="Calibri"/>
+          <w:b/>
+          <w:i w:val="0"/>
+          <w:color w:val="000000"/>
+          <w:sz w:val="24"/>
+        </w:rPr>
+        <w:t xml:space="preserve">Agenda </w:t>
+      </w:r>
+    </w:p>
+    <w:tbl>
+      <w:tblPr>
+        <w:tblW w:type="auto" w:w="0"/>
+        <w:tblLayout w:type="fixed"/>
+        <w:tblLook w:firstColumn="1" w:firstRow="1" w:lastColumn="0" w:lastRow="0" w:noHBand="0" w:noVBand="1" w:val="04A0"/>
+        <w:tblInd w:w="0.0" w:type="dxa"/>
+      </w:tblPr>
+      <w:tblGrid>
+        <w:gridCol w:w="4719"/>
+        <w:gridCol w:w="4719"/>
+      </w:tblGrid>
+      <w:tr>
+        <w:trPr>
+          <w:trHeight w:hRule="exact" w:val="268"/>
+        </w:trPr>
+        <w:tc>
+          <w:tcPr>
+            <w:tcW w:type="dxa" w:w="9418"/>
+            <w:gridSpan w:val="2"/>
+            <w:tcBorders/>
+            <w:shd w:fill="000000"/>
+            <w:tcMar>
+              <w:start w:w="0" w:type="dxa"/>
+              <w:end w:w="0" w:type="dxa"/>
+            </w:tcMar>
+            <w:tcMar>
+              <w:start w:w="0" w:type="dxa"/>
+              <w:end w:w="0" w:type="dxa"/>
+            </w:tcMar>
+          </w:tcPr>
+          <w:p>
+            <w:pPr>
+              <w:autoSpaceDN w:val="0"/>
+              <w:autoSpaceDE w:val="0"/>
+              <w:widowControl/>
+              <w:spacing w:line="197" w:lineRule="auto" w:before="42" w:after="0"/>
+              <w:ind w:left="28" w:right="0" w:firstLine="0"/>
+              <w:jc w:val="left"/>
+            </w:pPr>
+            <w:r>
+              <w:rPr>
+                <w:rFonts w:ascii="Calibri" w:hAnsi="Calibri" w:eastAsia="Calibri"/>
+                <w:b/>
+                <w:i w:val="0"/>
+                <w:color w:val="FFFFFF"/>
+                <w:sz w:val="22"/>
+              </w:rPr>
+              <w:t xml:space="preserve">Tuesday, April 30, 2024 </w:t>
+            </w:r>
+          </w:p>
+        </w:tc>
+      </w:tr>
+      <w:tr>
+        <w:trPr>
+          <w:trHeight w:hRule="exact" w:val="804"/>
+        </w:trPr>
+        <w:tc>
+          <w:tcPr>
+            <w:tcW w:type="dxa" w:w="1728"/>
+            <w:tcBorders/>
+            <w:tcMar>
+              <w:start w:w="0" w:type="dxa"/>
+              <w:end w:w="0" w:type="dxa"/>
+            </w:tcMar>
+          </w:tcPr>
+          <w:p>
+            <w:pPr>
+              <w:autoSpaceDN w:val="0"/>
+              <w:autoSpaceDE w:val="0"/>
+              <w:widowControl/>
+              <w:spacing w:line="197" w:lineRule="auto" w:before="310" w:after="0"/>
+              <w:ind w:left="28" w:right="0" w:firstLine="0"/>
+              <w:jc w:val="left"/>
+            </w:pPr>
+            <w:r>
+              <w:rPr>
+                <w:rFonts w:ascii="Calibri" w:hAnsi="Calibri" w:eastAsia="Calibri"/>
+                <w:b/>
+                <w:i w:val="0"/>
+                <w:color w:val="000000"/>
+                <w:sz w:val="22"/>
+              </w:rPr>
+              <w:t xml:space="preserve">08:00 – 08:10 </w:t>
+            </w:r>
+          </w:p>
+        </w:tc>
+        <w:tc>
+          <w:tcPr>
+            <w:tcW w:type="dxa" w:w="7690"/>
+            <w:tcBorders/>
+            <w:tcMar>
+              <w:start w:w="0" w:type="dxa"/>
+              <w:end w:w="0" w:type="dxa"/>
+            </w:tcMar>
+          </w:tcPr>
+          <w:p>
+            <w:pPr>
+              <w:autoSpaceDN w:val="0"/>
+              <w:autoSpaceDE w:val="0"/>
+              <w:widowControl/>
+              <w:spacing w:line="197" w:lineRule="auto" w:before="310" w:after="0"/>
+              <w:ind w:left="460" w:right="0" w:firstLine="0"/>
+              <w:jc w:val="left"/>
+            </w:pPr>
+            <w:r>
+              <w:rPr>
+                <w:rFonts w:ascii="Calibri" w:hAnsi="Calibri" w:eastAsia="Calibri"/>
+                <w:b/>
+                <w:i w:val="0"/>
+                <w:color w:val="000000"/>
+                <w:sz w:val="22"/>
+              </w:rPr>
+              <w:t xml:space="preserve">Welcome and opening remarks </w:t>
+            </w:r>
+          </w:p>
+        </w:tc>
+      </w:tr>
+    </w:tbl>
+    <w:p>
+      <w:pPr>
+        <w:autoSpaceDN w:val="0"/>
+        <w:autoSpaceDE w:val="0"/>
+        <w:widowControl/>
+        <w:spacing w:line="20" w:lineRule="exact" w:before="0" w:after="0"/>
+        <w:ind w:left="0" w:right="0"/>
+      </w:pPr>
+    </w:p>
+    <w:tbl>
+      <w:tblPr>
+        <w:tblW w:type="auto" w:w="0"/>
+        <w:tblLayout w:type="fixed"/>
+        <w:tblLook w:firstColumn="1" w:firstRow="1" w:lastColumn="0" w:lastRow="0" w:noHBand="0" w:noVBand="1" w:val="04A0"/>
+        <w:tblInd w:w="0.0" w:type="dxa"/>
+      </w:tblPr>
+      <w:tblGrid>
+        <w:gridCol w:w="4719"/>
+        <w:gridCol w:w="4719"/>
+      </w:tblGrid>
+      <w:tr>
+        <w:trPr>
+          <w:trHeight w:hRule="exact" w:val="270"/>
+        </w:trPr>
+        <w:tc>
+          <w:tcPr>
+            <w:tcW w:type="dxa" w:w="9418"/>
+            <w:gridSpan w:val="2"/>
+            <w:tcBorders/>
+            <w:shd w:fill="d8d9d8"/>
+            <w:tcMar>
+              <w:start w:w="0" w:type="dxa"/>
+              <w:end w:w="0" w:type="dxa"/>
+            </w:tcMar>
+            <w:tcMar>
+              <w:start w:w="0" w:type="dxa"/>
+              <w:end w:w="0" w:type="dxa"/>
+            </w:tcMar>
+          </w:tcPr>
+          <w:p>
+            <w:pPr>
+              <w:autoSpaceDN w:val="0"/>
+              <w:autoSpaceDE w:val="0"/>
+              <w:widowControl/>
+              <w:spacing w:line="197" w:lineRule="auto" w:before="44" w:after="0"/>
+              <w:ind w:left="28" w:right="0" w:firstLine="0"/>
+              <w:jc w:val="left"/>
+            </w:pPr>
+            <w:r>
+              <w:rPr>
+                <w:rFonts w:ascii="Calibri" w:hAnsi="Calibri" w:eastAsia="Calibri"/>
+                <w:b/>
+                <w:i w:val="0"/>
+                <w:color w:val="000000"/>
+                <w:sz w:val="22"/>
+              </w:rPr>
+              <w:t xml:space="preserve">SESSION I: ICP 2021 cycle results </w:t>
+            </w:r>
+          </w:p>
+        </w:tc>
+      </w:tr>
+      <w:tr>
+        <w:trPr>
+          <w:trHeight w:hRule="exact" w:val="680"/>
+        </w:trPr>
+        <w:tc>
+          <w:tcPr>
+            <w:tcW w:type="dxa" w:w="1728"/>
+            <w:tcBorders/>
+            <w:tcMar>
+              <w:start w:w="0" w:type="dxa"/>
+              <w:end w:w="0" w:type="dxa"/>
+            </w:tcMar>
+          </w:tcPr>
+          <w:p>
+            <w:pPr>
+              <w:autoSpaceDN w:val="0"/>
+              <w:autoSpaceDE w:val="0"/>
+              <w:widowControl/>
+              <w:spacing w:line="197" w:lineRule="auto" w:before="312" w:after="0"/>
+              <w:ind w:left="28" w:right="0" w:firstLine="0"/>
+              <w:jc w:val="left"/>
+            </w:pPr>
+            <w:r>
+              <w:rPr>
+                <w:rFonts w:ascii="Calibri" w:hAnsi="Calibri" w:eastAsia="Calibri"/>
+                <w:b/>
+                <w:i w:val="0"/>
+                <w:color w:val="000000"/>
+                <w:sz w:val="22"/>
+              </w:rPr>
+              <w:t xml:space="preserve">08:10 – 09:20 </w:t>
+            </w:r>
+          </w:p>
+        </w:tc>
+        <w:tc>
+          <w:tcPr>
+            <w:tcW w:type="dxa" w:w="7690"/>
+            <w:tcBorders/>
+            <w:tcMar>
+              <w:start w:w="0" w:type="dxa"/>
+              <w:end w:w="0" w:type="dxa"/>
+            </w:tcMar>
+          </w:tcPr>
+          <w:p>
+            <w:pPr>
+              <w:autoSpaceDN w:val="0"/>
+              <w:autoSpaceDE w:val="0"/>
+              <w:widowControl/>
+              <w:spacing w:line="197" w:lineRule="auto" w:before="312" w:after="0"/>
+              <w:ind w:left="460" w:right="0" w:firstLine="0"/>
+              <w:jc w:val="left"/>
+            </w:pPr>
+            <w:r>
+              <w:rPr>
+                <w:rFonts w:ascii="Calibri" w:hAnsi="Calibri" w:eastAsia="Calibri"/>
+                <w:b/>
+                <w:i w:val="0"/>
+                <w:color w:val="000000"/>
+                <w:sz w:val="22"/>
+              </w:rPr>
+              <w:t xml:space="preserve">ICP 2021 results and forecasts </w:t>
+            </w:r>
+          </w:p>
+        </w:tc>
+      </w:tr>
+      <w:tr>
+        <w:trPr>
+          <w:trHeight w:hRule="exact" w:val="540"/>
+        </w:trPr>
+        <w:tc>
+          <w:tcPr>
+            <w:tcW w:type="dxa" w:w="1728"/>
+            <w:tcBorders/>
+            <w:tcMar>
+              <w:start w:w="0" w:type="dxa"/>
+              <w:end w:w="0" w:type="dxa"/>
+            </w:tcMar>
+          </w:tcPr>
+          <w:p>
+            <w:pPr>
+              <w:autoSpaceDN w:val="0"/>
+              <w:autoSpaceDE w:val="0"/>
+              <w:widowControl/>
+              <w:spacing w:line="197" w:lineRule="auto" w:before="170" w:after="0"/>
+              <w:ind w:left="28" w:right="0" w:firstLine="0"/>
+              <w:jc w:val="left"/>
+            </w:pPr>
+            <w:r>
+              <w:rPr>
+                <w:rFonts w:ascii="Calibri" w:hAnsi="Calibri" w:eastAsia="Calibri"/>
+                <w:b/>
+                <w:i w:val="0"/>
+                <w:color w:val="000000"/>
+                <w:sz w:val="22"/>
+              </w:rPr>
+              <w:t xml:space="preserve">09:20 – 09:40 </w:t>
+            </w:r>
+          </w:p>
+        </w:tc>
+        <w:tc>
+          <w:tcPr>
+            <w:tcW w:type="dxa" w:w="7690"/>
+            <w:tcBorders/>
+            <w:tcMar>
+              <w:start w:w="0" w:type="dxa"/>
+              <w:end w:w="0" w:type="dxa"/>
+            </w:tcMar>
+          </w:tcPr>
+          <w:p>
+            <w:pPr>
+              <w:autoSpaceDN w:val="0"/>
+              <w:autoSpaceDE w:val="0"/>
+              <w:widowControl/>
+              <w:spacing w:line="197" w:lineRule="auto" w:before="170" w:after="0"/>
+              <w:ind w:left="460" w:right="0" w:firstLine="0"/>
+              <w:jc w:val="left"/>
+            </w:pPr>
+            <w:r>
+              <w:rPr>
+                <w:rFonts w:ascii="Calibri" w:hAnsi="Calibri" w:eastAsia="Calibri"/>
+                <w:b/>
+                <w:i w:val="0"/>
+                <w:color w:val="000000"/>
+                <w:sz w:val="22"/>
+              </w:rPr>
+              <w:t xml:space="preserve">Revised ICP 2017 results </w:t>
+            </w:r>
+          </w:p>
+        </w:tc>
+      </w:tr>
+      <w:tr>
+        <w:trPr>
+          <w:trHeight w:hRule="exact" w:val="540"/>
+        </w:trPr>
+        <w:tc>
+          <w:tcPr>
+            <w:tcW w:type="dxa" w:w="1728"/>
+            <w:tcBorders/>
+            <w:tcMar>
+              <w:start w:w="0" w:type="dxa"/>
+              <w:end w:w="0" w:type="dxa"/>
+            </w:tcMar>
+          </w:tcPr>
+          <w:p>
+            <w:pPr>
+              <w:autoSpaceDN w:val="0"/>
+              <w:autoSpaceDE w:val="0"/>
+              <w:widowControl/>
+              <w:spacing w:line="197" w:lineRule="auto" w:before="168" w:after="0"/>
+              <w:ind w:left="28" w:right="0" w:firstLine="0"/>
+              <w:jc w:val="left"/>
+            </w:pPr>
+            <w:r>
+              <w:rPr>
+                <w:rFonts w:ascii="Calibri" w:hAnsi="Calibri" w:eastAsia="Calibri"/>
+                <w:b/>
+                <w:i w:val="0"/>
+                <w:color w:val="000000"/>
+                <w:sz w:val="22"/>
+              </w:rPr>
+              <w:t xml:space="preserve">09:40 – 10:00 </w:t>
+            </w:r>
+          </w:p>
+        </w:tc>
+        <w:tc>
+          <w:tcPr>
+            <w:tcW w:type="dxa" w:w="7690"/>
+            <w:tcBorders/>
+            <w:tcMar>
+              <w:start w:w="0" w:type="dxa"/>
+              <w:end w:w="0" w:type="dxa"/>
+            </w:tcMar>
+          </w:tcPr>
+          <w:p>
+            <w:pPr>
+              <w:autoSpaceDN w:val="0"/>
+              <w:autoSpaceDE w:val="0"/>
+              <w:widowControl/>
+              <w:spacing w:line="197" w:lineRule="auto" w:before="168" w:after="0"/>
+              <w:ind w:left="460" w:right="0" w:firstLine="0"/>
+              <w:jc w:val="left"/>
+            </w:pPr>
+            <w:r>
+              <w:rPr>
+                <w:rFonts w:ascii="Calibri" w:hAnsi="Calibri" w:eastAsia="Calibri"/>
+                <w:b/>
+                <w:i w:val="0"/>
+                <w:color w:val="000000"/>
+                <w:sz w:val="22"/>
+              </w:rPr>
+              <w:t xml:space="preserve">Revised ICP 2017 – ICP 2021 PPP time series </w:t>
+            </w:r>
+          </w:p>
+        </w:tc>
+      </w:tr>
+      <w:tr>
+        <w:trPr>
+          <w:trHeight w:hRule="exact" w:val="656"/>
+        </w:trPr>
+        <w:tc>
+          <w:tcPr>
+            <w:tcW w:type="dxa" w:w="1728"/>
+            <w:tcBorders/>
+            <w:tcMar>
+              <w:start w:w="0" w:type="dxa"/>
+              <w:end w:w="0" w:type="dxa"/>
+            </w:tcMar>
+          </w:tcPr>
+          <w:p>
+            <w:pPr>
+              <w:autoSpaceDN w:val="0"/>
+              <w:autoSpaceDE w:val="0"/>
+              <w:widowControl/>
+              <w:spacing w:line="197" w:lineRule="auto" w:before="162" w:after="0"/>
+              <w:ind w:left="28" w:right="0" w:firstLine="0"/>
+              <w:jc w:val="left"/>
+            </w:pPr>
+            <w:r>
+              <w:rPr>
+                <w:rFonts w:ascii="Calibri" w:hAnsi="Calibri" w:eastAsia="Calibri"/>
+                <w:b/>
+                <w:i w:val="0"/>
+                <w:color w:val="000000"/>
+                <w:sz w:val="22"/>
+              </w:rPr>
+              <w:t xml:space="preserve">10:00 – 10:20 </w:t>
+            </w:r>
+          </w:p>
+        </w:tc>
+        <w:tc>
+          <w:tcPr>
+            <w:tcW w:type="dxa" w:w="7690"/>
+            <w:tcBorders/>
+            <w:tcMar>
+              <w:start w:w="0" w:type="dxa"/>
+              <w:end w:w="0" w:type="dxa"/>
+            </w:tcMar>
+          </w:tcPr>
+          <w:p>
+            <w:pPr>
+              <w:autoSpaceDN w:val="0"/>
+              <w:autoSpaceDE w:val="0"/>
+              <w:widowControl/>
+              <w:spacing w:line="197" w:lineRule="auto" w:before="162" w:after="0"/>
+              <w:ind w:left="460" w:right="0" w:firstLine="0"/>
+              <w:jc w:val="left"/>
+            </w:pPr>
+            <w:r>
+              <w:rPr>
+                <w:rFonts w:ascii="Calibri" w:hAnsi="Calibri" w:eastAsia="Calibri"/>
+                <w:b/>
+                <w:i w:val="0"/>
+                <w:color w:val="000000"/>
+                <w:sz w:val="22"/>
+              </w:rPr>
+              <w:t xml:space="preserve">Revised ICP 2017 and ICP 2021 non-benchmark country estimates </w:t>
+            </w:r>
+          </w:p>
+        </w:tc>
+      </w:tr>
+    </w:tbl>
+    <w:p>
+      <w:pPr>
+        <w:autoSpaceDN w:val="0"/>
+        <w:autoSpaceDE w:val="0"/>
+        <w:widowControl/>
+        <w:spacing w:line="20" w:lineRule="exact" w:before="0" w:after="0"/>
+        <w:ind w:left="0" w:right="0"/>
+      </w:pPr>
+    </w:p>
+    <w:tbl>
+      <w:tblPr>
+        <w:tblW w:type="auto" w:w="0"/>
+        <w:tblLayout w:type="fixed"/>
+        <w:tblLook w:firstColumn="1" w:firstRow="1" w:lastColumn="0" w:lastRow="0" w:noHBand="0" w:noVBand="1" w:val="04A0"/>
+        <w:tblInd w:w="0.0" w:type="dxa"/>
+      </w:tblPr>
+      <w:tblGrid>
+        <w:gridCol w:w="4719"/>
+        <w:gridCol w:w="4719"/>
+      </w:tblGrid>
+      <w:tr>
+        <w:trPr>
+          <w:trHeight w:hRule="exact" w:val="270"/>
+        </w:trPr>
+        <w:tc>
+          <w:tcPr>
+            <w:tcW w:type="dxa" w:w="1968"/>
+            <w:tcBorders/>
+            <w:shd w:fill="d8d9d8"/>
+            <w:tcMar>
+              <w:start w:w="0" w:type="dxa"/>
+              <w:end w:w="0" w:type="dxa"/>
+            </w:tcMar>
+          </w:tcPr>
+          <w:p>
+            <w:pPr>
+              <w:autoSpaceDN w:val="0"/>
+              <w:autoSpaceDE w:val="0"/>
+              <w:widowControl/>
+              <w:spacing w:line="197" w:lineRule="auto" w:before="44" w:after="0"/>
+              <w:ind w:left="28" w:right="0" w:firstLine="0"/>
+              <w:jc w:val="left"/>
+            </w:pPr>
+            <w:r>
+              <w:rPr>
+                <w:rFonts w:ascii="Calibri" w:hAnsi="Calibri" w:eastAsia="Calibri"/>
+                <w:b/>
+                <w:i w:val="0"/>
+                <w:color w:val="000000"/>
+                <w:sz w:val="22"/>
+              </w:rPr>
+              <w:t xml:space="preserve">SESSION II: Closing </w:t>
+            </w:r>
+          </w:p>
+        </w:tc>
+        <w:tc>
+          <w:tcPr>
+            <w:tcW w:type="dxa" w:w="7450"/>
+            <w:tcBorders/>
+            <w:shd w:fill="d8d9d8"/>
+            <w:tcMar>
+              <w:start w:w="0" w:type="dxa"/>
+              <w:end w:w="0" w:type="dxa"/>
+            </w:tcMar>
+          </w:tcPr>
+          <w:p/>
+        </w:tc>
+      </w:tr>
+      <w:tr>
+        <w:trPr>
+          <w:trHeight w:hRule="exact" w:val="592"/>
+        </w:trPr>
+        <w:tc>
+          <w:tcPr>
+            <w:tcW w:type="dxa" w:w="1968"/>
+            <w:tcBorders/>
+            <w:tcMar>
+              <w:start w:w="0" w:type="dxa"/>
+              <w:end w:w="0" w:type="dxa"/>
+            </w:tcMar>
+          </w:tcPr>
+          <w:p>
+            <w:pPr>
+              <w:autoSpaceDN w:val="0"/>
+              <w:autoSpaceDE w:val="0"/>
+              <w:widowControl/>
+              <w:spacing w:line="197" w:lineRule="auto" w:before="312" w:after="0"/>
+              <w:ind w:left="28" w:right="0" w:firstLine="0"/>
+              <w:jc w:val="left"/>
+            </w:pPr>
+            <w:r>
+              <w:rPr>
+                <w:rFonts w:ascii="Calibri" w:hAnsi="Calibri" w:eastAsia="Calibri"/>
+                <w:b/>
+                <w:i w:val="0"/>
+                <w:color w:val="000000"/>
+                <w:sz w:val="22"/>
+              </w:rPr>
+              <w:t xml:space="preserve">10:20 – 10:30 </w:t>
+            </w:r>
+          </w:p>
+        </w:tc>
+        <w:tc>
+          <w:tcPr>
+            <w:tcW w:type="dxa" w:w="7450"/>
+            <w:tcBorders/>
+            <w:tcMar>
+              <w:start w:w="0" w:type="dxa"/>
+              <w:end w:w="0" w:type="dxa"/>
+            </w:tcMar>
+          </w:tcPr>
+          <w:p>
+            <w:pPr>
+              <w:autoSpaceDN w:val="0"/>
+              <w:autoSpaceDE w:val="0"/>
+              <w:widowControl/>
+              <w:spacing w:line="197" w:lineRule="auto" w:before="312" w:after="0"/>
+              <w:ind w:left="220" w:right="0" w:firstLine="0"/>
+              <w:jc w:val="left"/>
+            </w:pPr>
+            <w:r>
+              <w:rPr>
+                <w:rFonts w:ascii="Calibri" w:hAnsi="Calibri" w:eastAsia="Calibri"/>
+                <w:b/>
+                <w:i w:val="0"/>
+                <w:color w:val="000000"/>
+                <w:sz w:val="22"/>
+              </w:rPr>
+              <w:t xml:space="preserve">Next steps, any other business, and closing remarks </w:t>
+            </w:r>
+          </w:p>
+        </w:tc>
+      </w:tr>
+    </w:tbl>
+    <w:p>
+      <w:pPr>
+        <w:autoSpaceDN w:val="0"/>
+        <w:autoSpaceDE w:val="0"/>
+        <w:widowControl/>
+        <w:spacing w:line="197" w:lineRule="auto" w:before="4350" w:after="0"/>
+        <w:ind w:left="0" w:right="0" w:firstLine="0"/>
+        <w:jc w:val="center"/>
+      </w:pPr>
+      <w:r>
+        <w:rPr>
+          <w:rFonts w:ascii="Calibri" w:hAnsi="Calibri" w:eastAsia="Calibri"/>
+          <w:b w:val="0"/>
+          <w:i w:val="0"/>
+          <w:color w:val="000000"/>
+          <w:sz w:val="22"/>
+        </w:rPr>
+        <w:t xml:space="preserve">6 </w:t>
+      </w:r>
+    </w:p>
+    <w:p>
+      <w:pPr>
+        <w:sectPr>
+          <w:pgSz w:w="12240" w:h="15840"/>
+          <w:pgMar w:top="720" w:right="1390" w:bottom="496" w:left="1412" w:header="720" w:footer="720" w:gutter="0"/>
+          <w:cols/>
+          <w:docGrid w:linePitch="360"/>
+        </w:sectPr>
+      </w:pPr>
+    </w:p>
+    <w:p>
+      <w:pPr>
+        <w:autoSpaceDN w:val="0"/>
+        <w:autoSpaceDE w:val="0"/>
+        <w:widowControl/>
+        <w:spacing w:line="220" w:lineRule="exact" w:before="0" w:after="524"/>
+        <w:ind w:left="0" w:right="0"/>
+      </w:pPr>
+    </w:p>
+    <w:p>
+      <w:pPr>
+        <w:autoSpaceDN w:val="0"/>
+        <w:autoSpaceDE w:val="0"/>
+        <w:widowControl/>
+        <w:spacing w:line="197" w:lineRule="auto" w:before="0" w:after="0"/>
+        <w:ind w:left="0" w:right="0" w:firstLine="0"/>
+        <w:jc w:val="left"/>
+      </w:pPr>
+      <w:r>
+        <w:rPr>
+          <w:rFonts w:ascii="Calibri" w:hAnsi="Calibri" w:eastAsia="Calibri"/>
+          <w:b/>
+          <w:i w:val="0"/>
+          <w:color w:val="000000"/>
+          <w:sz w:val="24"/>
         </w:rPr>
         <w:t>Annex 2: List of Participants</w:t>
-        <w:br/>
-        <w:br/>
-        <w:t>ICP Technical Advisory Group members</w:t>
-        <w:br/>
-        <w:t xml:space="preserve">    – Paul Schreyer, Organization for Economic Co-operation and Development (OECD) (Chair)</w:t>
-        <w:br/>
-        <w:t xml:space="preserve">    – Paul Konijn, Statistical Office of the European Union (Eurostat)</w:t>
-        <w:br/>
-        <w:t xml:space="preserve">    – Prasada Rao, University of Queensland</w:t>
-        <w:br/>
-        <w:t xml:space="preserve">    – Robert Inklaar, University of Groningen</w:t>
-        <w:br/>
-        <w:t xml:space="preserve">    – Xianchun Xu, Tsinghua University</w:t>
-        <w:br/>
-        <w:br/>
-        <w:t>ICP experts, guest speakers, and observers</w:t>
-        <w:br/>
-        <w:t xml:space="preserve">    – Brian Graf, International Monetary Fund</w:t>
-        <w:br/>
-        <w:t xml:space="preserve">    – Sergey Sergeev, Independent Expert</w:t>
-        <w:br/>
-        <w:t xml:space="preserve">    – Yang Wang, Tsinghua University</w:t>
-        <w:br/>
-        <w:br/>
-        <w:t>ICP Inter-Agency Coordination Group (IACG)</w:t>
-        <w:br/>
-        <w:t xml:space="preserve">    – African Development Bank (AfDB): Gregoire Mboya De Loubassou</w:t>
-        <w:br/>
-        <w:t xml:space="preserve">    – Asian Development Bank (ADB): Kaushal Joshi</w:t>
-        <w:br/>
-        <w:t xml:space="preserve">    – Interstate Statistical Committee of the Commonwealth of Independent States (CIS-STAT):</w:t>
-        <w:br/>
-        <w:t xml:space="preserve">        Andrey Kosarev, Valerica Accibas</w:t>
-        <w:br/>
-        <w:t xml:space="preserve">    – Statistical Office of the European Union (Eurostat): Mihai Iulian Gheorghe</w:t>
-        <w:br/>
-        <w:t xml:space="preserve">    – Organization for Economic Co-operation and Development (OECD): Jarmila Botev</w:t>
-        <w:br/>
-        <w:t xml:space="preserve">    – United Nations Economic Commission for Latin America and the Caribbean (UN-ECLAC): Alfonso</w:t>
-        <w:br/>
-        <w:t xml:space="preserve">        Zeron, Claudia Andrea De Camino Ferrario, Ernestina Brigida Perez Ardiles, Giannina Lopez, Lady</w:t>
-        <w:br/>
-        <w:t xml:space="preserve">        Infante</w:t>
-        <w:br/>
-        <w:t xml:space="preserve">    – United Nations Economic Commission for Western Asia: Majed Skaini</w:t>
-        <w:br/>
-        <w:br/>
-        <w:t>World Bank</w:t>
-        <w:br/>
-        <w:t xml:space="preserve">   – Haishan Fu, World Bank Group</w:t>
-        <w:br/>
-        <w:t xml:space="preserve">   – Evis Rucaj, World Bank Group</w:t>
-        <w:br/>
-        <w:t xml:space="preserve">   – Marko Rissanen , World Bank Group</w:t>
-        <w:br/>
-        <w:t xml:space="preserve">   – Yan Bai, World Bank Group</w:t>
-        <w:br/>
-        <w:t xml:space="preserve">   – Rui Costa, World Bank Group</w:t>
-        <w:br/>
-        <w:t xml:space="preserve">   – Yuri Dikhanov, World Bank Group</w:t>
-        <w:br/>
-        <w:t xml:space="preserve">   – Nancy Kebe, World Bank Group</w:t>
-        <w:br/>
-        <w:t xml:space="preserve">   – Maurice Nsabimana, World Bank Group</w:t>
-        <w:br/>
-        <w:t xml:space="preserve">   – Edie Purdie, World Bank Group</w:t>
-        <w:br/>
-        <w:t xml:space="preserve">   – Inyoung Song, World Bank Group</w:t>
-        <w:br/>
-        <w:t xml:space="preserve">   – Giovanni Tonutti, World Bank Group</w:t>
-        <w:br/>
-        <w:t xml:space="preserve">   – Mizuki Yamanaka, World Bank Group</w:t>
-        <w:br/>
-        <w:br/>
-        <w:br/>
-        <w:t xml:space="preserve">                                                   7</w:t>
       </w:r>
     </w:p>
     <w:p>
-      <w:r>
-        <w:br w:type="page"/>
+      <w:pPr>
+        <w:autoSpaceDN w:val="0"/>
+        <w:autoSpaceDE w:val="0"/>
+        <w:widowControl/>
+        <w:spacing w:line="197" w:lineRule="auto" w:before="318" w:after="0"/>
+        <w:ind w:left="0" w:right="0" w:firstLine="0"/>
+        <w:jc w:val="left"/>
+      </w:pPr>
+      <w:r>
+        <w:rPr>
+          <w:rFonts w:ascii="Calibri" w:hAnsi="Calibri" w:eastAsia="Calibri"/>
+          <w:b/>
+          <w:i w:val="0"/>
+          <w:color w:val="000000"/>
+          <w:sz w:val="22"/>
+          <w:u w:val="single"/>
+        </w:rPr>
+        <w:t>ICP Technical Advisory Group members</w:t>
+      </w:r>
+      <w:r>
+        <w:rPr>
+          <w:rFonts w:ascii="Calibri" w:hAnsi="Calibri" w:eastAsia="Calibri"/>
+          <w:b/>
+          <w:i w:val="0"/>
+          <w:color w:val="000000"/>
+          <w:sz w:val="22"/>
+        </w:rPr>
+        <w:t xml:space="preserve"> </w:t>
+      </w:r>
+    </w:p>
+    <w:p>
+      <w:pPr>
+        <w:autoSpaceDN w:val="0"/>
+        <w:tabs>
+          <w:tab w:pos="720" w:val="left"/>
+        </w:tabs>
+        <w:autoSpaceDE w:val="0"/>
+        <w:widowControl/>
+        <w:spacing w:line="223" w:lineRule="auto" w:before="16" w:after="0"/>
+        <w:ind w:left="360" w:right="0" w:firstLine="0"/>
+        <w:jc w:val="left"/>
+      </w:pPr>
+      <w:r>
+        <w:rPr>
+          <w:rFonts w:ascii="Times New Roman" w:hAnsi="Times New Roman" w:eastAsia="Times New Roman"/>
+          <w:b w:val="0"/>
+          <w:i w:val="0"/>
+          <w:color w:val="000000"/>
+          <w:sz w:val="22"/>
+        </w:rPr>
+        <w:t>–</w:t>
+      </w:r>
+      <w:r>
+        <w:tab/>
+      </w:r>
+      <w:r>
+        <w:rPr>
+          <w:rFonts w:ascii="Calibri" w:hAnsi="Calibri" w:eastAsia="Calibri"/>
+          <w:b w:val="0"/>
+          <w:i w:val="0"/>
+          <w:color w:val="000000"/>
+          <w:sz w:val="22"/>
+        </w:rPr>
+        <w:t xml:space="preserve">Paul Schreyer, Organization for Economic Co-operation and Development (OECD) (Chair) </w:t>
+      </w:r>
+    </w:p>
+    <w:p>
+      <w:pPr>
+        <w:autoSpaceDN w:val="0"/>
+        <w:tabs>
+          <w:tab w:pos="720" w:val="left"/>
+        </w:tabs>
+        <w:autoSpaceDE w:val="0"/>
+        <w:widowControl/>
+        <w:spacing w:line="223" w:lineRule="auto" w:before="18" w:after="0"/>
+        <w:ind w:left="360" w:right="0" w:firstLine="0"/>
+        <w:jc w:val="left"/>
+      </w:pPr>
+      <w:r>
+        <w:rPr>
+          <w:rFonts w:ascii="Times New Roman" w:hAnsi="Times New Roman" w:eastAsia="Times New Roman"/>
+          <w:b w:val="0"/>
+          <w:i w:val="0"/>
+          <w:color w:val="000000"/>
+          <w:sz w:val="22"/>
+        </w:rPr>
+        <w:t>–</w:t>
+      </w:r>
+      <w:r>
+        <w:tab/>
+      </w:r>
+      <w:r>
+        <w:rPr>
+          <w:rFonts w:ascii="Calibri" w:hAnsi="Calibri" w:eastAsia="Calibri"/>
+          <w:b w:val="0"/>
+          <w:i w:val="0"/>
+          <w:color w:val="000000"/>
+          <w:sz w:val="22"/>
+        </w:rPr>
+        <w:t xml:space="preserve">Paul Konijn, Statistical Office of the European Union (Eurostat) </w:t>
+      </w:r>
+    </w:p>
+    <w:p>
+      <w:pPr>
+        <w:autoSpaceDN w:val="0"/>
+        <w:tabs>
+          <w:tab w:pos="720" w:val="left"/>
+        </w:tabs>
+        <w:autoSpaceDE w:val="0"/>
+        <w:widowControl/>
+        <w:spacing w:line="223" w:lineRule="auto" w:before="16" w:after="0"/>
+        <w:ind w:left="360" w:right="0" w:firstLine="0"/>
+        <w:jc w:val="left"/>
+      </w:pPr>
+      <w:r>
+        <w:rPr>
+          <w:rFonts w:ascii="Times New Roman" w:hAnsi="Times New Roman" w:eastAsia="Times New Roman"/>
+          <w:b w:val="0"/>
+          <w:i w:val="0"/>
+          <w:color w:val="000000"/>
+          <w:sz w:val="22"/>
+        </w:rPr>
+        <w:t>–</w:t>
+      </w:r>
+      <w:r>
+        <w:tab/>
+      </w:r>
+      <w:r>
+        <w:rPr>
+          <w:rFonts w:ascii="Calibri" w:hAnsi="Calibri" w:eastAsia="Calibri"/>
+          <w:b w:val="0"/>
+          <w:i w:val="0"/>
+          <w:color w:val="000000"/>
+          <w:sz w:val="22"/>
+        </w:rPr>
+        <w:t xml:space="preserve">Prasada Rao, University of Queensland </w:t>
+      </w:r>
+    </w:p>
+    <w:p>
+      <w:pPr>
+        <w:autoSpaceDN w:val="0"/>
+        <w:tabs>
+          <w:tab w:pos="720" w:val="left"/>
+        </w:tabs>
+        <w:autoSpaceDE w:val="0"/>
+        <w:widowControl/>
+        <w:spacing w:line="223" w:lineRule="auto" w:before="14" w:after="0"/>
+        <w:ind w:left="360" w:right="0" w:firstLine="0"/>
+        <w:jc w:val="left"/>
+      </w:pPr>
+      <w:r>
+        <w:rPr>
+          <w:rFonts w:ascii="Times New Roman" w:hAnsi="Times New Roman" w:eastAsia="Times New Roman"/>
+          <w:b w:val="0"/>
+          <w:i w:val="0"/>
+          <w:color w:val="000000"/>
+          <w:sz w:val="22"/>
+        </w:rPr>
+        <w:t>–</w:t>
+      </w:r>
+      <w:r>
+        <w:tab/>
+      </w:r>
+      <w:r>
+        <w:rPr>
+          <w:rFonts w:ascii="Calibri" w:hAnsi="Calibri" w:eastAsia="Calibri"/>
+          <w:b w:val="0"/>
+          <w:i w:val="0"/>
+          <w:color w:val="000000"/>
+          <w:sz w:val="22"/>
+        </w:rPr>
+        <w:t xml:space="preserve">Robert Inklaar, University of Groningen </w:t>
+      </w:r>
+    </w:p>
+    <w:p>
+      <w:pPr>
+        <w:autoSpaceDN w:val="0"/>
+        <w:tabs>
+          <w:tab w:pos="720" w:val="left"/>
+        </w:tabs>
+        <w:autoSpaceDE w:val="0"/>
+        <w:widowControl/>
+        <w:spacing w:line="223" w:lineRule="auto" w:before="18" w:after="0"/>
+        <w:ind w:left="360" w:right="0" w:firstLine="0"/>
+        <w:jc w:val="left"/>
+      </w:pPr>
+      <w:r>
+        <w:rPr>
+          <w:rFonts w:ascii="Times New Roman" w:hAnsi="Times New Roman" w:eastAsia="Times New Roman"/>
+          <w:b w:val="0"/>
+          <w:i w:val="0"/>
+          <w:color w:val="000000"/>
+          <w:sz w:val="22"/>
+        </w:rPr>
+        <w:t>–</w:t>
+      </w:r>
+      <w:r>
+        <w:tab/>
+      </w:r>
+      <w:r>
+        <w:rPr>
+          <w:rFonts w:ascii="Calibri" w:hAnsi="Calibri" w:eastAsia="Calibri"/>
+          <w:b w:val="0"/>
+          <w:i w:val="0"/>
+          <w:color w:val="000000"/>
+          <w:sz w:val="22"/>
+        </w:rPr>
+        <w:t xml:space="preserve">Xianchun Xu, Tsinghua University </w:t>
+      </w:r>
+    </w:p>
+    <w:p>
+      <w:pPr>
+        <w:autoSpaceDN w:val="0"/>
+        <w:autoSpaceDE w:val="0"/>
+        <w:widowControl/>
+        <w:spacing w:line="197" w:lineRule="auto" w:before="316" w:after="0"/>
+        <w:ind w:left="0" w:right="0" w:firstLine="0"/>
+        <w:jc w:val="left"/>
+      </w:pPr>
+      <w:r>
+        <w:rPr>
+          <w:rFonts w:ascii="Calibri" w:hAnsi="Calibri" w:eastAsia="Calibri"/>
+          <w:b/>
+          <w:i w:val="0"/>
+          <w:color w:val="000000"/>
+          <w:sz w:val="22"/>
+          <w:u w:val="single"/>
+        </w:rPr>
+        <w:t>ICP experts, guest speakers, and observers</w:t>
+      </w:r>
+      <w:r>
+        <w:rPr>
+          <w:rFonts w:ascii="Calibri" w:hAnsi="Calibri" w:eastAsia="Calibri"/>
+          <w:b/>
+          <w:i w:val="0"/>
+          <w:color w:val="000000"/>
+          <w:sz w:val="22"/>
+        </w:rPr>
+        <w:t xml:space="preserve"> </w:t>
+      </w:r>
+    </w:p>
+    <w:p>
+      <w:pPr>
+        <w:autoSpaceDN w:val="0"/>
+        <w:tabs>
+          <w:tab w:pos="720" w:val="left"/>
+        </w:tabs>
+        <w:autoSpaceDE w:val="0"/>
+        <w:widowControl/>
+        <w:spacing w:line="223" w:lineRule="auto" w:before="16" w:after="0"/>
+        <w:ind w:left="360" w:right="0" w:firstLine="0"/>
+        <w:jc w:val="left"/>
+      </w:pPr>
+      <w:r>
+        <w:rPr>
+          <w:rFonts w:ascii="Times New Roman" w:hAnsi="Times New Roman" w:eastAsia="Times New Roman"/>
+          <w:b w:val="0"/>
+          <w:i w:val="0"/>
+          <w:color w:val="000000"/>
+          <w:sz w:val="22"/>
+        </w:rPr>
+        <w:t>–</w:t>
+      </w:r>
+      <w:r>
+        <w:tab/>
+      </w:r>
+      <w:r>
+        <w:rPr>
+          <w:rFonts w:ascii="Calibri" w:hAnsi="Calibri" w:eastAsia="Calibri"/>
+          <w:b w:val="0"/>
+          <w:i w:val="0"/>
+          <w:color w:val="000000"/>
+          <w:sz w:val="22"/>
+        </w:rPr>
+        <w:t xml:space="preserve">Brian Graf, International Monetary Fund </w:t>
+      </w:r>
+    </w:p>
+    <w:p>
+      <w:pPr>
+        <w:autoSpaceDN w:val="0"/>
+        <w:tabs>
+          <w:tab w:pos="720" w:val="left"/>
+        </w:tabs>
+        <w:autoSpaceDE w:val="0"/>
+        <w:widowControl/>
+        <w:spacing w:line="223" w:lineRule="auto" w:before="18" w:after="0"/>
+        <w:ind w:left="360" w:right="0" w:firstLine="0"/>
+        <w:jc w:val="left"/>
+      </w:pPr>
+      <w:r>
+        <w:rPr>
+          <w:rFonts w:ascii="Times New Roman" w:hAnsi="Times New Roman" w:eastAsia="Times New Roman"/>
+          <w:b w:val="0"/>
+          <w:i w:val="0"/>
+          <w:color w:val="000000"/>
+          <w:sz w:val="22"/>
+        </w:rPr>
+        <w:t>–</w:t>
+      </w:r>
+      <w:r>
+        <w:tab/>
+      </w:r>
+      <w:r>
+        <w:rPr>
+          <w:rFonts w:ascii="Calibri" w:hAnsi="Calibri" w:eastAsia="Calibri"/>
+          <w:b w:val="0"/>
+          <w:i w:val="0"/>
+          <w:color w:val="000000"/>
+          <w:sz w:val="22"/>
+        </w:rPr>
+        <w:t xml:space="preserve">Sergey Sergeev, Independent Expert </w:t>
+      </w:r>
+    </w:p>
+    <w:p>
+      <w:pPr>
+        <w:autoSpaceDN w:val="0"/>
+        <w:tabs>
+          <w:tab w:pos="720" w:val="left"/>
+        </w:tabs>
+        <w:autoSpaceDE w:val="0"/>
+        <w:widowControl/>
+        <w:spacing w:line="223" w:lineRule="auto" w:before="16" w:after="0"/>
+        <w:ind w:left="360" w:right="0" w:firstLine="0"/>
+        <w:jc w:val="left"/>
+      </w:pPr>
+      <w:r>
+        <w:rPr>
+          <w:rFonts w:ascii="Times New Roman" w:hAnsi="Times New Roman" w:eastAsia="Times New Roman"/>
+          <w:b w:val="0"/>
+          <w:i w:val="0"/>
+          <w:color w:val="000000"/>
+          <w:sz w:val="22"/>
+        </w:rPr>
+        <w:t>–</w:t>
+      </w:r>
+      <w:r>
+        <w:tab/>
+      </w:r>
+      <w:r>
+        <w:rPr>
+          <w:rFonts w:ascii="Calibri" w:hAnsi="Calibri" w:eastAsia="Calibri"/>
+          <w:b w:val="0"/>
+          <w:i w:val="0"/>
+          <w:color w:val="000000"/>
+          <w:sz w:val="22"/>
+        </w:rPr>
+        <w:t xml:space="preserve">Yang Wang, Tsinghua University </w:t>
+      </w:r>
+    </w:p>
+    <w:p>
+      <w:pPr>
+        <w:autoSpaceDN w:val="0"/>
+        <w:autoSpaceDE w:val="0"/>
+        <w:widowControl/>
+        <w:spacing w:line="197" w:lineRule="auto" w:before="316" w:after="0"/>
+        <w:ind w:left="0" w:right="0" w:firstLine="0"/>
+        <w:jc w:val="left"/>
+      </w:pPr>
+      <w:r>
+        <w:rPr>
+          <w:rFonts w:ascii="Calibri" w:hAnsi="Calibri" w:eastAsia="Calibri"/>
+          <w:b/>
+          <w:i w:val="0"/>
+          <w:color w:val="000000"/>
+          <w:sz w:val="22"/>
+          <w:u w:val="single"/>
+        </w:rPr>
+        <w:t>ICP Inter-Agency Coordination Group (IACG)</w:t>
+      </w:r>
+      <w:r>
+        <w:rPr>
+          <w:rFonts w:ascii="Calibri" w:hAnsi="Calibri" w:eastAsia="Calibri"/>
+          <w:b/>
+          <w:i w:val="0"/>
+          <w:color w:val="000000"/>
+          <w:sz w:val="22"/>
+        </w:rPr>
+        <w:t xml:space="preserve"> </w:t>
+      </w:r>
+    </w:p>
+    <w:p>
+      <w:pPr>
+        <w:autoSpaceDN w:val="0"/>
+        <w:tabs>
+          <w:tab w:pos="720" w:val="left"/>
+        </w:tabs>
+        <w:autoSpaceDE w:val="0"/>
+        <w:widowControl/>
+        <w:spacing w:line="223" w:lineRule="auto" w:before="16" w:after="0"/>
+        <w:ind w:left="360" w:right="0" w:firstLine="0"/>
+        <w:jc w:val="left"/>
+      </w:pPr>
+      <w:r>
+        <w:rPr>
+          <w:rFonts w:ascii="Times New Roman" w:hAnsi="Times New Roman" w:eastAsia="Times New Roman"/>
+          <w:b w:val="0"/>
+          <w:i w:val="0"/>
+          <w:color w:val="000000"/>
+          <w:sz w:val="22"/>
+        </w:rPr>
+        <w:t>–</w:t>
+      </w:r>
+      <w:r>
+        <w:tab/>
+      </w:r>
+      <w:r>
+        <w:rPr>
+          <w:rFonts w:ascii="Calibri" w:hAnsi="Calibri" w:eastAsia="Calibri"/>
+          <w:b w:val="0"/>
+          <w:i w:val="0"/>
+          <w:color w:val="000000"/>
+          <w:sz w:val="22"/>
+        </w:rPr>
+        <w:t xml:space="preserve">African Development Bank (AfDB): Gregoire Mboya De Loubassou </w:t>
+      </w:r>
+    </w:p>
+    <w:p>
+      <w:pPr>
+        <w:autoSpaceDN w:val="0"/>
+        <w:tabs>
+          <w:tab w:pos="720" w:val="left"/>
+        </w:tabs>
+        <w:autoSpaceDE w:val="0"/>
+        <w:widowControl/>
+        <w:spacing w:line="223" w:lineRule="auto" w:before="16" w:after="0"/>
+        <w:ind w:left="360" w:right="0" w:firstLine="0"/>
+        <w:jc w:val="left"/>
+      </w:pPr>
+      <w:r>
+        <w:rPr>
+          <w:rFonts w:ascii="Times New Roman" w:hAnsi="Times New Roman" w:eastAsia="Times New Roman"/>
+          <w:b w:val="0"/>
+          <w:i w:val="0"/>
+          <w:color w:val="000000"/>
+          <w:sz w:val="22"/>
+        </w:rPr>
+        <w:t>–</w:t>
+      </w:r>
+      <w:r>
+        <w:tab/>
+      </w:r>
+      <w:r>
+        <w:rPr>
+          <w:rFonts w:ascii="Calibri" w:hAnsi="Calibri" w:eastAsia="Calibri"/>
+          <w:b w:val="0"/>
+          <w:i w:val="0"/>
+          <w:color w:val="000000"/>
+          <w:sz w:val="22"/>
+        </w:rPr>
+        <w:t xml:space="preserve">Asian Development Bank (ADB): Kaushal Joshi </w:t>
+      </w:r>
+    </w:p>
+    <w:p>
+      <w:pPr>
+        <w:autoSpaceDN w:val="0"/>
+        <w:tabs>
+          <w:tab w:pos="720" w:val="left"/>
+        </w:tabs>
+        <w:autoSpaceDE w:val="0"/>
+        <w:widowControl/>
+        <w:spacing w:line="223" w:lineRule="auto" w:before="18" w:after="0"/>
+        <w:ind w:left="360" w:right="0" w:firstLine="0"/>
+        <w:jc w:val="left"/>
+      </w:pPr>
+      <w:r>
+        <w:rPr>
+          <w:rFonts w:ascii="Times New Roman" w:hAnsi="Times New Roman" w:eastAsia="Times New Roman"/>
+          <w:b w:val="0"/>
+          <w:i w:val="0"/>
+          <w:color w:val="000000"/>
+          <w:sz w:val="22"/>
+        </w:rPr>
+        <w:t>–</w:t>
+      </w:r>
+      <w:r>
+        <w:tab/>
+      </w:r>
+      <w:r>
+        <w:rPr>
+          <w:rFonts w:ascii="Calibri" w:hAnsi="Calibri" w:eastAsia="Calibri"/>
+          <w:b w:val="0"/>
+          <w:i w:val="0"/>
+          <w:color w:val="000000"/>
+          <w:sz w:val="22"/>
+        </w:rPr>
+        <w:t xml:space="preserve">Interstate Statistical Committee of the Commonwealth of Independent States (CIS-STAT): </w:t>
+      </w:r>
+    </w:p>
+    <w:p>
+      <w:pPr>
+        <w:autoSpaceDN w:val="0"/>
+        <w:autoSpaceDE w:val="0"/>
+        <w:widowControl/>
+        <w:spacing w:line="197" w:lineRule="auto" w:before="48" w:after="0"/>
+        <w:ind w:left="720" w:right="0" w:firstLine="0"/>
+        <w:jc w:val="left"/>
+      </w:pPr>
+      <w:r>
+        <w:rPr>
+          <w:rFonts w:ascii="Calibri" w:hAnsi="Calibri" w:eastAsia="Calibri"/>
+          <w:b w:val="0"/>
+          <w:i w:val="0"/>
+          <w:color w:val="000000"/>
+          <w:sz w:val="22"/>
+        </w:rPr>
+        <w:t xml:space="preserve">Andrey Kosarev, Valerica Accibas </w:t>
+      </w:r>
+    </w:p>
+    <w:p>
+      <w:pPr>
+        <w:autoSpaceDN w:val="0"/>
+        <w:tabs>
+          <w:tab w:pos="720" w:val="left"/>
+        </w:tabs>
+        <w:autoSpaceDE w:val="0"/>
+        <w:widowControl/>
+        <w:spacing w:line="223" w:lineRule="auto" w:before="18" w:after="0"/>
+        <w:ind w:left="360" w:right="0" w:firstLine="0"/>
+        <w:jc w:val="left"/>
+      </w:pPr>
+      <w:r>
+        <w:rPr>
+          <w:rFonts w:ascii="Times New Roman" w:hAnsi="Times New Roman" w:eastAsia="Times New Roman"/>
+          <w:b w:val="0"/>
+          <w:i w:val="0"/>
+          <w:color w:val="000000"/>
+          <w:sz w:val="22"/>
+        </w:rPr>
+        <w:t>–</w:t>
+      </w:r>
+      <w:r>
+        <w:tab/>
+      </w:r>
+      <w:r>
+        <w:rPr>
+          <w:rFonts w:ascii="Calibri" w:hAnsi="Calibri" w:eastAsia="Calibri"/>
+          <w:b w:val="0"/>
+          <w:i w:val="0"/>
+          <w:color w:val="000000"/>
+          <w:sz w:val="22"/>
+        </w:rPr>
+        <w:t xml:space="preserve">Statistical Office of the European Union (Eurostat): Mihai Iulian Gheorghe </w:t>
+      </w:r>
+    </w:p>
+    <w:p>
+      <w:pPr>
+        <w:autoSpaceDN w:val="0"/>
+        <w:tabs>
+          <w:tab w:pos="720" w:val="left"/>
+        </w:tabs>
+        <w:autoSpaceDE w:val="0"/>
+        <w:widowControl/>
+        <w:spacing w:line="223" w:lineRule="auto" w:before="16" w:after="0"/>
+        <w:ind w:left="360" w:right="0" w:firstLine="0"/>
+        <w:jc w:val="left"/>
+      </w:pPr>
+      <w:r>
+        <w:rPr>
+          <w:rFonts w:ascii="Times New Roman" w:hAnsi="Times New Roman" w:eastAsia="Times New Roman"/>
+          <w:b w:val="0"/>
+          <w:i w:val="0"/>
+          <w:color w:val="000000"/>
+          <w:sz w:val="22"/>
+        </w:rPr>
+        <w:t>–</w:t>
+      </w:r>
+      <w:r>
+        <w:tab/>
+      </w:r>
+      <w:r>
+        <w:rPr>
+          <w:rFonts w:ascii="Calibri" w:hAnsi="Calibri" w:eastAsia="Calibri"/>
+          <w:b w:val="0"/>
+          <w:i w:val="0"/>
+          <w:color w:val="000000"/>
+          <w:sz w:val="22"/>
+        </w:rPr>
+        <w:t xml:space="preserve">Organization for Economic Co-operation and Development (OECD): Jarmila Botev </w:t>
+      </w:r>
+    </w:p>
+    <w:p>
+      <w:pPr>
+        <w:autoSpaceDN w:val="0"/>
+        <w:tabs>
+          <w:tab w:pos="720" w:val="left"/>
+        </w:tabs>
+        <w:autoSpaceDE w:val="0"/>
+        <w:widowControl/>
+        <w:spacing w:line="223" w:lineRule="auto" w:before="18" w:after="0"/>
+        <w:ind w:left="360" w:right="0" w:firstLine="0"/>
+        <w:jc w:val="left"/>
+      </w:pPr>
+      <w:r>
+        <w:rPr>
+          <w:rFonts w:ascii="Times New Roman" w:hAnsi="Times New Roman" w:eastAsia="Times New Roman"/>
+          <w:b w:val="0"/>
+          <w:i w:val="0"/>
+          <w:color w:val="000000"/>
+          <w:sz w:val="22"/>
+        </w:rPr>
+        <w:t>–</w:t>
+      </w:r>
+      <w:r>
+        <w:tab/>
+      </w:r>
+      <w:r>
+        <w:rPr>
+          <w:rFonts w:ascii="Calibri" w:hAnsi="Calibri" w:eastAsia="Calibri"/>
+          <w:b w:val="0"/>
+          <w:i w:val="0"/>
+          <w:color w:val="000000"/>
+          <w:sz w:val="22"/>
+        </w:rPr>
+        <w:t xml:space="preserve">United Nations Economic Commission for Latin America and the Caribbean (UN-ECLAC): Alfonso </w:t>
+      </w:r>
+    </w:p>
+    <w:p>
+      <w:pPr>
+        <w:autoSpaceDN w:val="0"/>
+        <w:autoSpaceDE w:val="0"/>
+        <w:widowControl/>
+        <w:spacing w:line="197" w:lineRule="auto" w:before="48" w:after="0"/>
+        <w:ind w:left="720" w:right="0" w:firstLine="0"/>
+        <w:jc w:val="left"/>
+      </w:pPr>
+      <w:r>
+        <w:rPr>
+          <w:rFonts w:ascii="Calibri" w:hAnsi="Calibri" w:eastAsia="Calibri"/>
+          <w:b w:val="0"/>
+          <w:i w:val="0"/>
+          <w:color w:val="000000"/>
+          <w:sz w:val="22"/>
+        </w:rPr>
+        <w:t xml:space="preserve">Zeron, Claudia Andrea De Camino Ferrario, Ernestina Brigida Perez Ardiles, Giannina Lopez, Lady </w:t>
+      </w:r>
+    </w:p>
+    <w:p>
+      <w:pPr>
+        <w:autoSpaceDN w:val="0"/>
+        <w:autoSpaceDE w:val="0"/>
+        <w:widowControl/>
+        <w:spacing w:line="197" w:lineRule="auto" w:before="48" w:after="0"/>
+        <w:ind w:left="720" w:right="0" w:firstLine="0"/>
+        <w:jc w:val="left"/>
+      </w:pPr>
+      <w:r>
+        <w:rPr>
+          <w:rFonts w:ascii="Calibri" w:hAnsi="Calibri" w:eastAsia="Calibri"/>
+          <w:b w:val="0"/>
+          <w:i w:val="0"/>
+          <w:color w:val="000000"/>
+          <w:sz w:val="22"/>
+        </w:rPr>
+        <w:t xml:space="preserve">Infante </w:t>
+      </w:r>
+    </w:p>
+    <w:p>
+      <w:pPr>
+        <w:autoSpaceDN w:val="0"/>
+        <w:tabs>
+          <w:tab w:pos="720" w:val="left"/>
+        </w:tabs>
+        <w:autoSpaceDE w:val="0"/>
+        <w:widowControl/>
+        <w:spacing w:line="223" w:lineRule="auto" w:before="16" w:after="0"/>
+        <w:ind w:left="360" w:right="0" w:firstLine="0"/>
+        <w:jc w:val="left"/>
+      </w:pPr>
+      <w:r>
+        <w:rPr>
+          <w:rFonts w:ascii="Times New Roman" w:hAnsi="Times New Roman" w:eastAsia="Times New Roman"/>
+          <w:b w:val="0"/>
+          <w:i w:val="0"/>
+          <w:color w:val="000000"/>
+          <w:sz w:val="22"/>
+        </w:rPr>
+        <w:t>–</w:t>
+      </w:r>
+      <w:r>
+        <w:tab/>
+      </w:r>
+      <w:r>
+        <w:rPr>
+          <w:rFonts w:ascii="Calibri" w:hAnsi="Calibri" w:eastAsia="Calibri"/>
+          <w:b w:val="0"/>
+          <w:i w:val="0"/>
+          <w:color w:val="000000"/>
+          <w:sz w:val="22"/>
+        </w:rPr>
+        <w:t xml:space="preserve">United Nations Economic Commission for Western Asia: Majed Skaini </w:t>
+      </w:r>
+    </w:p>
+    <w:p>
+      <w:pPr>
+        <w:autoSpaceDN w:val="0"/>
+        <w:autoSpaceDE w:val="0"/>
+        <w:widowControl/>
+        <w:spacing w:line="197" w:lineRule="auto" w:before="314" w:after="0"/>
+        <w:ind w:left="0" w:right="0" w:firstLine="0"/>
+        <w:jc w:val="left"/>
+      </w:pPr>
+      <w:r>
+        <w:rPr>
+          <w:rFonts w:ascii="Calibri" w:hAnsi="Calibri" w:eastAsia="Calibri"/>
+          <w:b/>
+          <w:i w:val="0"/>
+          <w:color w:val="000000"/>
+          <w:sz w:val="22"/>
+          <w:u w:val="single"/>
+        </w:rPr>
+        <w:t>World Bank</w:t>
+      </w:r>
+      <w:r>
+        <w:rPr>
+          <w:rFonts w:ascii="Calibri" w:hAnsi="Calibri" w:eastAsia="Calibri"/>
+          <w:b/>
+          <w:i w:val="0"/>
+          <w:color w:val="000000"/>
+          <w:sz w:val="22"/>
+        </w:rPr>
+        <w:t xml:space="preserve"> </w:t>
+      </w:r>
+    </w:p>
+    <w:p>
+      <w:pPr>
+        <w:autoSpaceDN w:val="0"/>
+        <w:tabs>
+          <w:tab w:pos="720" w:val="left"/>
+        </w:tabs>
+        <w:autoSpaceDE w:val="0"/>
+        <w:widowControl/>
+        <w:spacing w:line="223" w:lineRule="auto" w:before="16" w:after="0"/>
+        <w:ind w:left="360" w:right="0" w:firstLine="0"/>
+        <w:jc w:val="left"/>
+      </w:pPr>
+      <w:r>
+        <w:rPr>
+          <w:rFonts w:ascii="Times New Roman" w:hAnsi="Times New Roman" w:eastAsia="Times New Roman"/>
+          <w:b w:val="0"/>
+          <w:i w:val="0"/>
+          <w:color w:val="000000"/>
+          <w:sz w:val="22"/>
+        </w:rPr>
+        <w:t>–</w:t>
+      </w:r>
+      <w:r>
+        <w:tab/>
+      </w:r>
+      <w:r>
+        <w:rPr>
+          <w:rFonts w:ascii="Calibri" w:hAnsi="Calibri" w:eastAsia="Calibri"/>
+          <w:b w:val="0"/>
+          <w:i w:val="0"/>
+          <w:color w:val="000000"/>
+          <w:sz w:val="22"/>
+        </w:rPr>
+        <w:t xml:space="preserve">Haishan Fu, World Bank Group </w:t>
+      </w:r>
+    </w:p>
+    <w:p>
+      <w:pPr>
+        <w:autoSpaceDN w:val="0"/>
+        <w:tabs>
+          <w:tab w:pos="720" w:val="left"/>
+        </w:tabs>
+        <w:autoSpaceDE w:val="0"/>
+        <w:widowControl/>
+        <w:spacing w:line="223" w:lineRule="auto" w:before="16" w:after="0"/>
+        <w:ind w:left="360" w:right="0" w:firstLine="0"/>
+        <w:jc w:val="left"/>
+      </w:pPr>
+      <w:r>
+        <w:rPr>
+          <w:rFonts w:ascii="Times New Roman" w:hAnsi="Times New Roman" w:eastAsia="Times New Roman"/>
+          <w:b w:val="0"/>
+          <w:i w:val="0"/>
+          <w:color w:val="000000"/>
+          <w:sz w:val="22"/>
+        </w:rPr>
+        <w:t>–</w:t>
+      </w:r>
+      <w:r>
+        <w:tab/>
+      </w:r>
+      <w:r>
+        <w:rPr>
+          <w:rFonts w:ascii="Calibri" w:hAnsi="Calibri" w:eastAsia="Calibri"/>
+          <w:b w:val="0"/>
+          <w:i w:val="0"/>
+          <w:color w:val="000000"/>
+          <w:sz w:val="22"/>
+        </w:rPr>
+        <w:t xml:space="preserve">Evis Rucaj, World Bank Group </w:t>
+      </w:r>
+    </w:p>
+    <w:p>
+      <w:pPr>
+        <w:autoSpaceDN w:val="0"/>
+        <w:tabs>
+          <w:tab w:pos="720" w:val="left"/>
+        </w:tabs>
+        <w:autoSpaceDE w:val="0"/>
+        <w:widowControl/>
+        <w:spacing w:line="223" w:lineRule="auto" w:before="18" w:after="0"/>
+        <w:ind w:left="360" w:right="0" w:firstLine="0"/>
+        <w:jc w:val="left"/>
+      </w:pPr>
+      <w:r>
+        <w:rPr>
+          <w:rFonts w:ascii="Times New Roman" w:hAnsi="Times New Roman" w:eastAsia="Times New Roman"/>
+          <w:b w:val="0"/>
+          <w:i w:val="0"/>
+          <w:color w:val="000000"/>
+          <w:sz w:val="22"/>
+        </w:rPr>
+        <w:t>–</w:t>
+      </w:r>
+      <w:r>
+        <w:tab/>
+      </w:r>
+      <w:r>
+        <w:rPr>
+          <w:rFonts w:ascii="Calibri" w:hAnsi="Calibri" w:eastAsia="Calibri"/>
+          <w:b w:val="0"/>
+          <w:i w:val="0"/>
+          <w:color w:val="000000"/>
+          <w:sz w:val="22"/>
+        </w:rPr>
+        <w:t xml:space="preserve">Marko Rissanen , World Bank Group </w:t>
+      </w:r>
+    </w:p>
+    <w:p>
+      <w:pPr>
+        <w:autoSpaceDN w:val="0"/>
+        <w:tabs>
+          <w:tab w:pos="720" w:val="left"/>
+        </w:tabs>
+        <w:autoSpaceDE w:val="0"/>
+        <w:widowControl/>
+        <w:spacing w:line="223" w:lineRule="auto" w:before="16" w:after="0"/>
+        <w:ind w:left="360" w:right="0" w:firstLine="0"/>
+        <w:jc w:val="left"/>
+      </w:pPr>
+      <w:r>
+        <w:rPr>
+          <w:rFonts w:ascii="Times New Roman" w:hAnsi="Times New Roman" w:eastAsia="Times New Roman"/>
+          <w:b w:val="0"/>
+          <w:i w:val="0"/>
+          <w:color w:val="000000"/>
+          <w:sz w:val="22"/>
+        </w:rPr>
+        <w:t>–</w:t>
+      </w:r>
+      <w:r>
+        <w:tab/>
+      </w:r>
+      <w:r>
+        <w:rPr>
+          <w:rFonts w:ascii="Calibri" w:hAnsi="Calibri" w:eastAsia="Calibri"/>
+          <w:b w:val="0"/>
+          <w:i w:val="0"/>
+          <w:color w:val="000000"/>
+          <w:sz w:val="22"/>
+        </w:rPr>
+        <w:t xml:space="preserve">Yan Bai, World Bank Group </w:t>
+      </w:r>
+    </w:p>
+    <w:p>
+      <w:pPr>
+        <w:autoSpaceDN w:val="0"/>
+        <w:tabs>
+          <w:tab w:pos="720" w:val="left"/>
+        </w:tabs>
+        <w:autoSpaceDE w:val="0"/>
+        <w:widowControl/>
+        <w:spacing w:line="223" w:lineRule="auto" w:before="18" w:after="0"/>
+        <w:ind w:left="360" w:right="0" w:firstLine="0"/>
+        <w:jc w:val="left"/>
+      </w:pPr>
+      <w:r>
+        <w:rPr>
+          <w:rFonts w:ascii="Times New Roman" w:hAnsi="Times New Roman" w:eastAsia="Times New Roman"/>
+          <w:b w:val="0"/>
+          <w:i w:val="0"/>
+          <w:color w:val="000000"/>
+          <w:sz w:val="22"/>
+        </w:rPr>
+        <w:t>–</w:t>
+      </w:r>
+      <w:r>
+        <w:tab/>
+      </w:r>
+      <w:r>
+        <w:rPr>
+          <w:rFonts w:ascii="Calibri" w:hAnsi="Calibri" w:eastAsia="Calibri"/>
+          <w:b w:val="0"/>
+          <w:i w:val="0"/>
+          <w:color w:val="000000"/>
+          <w:sz w:val="22"/>
+        </w:rPr>
+        <w:t xml:space="preserve">Rui Costa, World Bank Group </w:t>
+      </w:r>
+    </w:p>
+    <w:p>
+      <w:pPr>
+        <w:autoSpaceDN w:val="0"/>
+        <w:tabs>
+          <w:tab w:pos="720" w:val="left"/>
+        </w:tabs>
+        <w:autoSpaceDE w:val="0"/>
+        <w:widowControl/>
+        <w:spacing w:line="223" w:lineRule="auto" w:before="16" w:after="0"/>
+        <w:ind w:left="360" w:right="0" w:firstLine="0"/>
+        <w:jc w:val="left"/>
+      </w:pPr>
+      <w:r>
+        <w:rPr>
+          <w:rFonts w:ascii="Times New Roman" w:hAnsi="Times New Roman" w:eastAsia="Times New Roman"/>
+          <w:b w:val="0"/>
+          <w:i w:val="0"/>
+          <w:color w:val="000000"/>
+          <w:sz w:val="22"/>
+        </w:rPr>
+        <w:t>–</w:t>
+      </w:r>
+      <w:r>
+        <w:tab/>
+      </w:r>
+      <w:r>
+        <w:rPr>
+          <w:rFonts w:ascii="Calibri" w:hAnsi="Calibri" w:eastAsia="Calibri"/>
+          <w:b w:val="0"/>
+          <w:i w:val="0"/>
+          <w:color w:val="000000"/>
+          <w:sz w:val="22"/>
+        </w:rPr>
+        <w:t xml:space="preserve">Yuri Dikhanov, World Bank Group </w:t>
+      </w:r>
+    </w:p>
+    <w:p>
+      <w:pPr>
+        <w:autoSpaceDN w:val="0"/>
+        <w:tabs>
+          <w:tab w:pos="720" w:val="left"/>
+        </w:tabs>
+        <w:autoSpaceDE w:val="0"/>
+        <w:widowControl/>
+        <w:spacing w:line="223" w:lineRule="auto" w:before="18" w:after="0"/>
+        <w:ind w:left="360" w:right="0" w:firstLine="0"/>
+        <w:jc w:val="left"/>
+      </w:pPr>
+      <w:r>
+        <w:rPr>
+          <w:rFonts w:ascii="Times New Roman" w:hAnsi="Times New Roman" w:eastAsia="Times New Roman"/>
+          <w:b w:val="0"/>
+          <w:i w:val="0"/>
+          <w:color w:val="000000"/>
+          <w:sz w:val="22"/>
+        </w:rPr>
+        <w:t>–</w:t>
+      </w:r>
+      <w:r>
+        <w:tab/>
+      </w:r>
+      <w:r>
+        <w:rPr>
+          <w:rFonts w:ascii="Calibri" w:hAnsi="Calibri" w:eastAsia="Calibri"/>
+          <w:b w:val="0"/>
+          <w:i w:val="0"/>
+          <w:color w:val="000000"/>
+          <w:sz w:val="22"/>
+        </w:rPr>
+        <w:t xml:space="preserve">Nancy Kebe, World Bank Group </w:t>
+      </w:r>
+    </w:p>
+    <w:p>
+      <w:pPr>
+        <w:autoSpaceDN w:val="0"/>
+        <w:tabs>
+          <w:tab w:pos="720" w:val="left"/>
+        </w:tabs>
+        <w:autoSpaceDE w:val="0"/>
+        <w:widowControl/>
+        <w:spacing w:line="223" w:lineRule="auto" w:before="16" w:after="0"/>
+        <w:ind w:left="360" w:right="0" w:firstLine="0"/>
+        <w:jc w:val="left"/>
+      </w:pPr>
+      <w:r>
+        <w:rPr>
+          <w:rFonts w:ascii="Times New Roman" w:hAnsi="Times New Roman" w:eastAsia="Times New Roman"/>
+          <w:b w:val="0"/>
+          <w:i w:val="0"/>
+          <w:color w:val="000000"/>
+          <w:sz w:val="22"/>
+        </w:rPr>
+        <w:t>–</w:t>
+      </w:r>
+      <w:r>
+        <w:tab/>
+      </w:r>
+      <w:r>
+        <w:rPr>
+          <w:rFonts w:ascii="Calibri" w:hAnsi="Calibri" w:eastAsia="Calibri"/>
+          <w:b w:val="0"/>
+          <w:i w:val="0"/>
+          <w:color w:val="000000"/>
+          <w:sz w:val="22"/>
+        </w:rPr>
+        <w:t xml:space="preserve">Maurice Nsabimana, World Bank Group </w:t>
+      </w:r>
+    </w:p>
+    <w:p>
+      <w:pPr>
+        <w:autoSpaceDN w:val="0"/>
+        <w:tabs>
+          <w:tab w:pos="720" w:val="left"/>
+        </w:tabs>
+        <w:autoSpaceDE w:val="0"/>
+        <w:widowControl/>
+        <w:spacing w:line="223" w:lineRule="auto" w:before="14" w:after="0"/>
+        <w:ind w:left="360" w:right="0" w:firstLine="0"/>
+        <w:jc w:val="left"/>
+      </w:pPr>
+      <w:r>
+        <w:rPr>
+          <w:rFonts w:ascii="Times New Roman" w:hAnsi="Times New Roman" w:eastAsia="Times New Roman"/>
+          <w:b w:val="0"/>
+          <w:i w:val="0"/>
+          <w:color w:val="000000"/>
+          <w:sz w:val="22"/>
+        </w:rPr>
+        <w:t>–</w:t>
+      </w:r>
+      <w:r>
+        <w:tab/>
+      </w:r>
+      <w:r>
+        <w:rPr>
+          <w:rFonts w:ascii="Calibri" w:hAnsi="Calibri" w:eastAsia="Calibri"/>
+          <w:b w:val="0"/>
+          <w:i w:val="0"/>
+          <w:color w:val="000000"/>
+          <w:sz w:val="22"/>
+        </w:rPr>
+        <w:t xml:space="preserve">Edie Purdie, World Bank Group </w:t>
+      </w:r>
+    </w:p>
+    <w:p>
+      <w:pPr>
+        <w:autoSpaceDN w:val="0"/>
+        <w:tabs>
+          <w:tab w:pos="720" w:val="left"/>
+        </w:tabs>
+        <w:autoSpaceDE w:val="0"/>
+        <w:widowControl/>
+        <w:spacing w:line="223" w:lineRule="auto" w:before="18" w:after="0"/>
+        <w:ind w:left="360" w:right="0" w:firstLine="0"/>
+        <w:jc w:val="left"/>
+      </w:pPr>
+      <w:r>
+        <w:rPr>
+          <w:rFonts w:ascii="Times New Roman" w:hAnsi="Times New Roman" w:eastAsia="Times New Roman"/>
+          <w:b w:val="0"/>
+          <w:i w:val="0"/>
+          <w:color w:val="000000"/>
+          <w:sz w:val="22"/>
+        </w:rPr>
+        <w:t>–</w:t>
+      </w:r>
+      <w:r>
+        <w:tab/>
+      </w:r>
+      <w:r>
+        <w:rPr>
+          <w:rFonts w:ascii="Calibri" w:hAnsi="Calibri" w:eastAsia="Calibri"/>
+          <w:b w:val="0"/>
+          <w:i w:val="0"/>
+          <w:color w:val="000000"/>
+          <w:sz w:val="22"/>
+        </w:rPr>
+        <w:t xml:space="preserve">Inyoung Song, World Bank Group </w:t>
+      </w:r>
+    </w:p>
+    <w:p>
+      <w:pPr>
+        <w:autoSpaceDN w:val="0"/>
+        <w:tabs>
+          <w:tab w:pos="720" w:val="left"/>
+        </w:tabs>
+        <w:autoSpaceDE w:val="0"/>
+        <w:widowControl/>
+        <w:spacing w:line="223" w:lineRule="auto" w:before="16" w:after="0"/>
+        <w:ind w:left="360" w:right="0" w:firstLine="0"/>
+        <w:jc w:val="left"/>
+      </w:pPr>
+      <w:r>
+        <w:rPr>
+          <w:rFonts w:ascii="Times New Roman" w:hAnsi="Times New Roman" w:eastAsia="Times New Roman"/>
+          <w:b w:val="0"/>
+          <w:i w:val="0"/>
+          <w:color w:val="000000"/>
+          <w:sz w:val="22"/>
+        </w:rPr>
+        <w:t>–</w:t>
+      </w:r>
+      <w:r>
+        <w:tab/>
+      </w:r>
+      <w:r>
+        <w:rPr>
+          <w:rFonts w:ascii="Calibri" w:hAnsi="Calibri" w:eastAsia="Calibri"/>
+          <w:b w:val="0"/>
+          <w:i w:val="0"/>
+          <w:color w:val="000000"/>
+          <w:sz w:val="22"/>
+        </w:rPr>
+        <w:t xml:space="preserve">Giovanni Tonutti, World Bank Group </w:t>
+      </w:r>
+    </w:p>
+    <w:p>
+      <w:pPr>
+        <w:autoSpaceDN w:val="0"/>
+        <w:tabs>
+          <w:tab w:pos="720" w:val="left"/>
+        </w:tabs>
+        <w:autoSpaceDE w:val="0"/>
+        <w:widowControl/>
+        <w:spacing w:line="223" w:lineRule="auto" w:before="16" w:after="0"/>
+        <w:ind w:left="360" w:right="0" w:firstLine="0"/>
+        <w:jc w:val="left"/>
+      </w:pPr>
+      <w:r>
+        <w:rPr>
+          <w:rFonts w:ascii="Times New Roman" w:hAnsi="Times New Roman" w:eastAsia="Times New Roman"/>
+          <w:b w:val="0"/>
+          <w:i w:val="0"/>
+          <w:color w:val="000000"/>
+          <w:sz w:val="22"/>
+        </w:rPr>
+        <w:t>–</w:t>
+      </w:r>
+      <w:r>
+        <w:tab/>
+      </w:r>
+      <w:r>
+        <w:rPr>
+          <w:rFonts w:ascii="Calibri" w:hAnsi="Calibri" w:eastAsia="Calibri"/>
+          <w:b w:val="0"/>
+          <w:i w:val="0"/>
+          <w:color w:val="000000"/>
+          <w:sz w:val="22"/>
+        </w:rPr>
+        <w:t xml:space="preserve">Mizuki Yamanaka, World Bank Group </w:t>
+      </w:r>
+    </w:p>
+    <w:p>
+      <w:pPr>
+        <w:autoSpaceDN w:val="0"/>
+        <w:autoSpaceDE w:val="0"/>
+        <w:widowControl/>
+        <w:spacing w:line="197" w:lineRule="auto" w:before="2694" w:after="0"/>
+        <w:ind w:left="0" w:right="0" w:firstLine="0"/>
+        <w:jc w:val="center"/>
+      </w:pPr>
+      <w:r>
+        <w:rPr>
+          <w:rFonts w:ascii="Calibri" w:hAnsi="Calibri" w:eastAsia="Calibri"/>
+          <w:b w:val="0"/>
+          <w:i w:val="0"/>
+          <w:color w:val="000000"/>
+          <w:sz w:val="22"/>
+        </w:rPr>
+        <w:t xml:space="preserve">7 </w:t>
       </w:r>
     </w:p>
     <w:sectPr>
       <w:pgSz w:w="12240" w:h="15840"/>
-      <w:pgMar w:top="720" w:right="720" w:bottom="720" w:left="720" w:header="720" w:footer="720" w:gutter="0"/>
-      <w:cols w:space="720"/>
+      <w:pgMar w:top="744" w:right="1414" w:bottom="496" w:left="1440" w:header="720" w:footer="720" w:gutter="0"/>
+      <w:cols/>
       <w:docGrid w:linePitch="360"/>
     </w:sectPr>
   </w:body>
